--- a/downloads/student/ai-2-week-22.docx
+++ b/downloads/student/ai-2-week-22.docx
@@ -2101,6 +2101,16 @@
     <w:p>
       <w:r>
         <w:t>Nearest-neighbour votes depend on feature representation; they are not calibrated probabilities or guaranteed correct labels.</w:t>
+      </w:r>
+    </w:p>
+    <w:p>
+      <w:r>
+        <w:t>Read the labelled picture: Why do k=1 and k=3 disagree for the original query?</w:t>
+      </w:r>
+    </w:p>
+    <w:p>
+      <w:r>
+        <w:t>Change one thing: Move query from 7 to 9 while keeping training fixed. Predict the result before checking the explanation. What remains the same?</w:t>
       </w:r>
     </w:p>
     <w:p>
@@ -4113,6 +4123,187 @@
     <w:p>
       <w:r>
         <w:t>Attempt the independent case before hints. Record whether you worked alone, used a hint or followed a model. After feedback, fix the first unsupported step and explain why it changed. A later check uses a changed case, not a copied answer.</w:t>
+      </w:r>
+    </w:p>
+    <w:p>
+      <w:pPr>
+        <w:pStyle w:val="Heading1"/>
+      </w:pPr>
+      <w:r>
+        <w:t>15. Your lesson route</w:t>
+      </w:r>
+    </w:p>
+    <w:p>
+      <w:r>
+        <w:t>Start with this question: A fictional one-feature classifier predicts compact or extended book format.</w:t>
+      </w:r>
+    </w:p>
+    <w:tbl>
+      <w:tblPr>
+        <w:tblStyle w:val="LightShading-Accent1"/>
+        <w:tblW w:type="auto" w:w="0"/>
+        <w:tblLook w:firstColumn="1" w:firstRow="1" w:lastColumn="0" w:lastRow="0" w:noHBand="0" w:noVBand="1" w:val="04A0"/>
+      </w:tblPr>
+      <w:tblGrid>
+        <w:gridCol w:w="5112"/>
+        <w:gridCol w:w="5112"/>
+      </w:tblGrid>
+      <w:tr>
+        <w:trPr>
+          <w:tblHeader/>
+        </w:trPr>
+        <w:tc>
+          <w:tcPr>
+            <w:tcW w:type="dxa" w:w="5112"/>
+          </w:tcPr>
+          <w:p>
+            <w:r>
+              <w:t>By the end, I can</w:t>
+            </w:r>
+          </w:p>
+        </w:tc>
+        <w:tc>
+          <w:tcPr>
+            <w:tcW w:type="dxa" w:w="5112"/>
+          </w:tcPr>
+          <w:p>
+            <w:r>
+              <w:t>How I will show it</w:t>
+            </w:r>
+          </w:p>
+        </w:tc>
+      </w:tr>
+      <w:tr>
+        <w:tc>
+          <w:tcPr>
+            <w:tcW w:type="dxa" w:w="5112"/>
+          </w:tcPr>
+          <w:p>
+            <w:r>
+              <w:t>Compute absolute distances and rank training neighbours</w:t>
+            </w:r>
+          </w:p>
+        </w:tc>
+        <w:tc>
+          <w:tcPr>
+            <w:tcW w:type="dxa" w:w="5112"/>
+          </w:tcPr>
+          <w:p>
+            <w:r>
+              <w:t>Explain the deciding step, show a trace or test, and state one limit.</w:t>
+            </w:r>
+          </w:p>
+        </w:tc>
+      </w:tr>
+      <w:tr>
+        <w:tc>
+          <w:tcPr>
+            <w:tcW w:type="dxa" w:w="5112"/>
+          </w:tcPr>
+          <w:p>
+            <w:r>
+              <w:t>Apply a declared neighbour count and distance tie rule</w:t>
+            </w:r>
+          </w:p>
+        </w:tc>
+        <w:tc>
+          <w:tcPr>
+            <w:tcW w:type="dxa" w:w="5112"/>
+          </w:tcPr>
+          <w:p>
+            <w:r>
+              <w:t>Explain the deciding step, show a trace or test, and state one limit.</w:t>
+            </w:r>
+          </w:p>
+        </w:tc>
+      </w:tr>
+      <w:tr>
+        <w:tc>
+          <w:tcPr>
+            <w:tcW w:type="dxa" w:w="5112"/>
+          </w:tcPr>
+          <w:p>
+            <w:r>
+              <w:t>Evaluate neighbour predictions without using validation labels as neighbours</w:t>
+            </w:r>
+          </w:p>
+        </w:tc>
+        <w:tc>
+          <w:tcPr>
+            <w:tcW w:type="dxa" w:w="5112"/>
+          </w:tcPr>
+          <w:p>
+            <w:r>
+              <w:t>Explain the deciding step, show a trace or test, and state one limit.</w:t>
+            </w:r>
+          </w:p>
+        </w:tc>
+      </w:tr>
+    </w:tbl>
+    <w:p>
+      <w:r>
+        <w:t>Remember → watch and explain → try with help → investigate → try independently → keep project evidence. Your teacher may spread this lesson across several classes.</w:t>
+      </w:r>
+    </w:p>
+    <w:p>
+      <w:r>
+        <w:t>Keep your first prediction. Compare it with what the evidence shows and explain any change.</w:t>
+      </w:r>
+    </w:p>
+    <w:p>
+      <w:pPr>
+        <w:pStyle w:val="Heading1"/>
+      </w:pPr>
+      <w:r>
+        <w:t>16. Finish and return</w:t>
+      </w:r>
+    </w:p>
+    <w:p>
+      <w:r>
+        <w:t>Close your notes. Explain this goal in your own words: Compute absolute distances and rank training neighbours</w:t>
+      </w:r>
+    </w:p>
+    <w:p>
+      <w:pPr>
+        <w:pStyle w:val="Heading3"/>
+      </w:pPr>
+      <w:r>
+        <w:t>My deciding step, evidence and one remaining question</w:t>
+      </w:r>
+    </w:p>
+    <w:p>
+      <w:r>
+        <w:t>________________________________________________________________</w:t>
+      </w:r>
+    </w:p>
+    <w:p>
+      <w:r>
+        <w:t>________________________________________________________________</w:t>
+      </w:r>
+    </w:p>
+    <w:p>
+      <w:r>
+        <w:t>________________________________________________________________</w:t>
+      </w:r>
+    </w:p>
+    <w:p>
+      <w:r>
+        <w:t>________________________________________________________________</w:t>
+      </w:r>
+    </w:p>
+    <w:p>
+      <w:r>
+        <w:t>________________________________________________________________</w:t>
+      </w:r>
+    </w:p>
+    <w:p>
+      <w:r>
+        <w:t>If you are unsure, return to the worked picture and explain one arrow. If you are ready, change an input or assumption and justify your prediction.</w:t>
+      </w:r>
+    </w:p>
+    <w:p>
+      <w:r>
+        <w:t>Save your workbook evidence. At the next review, try a different case before opening your old answer.</w:t>
       </w:r>
     </w:p>
     <w:sectPr>

--- a/downloads/student/ai-2-week-22.docx
+++ b/downloads/student/ai-2-week-22.docx
@@ -4304,6 +4304,220 @@
     <w:p>
       <w:r>
         <w:t>Save your workbook evidence. At the next review, try a different case before opening your old answer.</w:t>
+      </w:r>
+    </w:p>
+    <w:p>
+      <w:pPr>
+        <w:pStyle w:val="Heading1"/>
+      </w:pPr>
+      <w:r>
+        <w:t>17. Supported practice, repair and portfolio</w:t>
+      </w:r>
+    </w:p>
+    <w:p>
+      <w:r>
+        <w:t>Use this supported practice once, in the browser or on paper. Keep the reserved independent assessment for a separate first attempt before teacher feedback.</w:t>
+      </w:r>
+    </w:p>
+    <w:p>
+      <w:r>
+        <w:t>A fictional one-feature classifier predicts compact or extended book format.</w:t>
+      </w:r>
+    </w:p>
+    <w:p>
+      <w:pPr>
+        <w:pStyle w:val="Heading3"/>
+      </w:pPr>
+      <w:r>
+        <w:t>Practice 1: explain the deciding evidence</w:t>
+      </w:r>
+    </w:p>
+    <w:p>
+      <w:r>
+        <w:t>Which labelled step matches this detail? B,C,A vote extended,compact,compact: predict compact.</w:t>
+      </w:r>
+    </w:p>
+    <w:p>
+      <w:r>
+        <w:t>1. k=1 prediction</w:t>
+      </w:r>
+    </w:p>
+    <w:p>
+      <w:r>
+        <w:t>2. Order neighbours</w:t>
+      </w:r>
+    </w:p>
+    <w:p>
+      <w:r>
+        <w:t>3. k=3 prediction</w:t>
+      </w:r>
+    </w:p>
+    <w:p>
+      <w:r>
+        <w:t>4. Measure distances</w:t>
+      </w:r>
+    </w:p>
+    <w:p>
+      <w:pPr>
+        <w:pStyle w:val="Heading3"/>
+      </w:pPr>
+      <w:r>
+        <w:t>My selected conclusion, deciding fact and explanation</w:t>
+      </w:r>
+    </w:p>
+    <w:p>
+      <w:r>
+        <w:t>________________________________________________________________</w:t>
+      </w:r>
+    </w:p>
+    <w:p>
+      <w:r>
+        <w:t>________________________________________________________________</w:t>
+      </w:r>
+    </w:p>
+    <w:p>
+      <w:r>
+        <w:t>________________________________________________________________</w:t>
+      </w:r>
+    </w:p>
+    <w:p>
+      <w:r>
+        <w:t>________________________________________________________________</w:t>
+      </w:r>
+    </w:p>
+    <w:p>
+      <w:r>
+        <w:t>________________________________________________________________</w:t>
+      </w:r>
+    </w:p>
+    <w:p>
+      <w:r>
+        <w:t>Hint if needed: Read the steps in the pictorial case. Match the supplied detail to the stage that performs or records it.</w:t>
+      </w:r>
+    </w:p>
+    <w:p>
+      <w:r>
+        <w:t>After your attempt, compare with the supported explanation: k=3 prediction B,C,A vote extended,compact,compact: predict compact. Changing k changes how many training neighbours vote, even though all distances remain fixed. The query’s reference label must not enter the stored pool before predicting. Tie policies make ordering reproducible; without them, list order could unexpectedly determine the single-neighbour result.</w:t>
+      </w:r>
+    </w:p>
+    <w:p>
+      <w:pPr>
+        <w:pStyle w:val="Heading3"/>
+      </w:pPr>
+      <w:r>
+        <w:t>Practice 2: explain the deciding evidence</w:t>
+      </w:r>
+    </w:p>
+    <w:p>
+      <w:r>
+        <w:t>Changed-case practice: Move query from 7 to 9 while keeping training fixed. Which conclusion is supported by the supplied facts?</w:t>
+      </w:r>
+    </w:p>
+    <w:p>
+      <w:r>
+        <w:t>1. This one example guarantees correct results for every future input.</w:t>
+      </w:r>
+    </w:p>
+    <w:p>
+      <w:r>
+        <w:t>2. We can decide the result without examining the changed input or the procedure.</w:t>
+      </w:r>
+    </w:p>
+    <w:p>
+      <w:r>
+        <w:t>3. Order becomes C,B,D,A; k=1 predicts compact and k=3 predicts extended.</w:t>
+      </w:r>
+    </w:p>
+    <w:p>
+      <w:pPr>
+        <w:pStyle w:val="Heading3"/>
+      </w:pPr>
+      <w:r>
+        <w:t>My selected conclusion, deciding fact and explanation</w:t>
+      </w:r>
+    </w:p>
+    <w:p>
+      <w:r>
+        <w:t>________________________________________________________________</w:t>
+      </w:r>
+    </w:p>
+    <w:p>
+      <w:r>
+        <w:t>________________________________________________________________</w:t>
+      </w:r>
+    </w:p>
+    <w:p>
+      <w:r>
+        <w:t>________________________________________________________________</w:t>
+      </w:r>
+    </w:p>
+    <w:p>
+      <w:r>
+        <w:t>________________________________________________________________</w:t>
+      </w:r>
+    </w:p>
+    <w:p>
+      <w:r>
+        <w:t>________________________________________________________________</w:t>
+      </w:r>
+    </w:p>
+    <w:p>
+      <w:r>
+        <w:t>Hint if needed: Use the changed condition and the deciding step in the pictorial trace. The answer must say what follows from those facts.</w:t>
+      </w:r>
+    </w:p>
+    <w:p>
+      <w:r>
+        <w:t>After your attempt, compare with the supported explanation: Order becomes C,B,D,A; k=1 predicts compact and k=3 predicts extended. Distances are C=1,B=3,D=3,A=7; B beats D by the ID tie rule.</w:t>
+      </w:r>
+    </w:p>
+    <w:p>
+      <w:pPr>
+        <w:pStyle w:val="Heading3"/>
+      </w:pPr>
+      <w:r>
+        <w:t>Repair a missing building block</w:t>
+      </w:r>
+    </w:p>
+    <w:p>
+      <w:r>
+        <w:t>Review Similarity by Selected Traits (ai-2/21). Goal: Represent items with numeric features. Short practice: Explain why B ceases to be a closest option without any candidate data changing.. Return to this week and explain what you changed.</w:t>
+      </w:r>
+    </w:p>
+    <w:p>
+      <w:r>
+        <w:t>Review Sampling and Representation (ai-2/19). Goal: Define a question and target population. Short practice: Can 80% response be reported as 80% of the whole grade responding?. Return to this week and explain what you changed.</w:t>
+      </w:r>
+    </w:p>
+    <w:p>
+      <w:r>
+        <w:t>Review Overfitting Intuition (ai-2/16). Goal: Compare training and validation evidence for model capacity. Short practice: Does zero training error justify choosing Complex in the original record?. Return to this week and explain what you changed.</w:t>
+      </w:r>
+    </w:p>
+    <w:p>
+      <w:pPr>
+        <w:pStyle w:val="Heading3"/>
+      </w:pPr>
+      <w:r>
+        <w:t>Predict, run and debug</w:t>
+      </w:r>
+    </w:p>
+    <w:p>
+      <w:r>
+        <w:t>The browser lab lets you edit the supported Python examples already included in this lesson. Predict first, run, inspect the actual output or error, change one input, then run again. Keep code, predictions, actual results and a reasoned revision together. On paper, label your result as a trace rather than an execution.</w:t>
+      </w:r>
+    </w:p>
+    <w:p>
+      <w:pPr>
+        <w:pStyle w:val="Heading3"/>
+      </w:pPr>
+      <w:r>
+        <w:t>Keep your completed work</w:t>
+      </w:r>
+    </w:p>
+    <w:p>
+      <w:r>
+        <w:t>Use Download completed work in the hosted lesson to export your answers, reflections, practice feedback and code-run evidence. Open the HTML copy to read or print it. Drafts stay in this browser when storage is available; clear drafts on a shared device.</w:t>
       </w:r>
     </w:p>
     <w:sectPr>

--- a/downloads/student/ai-2-week-22.docx
+++ b/downloads/student/ai-2-week-22.docx
@@ -42,6 +42,11 @@
       </w:r>
     </w:p>
     <w:p>
+      <w:r>
+        <w:t>Start with the target: Compute absolute distances and rank training neighbours. Try the recall before opening notes.</w:t>
+      </w:r>
+    </w:p>
+    <w:p>
       <w:pPr>
         <w:pStyle w:val="Heading3"/>
       </w:pPr>
@@ -50,18 +55,144 @@
       </w:r>
     </w:p>
     <w:p>
-      <w:r>
-        <w:t>I can compute absolute distances and rank training neighbours.</w:t>
-      </w:r>
-    </w:p>
-    <w:p>
-      <w:r>
-        <w:t>I can apply a declared neighbour count and distance tie rule.</w:t>
-      </w:r>
-    </w:p>
-    <w:p>
-      <w:r>
-        <w:t>I can evaluate neighbour predictions without using validation labels as neighbours.</w:t>
+      <w:pPr>
+        <w:spacing w:line="336" w:lineRule="auto" w:after="180"/>
+      </w:pPr>
+      <w:r>
+        <w:rPr>
+          <w:b w:val="0"/>
+        </w:rPr>
+        <w:t xml:space="preserve">I can compute absolute </w:t>
+      </w:r>
+      <w:r>
+        <w:rPr>
+          <w:b/>
+        </w:rPr>
+        <w:t>distance</w:t>
+      </w:r>
+      <w:r>
+        <w:rPr>
+          <w:b w:val="0"/>
+        </w:rPr>
+        <w:t xml:space="preserve">s and rank </w:t>
+      </w:r>
+      <w:r>
+        <w:rPr>
+          <w:b/>
+        </w:rPr>
+        <w:t>training</w:t>
+      </w:r>
+      <w:r>
+        <w:rPr>
+          <w:b w:val="0"/>
+        </w:rPr>
+        <w:t xml:space="preserve"> </w:t>
+      </w:r>
+      <w:r>
+        <w:rPr>
+          <w:b/>
+        </w:rPr>
+        <w:t>neighbour</w:t>
+      </w:r>
+      <w:r>
+        <w:rPr>
+          <w:b w:val="0"/>
+        </w:rPr>
+        <w:t>s.</w:t>
+      </w:r>
+    </w:p>
+    <w:p>
+      <w:pPr>
+        <w:spacing w:line="336" w:lineRule="auto" w:after="180"/>
+      </w:pPr>
+      <w:r>
+        <w:rPr>
+          <w:b w:val="0"/>
+        </w:rPr>
+        <w:t xml:space="preserve">I can apply a declared </w:t>
+      </w:r>
+      <w:r>
+        <w:rPr>
+          <w:b/>
+        </w:rPr>
+        <w:t>neighbour</w:t>
+      </w:r>
+      <w:r>
+        <w:rPr>
+          <w:b w:val="0"/>
+        </w:rPr>
+        <w:t xml:space="preserve"> count and </w:t>
+      </w:r>
+      <w:r>
+        <w:rPr>
+          <w:b/>
+        </w:rPr>
+        <w:t>distance</w:t>
+      </w:r>
+      <w:r>
+        <w:rPr>
+          <w:b w:val="0"/>
+        </w:rPr>
+        <w:t xml:space="preserve"> </w:t>
+      </w:r>
+      <w:r>
+        <w:rPr>
+          <w:b/>
+        </w:rPr>
+        <w:t>tie rule</w:t>
+      </w:r>
+      <w:r>
+        <w:rPr>
+          <w:b w:val="0"/>
+        </w:rPr>
+        <w:t>.</w:t>
+      </w:r>
+    </w:p>
+    <w:p>
+      <w:pPr>
+        <w:spacing w:line="336" w:lineRule="auto" w:after="180"/>
+      </w:pPr>
+      <w:r>
+        <w:rPr>
+          <w:b w:val="0"/>
+        </w:rPr>
+        <w:t xml:space="preserve">I can evaluate </w:t>
+      </w:r>
+      <w:r>
+        <w:rPr>
+          <w:b/>
+        </w:rPr>
+        <w:t>neighbour</w:t>
+      </w:r>
+      <w:r>
+        <w:rPr>
+          <w:b w:val="0"/>
+        </w:rPr>
+        <w:t xml:space="preserve"> </w:t>
+      </w:r>
+      <w:r>
+        <w:rPr>
+          <w:b/>
+        </w:rPr>
+        <w:t>prediction</w:t>
+      </w:r>
+      <w:r>
+        <w:rPr>
+          <w:b w:val="0"/>
+        </w:rPr>
+        <w:t xml:space="preserve">s without using validation labels as </w:t>
+      </w:r>
+      <w:r>
+        <w:rPr>
+          <w:b/>
+        </w:rPr>
+        <w:t>neighbour</w:t>
+      </w:r>
+      <w:r>
+        <w:rPr>
+          <w:b w:val="0"/>
+        </w:rPr>
+        <w:t>s.</w:t>
       </w:r>
     </w:p>
     <w:p>
@@ -73,37 +204,115 @@
       </w:r>
     </w:p>
     <w:p>
-      <w:r>
+      <w:pPr>
+        <w:spacing w:line="336" w:lineRule="auto" w:after="180"/>
+      </w:pPr>
+      <w:r>
+        <w:rPr>
+          <w:b w:val="0"/>
+        </w:rPr>
         <w:t>Close your notes first. A rough first answer helps us choose the right starting point; it is not a score for your ability.</w:t>
       </w:r>
     </w:p>
     <w:p>
-      <w:r>
+      <w:pPr>
+        <w:spacing w:line="336" w:lineRule="auto" w:after="180"/>
+      </w:pPr>
+      <w:r>
+        <w:rPr>
+          <w:b w:val="0"/>
+        </w:rPr>
         <w:t>Without opening the old lesson, explain one key idea from Similarity by Selected Traits. Give an example and a mistake that the idea helps you avoid.</w:t>
       </w:r>
     </w:p>
     <w:p>
-      <w:r>
+      <w:pPr>
+        <w:spacing w:line="336" w:lineRule="auto" w:after="180"/>
+      </w:pPr>
+      <w:r>
+        <w:rPr>
+          <w:b w:val="0"/>
+        </w:rPr>
         <w:t>Without opening the old lesson, explain one key idea from Sampling and Representation. Give an example and a mistake that the idea helps you avoid.</w:t>
       </w:r>
     </w:p>
     <w:p>
-      <w:r>
-        <w:t>Without opening the old lesson, explain one key idea from Overfitting Intuition. Give an example and a mistake that the idea helps you avoid.</w:t>
-      </w:r>
-    </w:p>
-    <w:p>
-      <w:r>
-        <w:t>After trying, check the relevant lesson or ask your teacher. Change the part of your explanation that the evidence shows was wrong.</w:t>
-      </w:r>
-    </w:p>
-    <w:p>
-      <w:r>
-        <w:t>Week 22: Nearest-Neighbor Reasoning</w:t>
-      </w:r>
-    </w:p>
-    <w:p>
-      <w:r>
+      <w:pPr>
+        <w:spacing w:line="336" w:lineRule="auto" w:after="180"/>
+      </w:pPr>
+      <w:r>
+        <w:rPr>
+          <w:b w:val="0"/>
+        </w:rPr>
+        <w:t>Without opening the old lesson, explain one key idea from Over</w:t>
+      </w:r>
+      <w:r>
+        <w:rPr>
+          <w:b/>
+        </w:rPr>
+        <w:t>fitting</w:t>
+      </w:r>
+      <w:r>
+        <w:rPr>
+          <w:b w:val="0"/>
+        </w:rPr>
+        <w:t xml:space="preserve"> Intuition. Give an example and a mistake that the idea helps you avoid.</w:t>
+      </w:r>
+    </w:p>
+    <w:p>
+      <w:pPr>
+        <w:spacing w:line="336" w:lineRule="auto" w:after="180"/>
+      </w:pPr>
+      <w:r>
+        <w:rPr>
+          <w:b w:val="0"/>
+        </w:rPr>
+        <w:t xml:space="preserve">After trying, check the relevant lesson or ask your teacher. Change the part of your explanation that the </w:t>
+      </w:r>
+      <w:r>
+        <w:rPr>
+          <w:b/>
+        </w:rPr>
+        <w:t>evidence</w:t>
+      </w:r>
+      <w:r>
+        <w:rPr>
+          <w:b w:val="0"/>
+        </w:rPr>
+        <w:t xml:space="preserve"> shows was wrong.</w:t>
+      </w:r>
+    </w:p>
+    <w:p>
+      <w:pPr>
+        <w:spacing w:line="336" w:lineRule="auto" w:after="180"/>
+      </w:pPr>
+      <w:r>
+        <w:rPr>
+          <w:b w:val="0"/>
+        </w:rPr>
+        <w:t>Week 22: Nearest-</w:t>
+      </w:r>
+      <w:r>
+        <w:rPr>
+          <w:b/>
+        </w:rPr>
+        <w:t>Neighbor</w:t>
+      </w:r>
+      <w:r>
+        <w:rPr>
+          <w:b w:val="0"/>
+        </w:rPr>
+        <w:t xml:space="preserve"> Reasoning</w:t>
+      </w:r>
+    </w:p>
+    <w:p>
+      <w:pPr>
+        <w:spacing w:line="336" w:lineRule="auto" w:after="180"/>
+      </w:pPr>
+      <w:r>
+        <w:rPr>
+          <w:b w:val="0"/>
+        </w:rPr>
         <w:t>A new item can be predicted from nearby labeled examples.</w:t>
       </w:r>
     </w:p>
@@ -144,17 +353,59 @@
       </w:r>
     </w:p>
     <w:p>
-      <w:r>
+      <w:pPr>
+        <w:spacing w:line="336" w:lineRule="auto" w:after="180"/>
+      </w:pPr>
+      <w:r>
+        <w:rPr>
+          <w:b/>
+        </w:rPr>
         <w:t>THINKER MISSION</w:t>
       </w:r>
     </w:p>
     <w:p>
-      <w:r>
-        <w:t>Run a paper k-nearest-neighbors vote and resolve a tie.</w:t>
-      </w:r>
-    </w:p>
-    <w:p>
-      <w:r>
+      <w:pPr>
+        <w:spacing w:line="336" w:lineRule="auto" w:after="180"/>
+      </w:pPr>
+      <w:r>
+        <w:rPr>
+          <w:b w:val="0"/>
+        </w:rPr>
+        <w:t>Run a paper k-nearest-</w:t>
+      </w:r>
+      <w:r>
+        <w:rPr>
+          <w:b/>
+        </w:rPr>
+        <w:t>neighbor</w:t>
+      </w:r>
+      <w:r>
+        <w:rPr>
+          <w:b w:val="0"/>
+        </w:rPr>
+        <w:t xml:space="preserve">s </w:t>
+      </w:r>
+      <w:r>
+        <w:rPr>
+          <w:b/>
+        </w:rPr>
+        <w:t>vote</w:t>
+      </w:r>
+      <w:r>
+        <w:rPr>
+          <w:b w:val="0"/>
+        </w:rPr>
+        <w:t xml:space="preserve"> and resolve a tie.</w:t>
+      </w:r>
+    </w:p>
+    <w:p>
+      <w:pPr>
+        <w:spacing w:line="336" w:lineRule="auto" w:after="180"/>
+      </w:pPr>
+      <w:r>
+        <w:rPr>
+          <w:b w:val="0"/>
+        </w:rPr>
         <w:t>Thinker name and date:</w:t>
       </w:r>
     </w:p>
@@ -200,7 +451,14 @@
       </w:r>
     </w:p>
     <w:p>
-      <w:r>
+      <w:pPr>
+        <w:spacing w:line="336" w:lineRule="auto" w:after="180"/>
+        <w:shd w:fill="F5F1FB"/>
+      </w:pPr>
+      <w:r>
+        <w:rPr>
+          <w:b w:val="0"/>
+        </w:rPr>
         <w:t>What does a fitted depth-one tree store, and what does it do with a new example?</w:t>
       </w:r>
     </w:p>
@@ -213,8 +471,50 @@
       </w:r>
     </w:p>
     <w:p>
-      <w:r>
-        <w:t>By the end, I can order training neighbours, apply k and keep query labels out of prediction.</w:t>
+      <w:pPr>
+        <w:spacing w:line="336" w:lineRule="auto" w:after="180"/>
+      </w:pPr>
+      <w:r>
+        <w:rPr>
+          <w:b w:val="0"/>
+        </w:rPr>
+        <w:t xml:space="preserve">By the end, I can order </w:t>
+      </w:r>
+      <w:r>
+        <w:rPr>
+          <w:b/>
+        </w:rPr>
+        <w:t>training</w:t>
+      </w:r>
+      <w:r>
+        <w:rPr>
+          <w:b w:val="0"/>
+        </w:rPr>
+        <w:t xml:space="preserve"> </w:t>
+      </w:r>
+      <w:r>
+        <w:rPr>
+          <w:b/>
+        </w:rPr>
+        <w:t>neighbour</w:t>
+      </w:r>
+      <w:r>
+        <w:rPr>
+          <w:b w:val="0"/>
+        </w:rPr>
+        <w:t xml:space="preserve">s, apply k and keep query labels out of </w:t>
+      </w:r>
+      <w:r>
+        <w:rPr>
+          <w:b/>
+        </w:rPr>
+        <w:t>prediction</w:t>
+      </w:r>
+      <w:r>
+        <w:rPr>
+          <w:b w:val="0"/>
+        </w:rPr>
+        <w:t>.</w:t>
       </w:r>
     </w:p>
     <w:p>
@@ -227,17 +527,52 @@
     </w:p>
     <w:p>
       <w:r>
+        <w:t>Investigate the supplied Nearest Neighbor Reasoning case. Separate observations, given facts and assumptions before choosing an explanation.</w:t>
+      </w:r>
+    </w:p>
+    <w:p>
+      <w:pPr>
+        <w:spacing w:line="336" w:lineRule="auto" w:after="180"/>
+      </w:pPr>
+      <w:r>
+        <w:rPr>
+          <w:b/>
+        </w:rPr>
         <w:t>PICTURE STORY</w:t>
       </w:r>
     </w:p>
     <w:p>
-      <w:r>
+      <w:pPr>
+        <w:spacing w:line="336" w:lineRule="auto" w:after="180"/>
+      </w:pPr>
+      <w:r>
+        <w:rPr>
+          <w:b w:val="0"/>
+        </w:rPr>
         <w:t>Notice → Predict → Explain</w:t>
       </w:r>
     </w:p>
     <w:p>
-      <w:r>
-        <w:t>Begin with visible evidence. Do not explain more than the picture and information support.</w:t>
+      <w:pPr>
+        <w:spacing w:line="336" w:lineRule="auto" w:after="180"/>
+      </w:pPr>
+      <w:r>
+        <w:rPr>
+          <w:b w:val="0"/>
+        </w:rPr>
+        <w:t xml:space="preserve">Begin with visible </w:t>
+      </w:r>
+      <w:r>
+        <w:rPr>
+          <w:b/>
+        </w:rPr>
+        <w:t>evidence</w:t>
+      </w:r>
+      <w:r>
+        <w:rPr>
+          <w:b w:val="0"/>
+        </w:rPr>
+        <w:t>. Do not explain more than the picture and information support.</w:t>
       </w:r>
     </w:p>
     <w:p>
@@ -277,18 +612,82 @@
       </w:r>
     </w:p>
     <w:p>
-      <w:r>
+      <w:pPr>
+        <w:pStyle w:val="Heading3"/>
+      </w:pPr>
+      <w:r>
+        <w:t>Start with this puzzle</w:t>
+      </w:r>
+    </w:p>
+    <w:p>
+      <w:pPr>
+        <w:spacing w:line="336" w:lineRule="auto" w:after="180"/>
+        <w:shd w:fill="F1F6FC"/>
+      </w:pPr>
+      <w:r>
+        <w:rPr>
+          <w:b w:val="0"/>
+        </w:rPr>
         <w:t>MYSTERY</w:t>
       </w:r>
     </w:p>
     <w:p>
-      <w:r>
-        <w:t>The learners must use nearest-neighbor reasoning to solve a problem. What information do they have? What decision or calculation do they make? What would count as evidence that it worked?</w:t>
-      </w:r>
-    </w:p>
-    <w:p>
-      <w:r>
-        <w:t>Three observations (what you can point to):</w:t>
+      <w:pPr>
+        <w:spacing w:line="336" w:lineRule="auto" w:after="180"/>
+        <w:shd w:fill="F5F1FB"/>
+      </w:pPr>
+      <w:r>
+        <w:rPr>
+          <w:b w:val="0"/>
+        </w:rPr>
+        <w:t>The learners must use nearest-</w:t>
+      </w:r>
+      <w:r>
+        <w:rPr>
+          <w:b/>
+        </w:rPr>
+        <w:t>neighbor</w:t>
+      </w:r>
+      <w:r>
+        <w:rPr>
+          <w:b w:val="0"/>
+        </w:rPr>
+        <w:t xml:space="preserve"> reasoning to solve a problem. What information do they have? What decision or calculation do they make? What would count as </w:t>
+      </w:r>
+      <w:r>
+        <w:rPr>
+          <w:b/>
+        </w:rPr>
+        <w:t>evidence</w:t>
+      </w:r>
+      <w:r>
+        <w:rPr>
+          <w:b w:val="0"/>
+        </w:rPr>
+        <w:t xml:space="preserve"> that it worked?</w:t>
+      </w:r>
+    </w:p>
+    <w:p>
+      <w:pPr>
+        <w:spacing w:line="336" w:lineRule="auto" w:after="180"/>
+      </w:pPr>
+      <w:r>
+        <w:rPr>
+          <w:b w:val="0"/>
+        </w:rPr>
+        <w:t xml:space="preserve">Three </w:t>
+      </w:r>
+      <w:r>
+        <w:rPr>
+          <w:b/>
+        </w:rPr>
+        <w:t>observation</w:t>
+      </w:r>
+      <w:r>
+        <w:rPr>
+          <w:b w:val="0"/>
+        </w:rPr>
+        <w:t>s (what you can point to):</w:t>
       </w:r>
     </w:p>
     <w:p>
@@ -325,8 +724,26 @@
       </w:r>
     </w:p>
     <w:p>
-      <w:r>
-        <w:t>My prediction and the clue supporting it:</w:t>
+      <w:pPr>
+        <w:spacing w:line="336" w:lineRule="auto" w:after="180"/>
+      </w:pPr>
+      <w:r>
+        <w:rPr>
+          <w:b w:val="0"/>
+        </w:rPr>
+        <w:t xml:space="preserve">My </w:t>
+      </w:r>
+      <w:r>
+        <w:rPr>
+          <w:b/>
+        </w:rPr>
+        <w:t>prediction</w:t>
+      </w:r>
+      <w:r>
+        <w:rPr>
+          <w:b w:val="0"/>
+        </w:rPr>
+        <w:t xml:space="preserve"> and the clue supporting it:</w:t>
       </w:r>
     </w:p>
     <w:p>
@@ -371,13 +788,142 @@
       </w:r>
     </w:p>
     <w:p>
-      <w:r>
-        <w:t>A nearest-neighbour classifier predicts using nearby training examples rather than following a fitted tree. This week we store labelled examples, measure how different their feature values are from a new query, and let selected neighbours vote. Nearby means close under our chosen feature and distance, not necessarily similar in every real-world way.</w:t>
-      </w:r>
-    </w:p>
-    <w:p>
-      <w:r>
-        <w:t>Our new fictional dataset has a distance reading in centimetres and a separately reviewed lane label. Each row comes from a distinct trip, and validation trips are separate. Only the numeric reading measures similarity. IDs identify rows and break distance ties; they are not numeric features. These invented readings are not a robot safety system.</w:t>
+      <w:pPr>
+        <w:spacing w:line="336" w:lineRule="auto" w:after="180"/>
+      </w:pPr>
+      <w:r>
+        <w:rPr>
+          <w:b w:val="0"/>
+        </w:rPr>
+        <w:t>A nearest-</w:t>
+      </w:r>
+      <w:r>
+        <w:rPr>
+          <w:b/>
+        </w:rPr>
+        <w:t>neighbour</w:t>
+      </w:r>
+      <w:r>
+        <w:rPr>
+          <w:b w:val="0"/>
+        </w:rPr>
+        <w:t xml:space="preserve"> classifier predicts using nearby </w:t>
+      </w:r>
+      <w:r>
+        <w:rPr>
+          <w:b/>
+        </w:rPr>
+        <w:t>training</w:t>
+      </w:r>
+      <w:r>
+        <w:rPr>
+          <w:b w:val="0"/>
+        </w:rPr>
+        <w:t xml:space="preserve"> examples rather than following a fitted tree.</w:t>
+      </w:r>
+    </w:p>
+    <w:p>
+      <w:pPr>
+        <w:spacing w:line="336" w:lineRule="auto" w:after="180"/>
+      </w:pPr>
+      <w:r>
+        <w:rPr>
+          <w:b w:val="0"/>
+        </w:rPr>
+        <w:t xml:space="preserve">This week we store labelled examples, measure how different their feature values are from a new query, and let selected </w:t>
+      </w:r>
+      <w:r>
+        <w:rPr>
+          <w:b/>
+        </w:rPr>
+        <w:t>neighbour</w:t>
+      </w:r>
+      <w:r>
+        <w:rPr>
+          <w:b w:val="0"/>
+        </w:rPr>
+        <w:t xml:space="preserve">s </w:t>
+      </w:r>
+      <w:r>
+        <w:rPr>
+          <w:b/>
+        </w:rPr>
+        <w:t>vote</w:t>
+      </w:r>
+      <w:r>
+        <w:rPr>
+          <w:b w:val="0"/>
+        </w:rPr>
+        <w:t>.</w:t>
+      </w:r>
+    </w:p>
+    <w:p>
+      <w:pPr>
+        <w:spacing w:line="336" w:lineRule="auto" w:after="180"/>
+      </w:pPr>
+      <w:r>
+        <w:rPr>
+          <w:b w:val="0"/>
+        </w:rPr>
+        <w:t xml:space="preserve">Nearby means close under our chosen feature and </w:t>
+      </w:r>
+      <w:r>
+        <w:rPr>
+          <w:b/>
+        </w:rPr>
+        <w:t>distance</w:t>
+      </w:r>
+      <w:r>
+        <w:rPr>
+          <w:b w:val="0"/>
+        </w:rPr>
+        <w:t>, not necessarily similar in every real-world way.</w:t>
+      </w:r>
+    </w:p>
+    <w:p>
+      <w:pPr>
+        <w:spacing w:line="336" w:lineRule="auto" w:after="180"/>
+      </w:pPr>
+      <w:r>
+        <w:rPr>
+          <w:b w:val="0"/>
+        </w:rPr>
+        <w:t xml:space="preserve">Our new fictional dataset has a </w:t>
+      </w:r>
+      <w:r>
+        <w:rPr>
+          <w:b/>
+        </w:rPr>
+        <w:t>distance</w:t>
+      </w:r>
+      <w:r>
+        <w:rPr>
+          <w:b w:val="0"/>
+        </w:rPr>
+        <w:t xml:space="preserve"> reading in centimetres and a separately reviewed lane label. Each row comes from a distinct trip, and validation trips are separate. Only the numeric reading measures similarity.</w:t>
+      </w:r>
+    </w:p>
+    <w:p>
+      <w:pPr>
+        <w:spacing w:line="336" w:lineRule="auto" w:after="180"/>
+      </w:pPr>
+      <w:r>
+        <w:rPr>
+          <w:b w:val="0"/>
+        </w:rPr>
+        <w:t xml:space="preserve">IDs identify rows and break </w:t>
+      </w:r>
+      <w:r>
+        <w:rPr>
+          <w:b/>
+        </w:rPr>
+        <w:t>distance</w:t>
+      </w:r>
+      <w:r>
+        <w:rPr>
+          <w:b w:val="0"/>
+        </w:rPr>
+        <w:t xml:space="preserve"> ties; they are not numeric features. These invented readings are not a robot safety system.</w:t>
       </w:r>
     </w:p>
     <w:tbl>
@@ -588,8 +1134,121 @@
       </w:tr>
     </w:tbl>
     <w:p>
-      <w:r>
-        <w:t>For this one-dimensional feature, distance is abs(training reading minus query reading). abs removes the sign. Set k=3 and give each selected neighbour one vote. Order equal distances by ID alphabetically, declared before scoring. In this binary, three-vote exercise the label vote cannot tie, but the distances can.</w:t>
+      <w:pPr>
+        <w:spacing w:line="336" w:lineRule="auto" w:after="180"/>
+      </w:pPr>
+      <w:r>
+        <w:rPr>
+          <w:b w:val="0"/>
+        </w:rPr>
+        <w:t xml:space="preserve">For this one-dimensional feature, </w:t>
+      </w:r>
+      <w:r>
+        <w:rPr>
+          <w:b/>
+        </w:rPr>
+        <w:t>distance</w:t>
+      </w:r>
+      <w:r>
+        <w:rPr>
+          <w:b w:val="0"/>
+        </w:rPr>
+        <w:t xml:space="preserve"> is abs(</w:t>
+      </w:r>
+      <w:r>
+        <w:rPr>
+          <w:b/>
+        </w:rPr>
+        <w:t>training</w:t>
+      </w:r>
+      <w:r>
+        <w:rPr>
+          <w:b w:val="0"/>
+        </w:rPr>
+        <w:t xml:space="preserve"> reading minus query reading). abs removes the sign. Set k=3 and give each selected </w:t>
+      </w:r>
+      <w:r>
+        <w:rPr>
+          <w:b/>
+        </w:rPr>
+        <w:t>neighbour</w:t>
+      </w:r>
+      <w:r>
+        <w:rPr>
+          <w:b w:val="0"/>
+        </w:rPr>
+        <w:t xml:space="preserve"> one </w:t>
+      </w:r>
+      <w:r>
+        <w:rPr>
+          <w:b/>
+        </w:rPr>
+        <w:t>vote</w:t>
+      </w:r>
+      <w:r>
+        <w:rPr>
+          <w:b w:val="0"/>
+        </w:rPr>
+        <w:t>.</w:t>
+      </w:r>
+    </w:p>
+    <w:p>
+      <w:pPr>
+        <w:spacing w:line="336" w:lineRule="auto" w:after="180"/>
+      </w:pPr>
+      <w:r>
+        <w:rPr>
+          <w:b w:val="0"/>
+        </w:rPr>
+        <w:t xml:space="preserve">Order equal </w:t>
+      </w:r>
+      <w:r>
+        <w:rPr>
+          <w:b/>
+        </w:rPr>
+        <w:t>distance</w:t>
+      </w:r>
+      <w:r>
+        <w:rPr>
+          <w:b w:val="0"/>
+        </w:rPr>
+        <w:t>s by ID alphabetically, declared before scoring. In this binary, three-</w:t>
+      </w:r>
+      <w:r>
+        <w:rPr>
+          <w:b/>
+        </w:rPr>
+        <w:t>vote</w:t>
+      </w:r>
+      <w:r>
+        <w:rPr>
+          <w:b w:val="0"/>
+        </w:rPr>
+        <w:t xml:space="preserve"> exercise the label </w:t>
+      </w:r>
+      <w:r>
+        <w:rPr>
+          <w:b/>
+        </w:rPr>
+        <w:t>vote</w:t>
+      </w:r>
+      <w:r>
+        <w:rPr>
+          <w:b w:val="0"/>
+        </w:rPr>
+        <w:t xml:space="preserve"> cannot tie, but the </w:t>
+      </w:r>
+      <w:r>
+        <w:rPr>
+          <w:b/>
+        </w:rPr>
+        <w:t>distance</w:t>
+      </w:r>
+      <w:r>
+        <w:rPr>
+          <w:b w:val="0"/>
+        </w:rPr>
+        <w:t>s can.</w:t>
       </w:r>
     </w:p>
     <w:p>
@@ -602,16 +1261,69 @@
     </w:p>
     <w:p>
       <w:r>
-        <w:t>VISUAL MECHANISM</w:t>
-      </w:r>
-    </w:p>
-    <w:p>
-      <w:r>
-        <w:t>Input → Process → Output</w:t>
-      </w:r>
-    </w:p>
-    <w:p>
-      <w:r>
+        <w:t>Follow the mechanism for Nearest Neighbor Reasoning. Connect each labelled input, deciding step and result.</w:t>
+      </w:r>
+    </w:p>
+    <w:p>
+      <w:pPr>
+        <w:spacing w:line="336" w:lineRule="auto" w:after="180"/>
+      </w:pPr>
+      <w:r>
+        <w:rPr>
+          <w:b/>
+        </w:rPr>
+        <w:t xml:space="preserve">VISUAL </w:t>
+      </w:r>
+      <w:r>
+        <w:rPr>
+          <w:b/>
+        </w:rPr>
+        <w:t>MECHANISM</w:t>
+      </w:r>
+    </w:p>
+    <w:p>
+      <w:pPr>
+        <w:spacing w:line="336" w:lineRule="auto" w:after="180"/>
+      </w:pPr>
+      <w:r>
+        <w:rPr>
+          <w:b/>
+        </w:rPr>
+        <w:t>Input</w:t>
+      </w:r>
+      <w:r>
+        <w:rPr>
+          <w:b w:val="0"/>
+        </w:rPr>
+        <w:t xml:space="preserve"> → </w:t>
+      </w:r>
+      <w:r>
+        <w:rPr>
+          <w:b/>
+        </w:rPr>
+        <w:t>Process</w:t>
+      </w:r>
+      <w:r>
+        <w:rPr>
+          <w:b w:val="0"/>
+        </w:rPr>
+        <w:t xml:space="preserve"> → </w:t>
+      </w:r>
+      <w:r>
+        <w:rPr>
+          <w:b/>
+        </w:rPr>
+        <w:t>Output</w:t>
+      </w:r>
+    </w:p>
+    <w:p>
+      <w:pPr>
+        <w:spacing w:line="336" w:lineRule="auto" w:after="180"/>
+      </w:pPr>
+      <w:r>
+        <w:rPr>
+          <w:b w:val="0"/>
+        </w:rPr>
         <w:t>Trace the information. At each stage, ask what changed and how you could test it.</w:t>
       </w:r>
     </w:p>
@@ -652,7 +1364,13 @@
       </w:r>
     </w:p>
     <w:p>
-      <w:r>
+      <w:pPr>
+        <w:spacing w:line="336" w:lineRule="auto" w:after="180"/>
+      </w:pPr>
+      <w:r>
+        <w:rPr>
+          <w:b w:val="0"/>
+        </w:rPr>
         <w:t>↓</w:t>
       </w:r>
     </w:p>
@@ -693,7 +1411,13 @@
       </w:r>
     </w:p>
     <w:p>
-      <w:r>
+      <w:pPr>
+        <w:spacing w:line="336" w:lineRule="auto" w:after="180"/>
+      </w:pPr>
+      <w:r>
+        <w:rPr>
+          <w:b w:val="0"/>
+        </w:rPr>
         <w:t>↓</w:t>
       </w:r>
     </w:p>
@@ -734,7 +1458,13 @@
       </w:r>
     </w:p>
     <w:p>
-      <w:r>
+      <w:pPr>
+        <w:spacing w:line="336" w:lineRule="auto" w:after="180"/>
+      </w:pPr>
+      <w:r>
+        <w:rPr>
+          <w:b w:val="0"/>
+        </w:rPr>
         <w:t>Which stage could fail even when the other two are correct? Explain:</w:t>
       </w:r>
     </w:p>
@@ -813,18 +1543,189 @@
       </w:r>
     </w:p>
     <w:p>
-      <w:r>
-        <w:t>For query 3, distances to A through E are 1,1,5,7,9 cm. sorted orders tuples by distance first, then the unique ID. ranked[:3] takes the first three rows. The output is ['A', 'B', 'C'] then clear: one blocked vote and two clear votes.</w:t>
-      </w:r>
-    </w:p>
-    <w:p>
-      <w:r>
-        <w:t>If k were 1 under the same distance tie rule, A would win and predict blocked. Changing k can change a prediction. We declared k=3 for this exercise; do not choose k after seeing the desired answer and pretend the method was unchanged.</w:t>
-      </w:r>
-    </w:p>
-    <w:p>
-      <w:r>
-        <w:t>The code assumes unique IDs, numeric readings, only clear or blocked labels and at least three training rows. It does not validate those conditions. A larger k than the stored row count would not produce the promised number of votes. Keep unresolved review labels under a separate documented policy.</w:t>
+      <w:pPr>
+        <w:spacing w:line="336" w:lineRule="auto" w:after="180"/>
+      </w:pPr>
+      <w:r>
+        <w:rPr>
+          <w:b w:val="0"/>
+        </w:rPr>
+        <w:t xml:space="preserve">For query 3, </w:t>
+      </w:r>
+      <w:r>
+        <w:rPr>
+          <w:b/>
+        </w:rPr>
+        <w:t>distance</w:t>
+      </w:r>
+      <w:r>
+        <w:rPr>
+          <w:b w:val="0"/>
+        </w:rPr>
+        <w:t xml:space="preserve">s to A through E are 1,1,5,7,9 cm. sorted orders tuples by </w:t>
+      </w:r>
+      <w:r>
+        <w:rPr>
+          <w:b/>
+        </w:rPr>
+        <w:t>distance</w:t>
+      </w:r>
+      <w:r>
+        <w:rPr>
+          <w:b w:val="0"/>
+        </w:rPr>
+        <w:t xml:space="preserve"> first, then the unique ID. ranked[:3] takes the first three rows.</w:t>
+      </w:r>
+    </w:p>
+    <w:p>
+      <w:pPr>
+        <w:spacing w:line="336" w:lineRule="auto" w:after="180"/>
+      </w:pPr>
+      <w:r>
+        <w:rPr>
+          <w:b w:val="0"/>
+        </w:rPr>
+        <w:t xml:space="preserve">The </w:t>
+      </w:r>
+      <w:r>
+        <w:rPr>
+          <w:b/>
+        </w:rPr>
+        <w:t>output</w:t>
+      </w:r>
+      <w:r>
+        <w:rPr>
+          <w:b w:val="0"/>
+        </w:rPr>
+        <w:t xml:space="preserve"> is ['A', 'B', 'C'] then clear: one blocked </w:t>
+      </w:r>
+      <w:r>
+        <w:rPr>
+          <w:b/>
+        </w:rPr>
+        <w:t>vote</w:t>
+      </w:r>
+      <w:r>
+        <w:rPr>
+          <w:b w:val="0"/>
+        </w:rPr>
+        <w:t xml:space="preserve"> and two clear </w:t>
+      </w:r>
+      <w:r>
+        <w:rPr>
+          <w:b/>
+        </w:rPr>
+        <w:t>vote</w:t>
+      </w:r>
+      <w:r>
+        <w:rPr>
+          <w:b w:val="0"/>
+        </w:rPr>
+        <w:t>s.</w:t>
+      </w:r>
+    </w:p>
+    <w:p>
+      <w:pPr>
+        <w:spacing w:line="336" w:lineRule="auto" w:after="180"/>
+      </w:pPr>
+      <w:r>
+        <w:rPr>
+          <w:b w:val="0"/>
+        </w:rPr>
+        <w:t xml:space="preserve">If k were 1 under the same </w:t>
+      </w:r>
+      <w:r>
+        <w:rPr>
+          <w:b/>
+        </w:rPr>
+        <w:t>distance</w:t>
+      </w:r>
+      <w:r>
+        <w:rPr>
+          <w:b w:val="0"/>
+        </w:rPr>
+        <w:t xml:space="preserve"> </w:t>
+      </w:r>
+      <w:r>
+        <w:rPr>
+          <w:b/>
+        </w:rPr>
+        <w:t>tie rule</w:t>
+      </w:r>
+      <w:r>
+        <w:rPr>
+          <w:b w:val="0"/>
+        </w:rPr>
+        <w:t xml:space="preserve">, A would win and predict blocked. Changing k can change a </w:t>
+      </w:r>
+      <w:r>
+        <w:rPr>
+          <w:b/>
+        </w:rPr>
+        <w:t>prediction</w:t>
+      </w:r>
+      <w:r>
+        <w:rPr>
+          <w:b w:val="0"/>
+        </w:rPr>
+        <w:t>.</w:t>
+      </w:r>
+    </w:p>
+    <w:p>
+      <w:pPr>
+        <w:spacing w:line="336" w:lineRule="auto" w:after="180"/>
+      </w:pPr>
+      <w:r>
+        <w:rPr>
+          <w:b w:val="0"/>
+        </w:rPr>
+        <w:t>We declared k=3 for this exercise; do not choose k after seeing the desired answer and pretend the method was unchanged.</w:t>
+      </w:r>
+    </w:p>
+    <w:p>
+      <w:pPr>
+        <w:spacing w:line="336" w:lineRule="auto" w:after="180"/>
+      </w:pPr>
+      <w:r>
+        <w:rPr>
+          <w:b w:val="0"/>
+        </w:rPr>
+        <w:t xml:space="preserve">The code assumes unique IDs, numeric readings, only clear or blocked labels and at least three </w:t>
+      </w:r>
+      <w:r>
+        <w:rPr>
+          <w:b/>
+        </w:rPr>
+        <w:t>training</w:t>
+      </w:r>
+      <w:r>
+        <w:rPr>
+          <w:b w:val="0"/>
+        </w:rPr>
+        <w:t xml:space="preserve"> rows. It does not validate those conditions.</w:t>
+      </w:r>
+    </w:p>
+    <w:p>
+      <w:pPr>
+        <w:spacing w:line="336" w:lineRule="auto" w:after="180"/>
+      </w:pPr>
+      <w:r>
+        <w:rPr>
+          <w:b w:val="0"/>
+        </w:rPr>
+        <w:t xml:space="preserve">A larger k than the stored row count would not produce the promised number of </w:t>
+      </w:r>
+      <w:r>
+        <w:rPr>
+          <w:b/>
+        </w:rPr>
+        <w:t>vote</w:t>
+      </w:r>
+      <w:r>
+        <w:rPr>
+          <w:b w:val="0"/>
+        </w:rPr>
+        <w:t>s. Keep unresolved review labels under a separate documented policy.</w:t>
       </w:r>
     </w:p>
     <w:p>
@@ -836,8 +1737,26 @@
       </w:r>
     </w:p>
     <w:p>
-      <w:r>
-        <w:t>Point to the input, the deciding step and the result in this week’s visual. Explain the same step in ordinary words. A picture helps when you can say what each part represents.</w:t>
+      <w:pPr>
+        <w:spacing w:line="336" w:lineRule="auto" w:after="180"/>
+      </w:pPr>
+      <w:r>
+        <w:rPr>
+          <w:b w:val="0"/>
+        </w:rPr>
+        <w:t xml:space="preserve">Point to the </w:t>
+      </w:r>
+      <w:r>
+        <w:rPr>
+          <w:b/>
+        </w:rPr>
+        <w:t>input</w:t>
+      </w:r>
+      <w:r>
+        <w:rPr>
+          <w:b w:val="0"/>
+        </w:rPr>
+        <w:t>, the deciding step and the result in this week’s visual. Explain the same step in ordinary words. A picture helps when you can say what each part represents.</w:t>
       </w:r>
     </w:p>
     <w:p>
@@ -850,16 +1769,54 @@
     </w:p>
     <w:p>
       <w:r>
+        <w:t>Compare the supplied cases for Nearest Neighbor Reasoning. Identify the detail that changes the conclusion.</w:t>
+      </w:r>
+    </w:p>
+    <w:p>
+      <w:pPr>
+        <w:pStyle w:val="Heading3"/>
+      </w:pPr>
+      <w:r>
+        <w:t>The case to investigate</w:t>
+      </w:r>
+    </w:p>
+    <w:p>
+      <w:pPr>
+        <w:spacing w:line="336" w:lineRule="auto" w:after="180"/>
+        <w:shd w:fill="F1F6FC"/>
+      </w:pPr>
+      <w:r>
+        <w:rPr>
+          <w:b w:val="0"/>
+        </w:rPr>
         <w:t>CASE GALLERY</w:t>
       </w:r>
     </w:p>
     <w:p>
-      <w:r>
-        <w:t>Four Tests, Four Kinds of Evidence</w:t>
-      </w:r>
-    </w:p>
-    <w:p>
-      <w:r>
+      <w:pPr>
+        <w:spacing w:line="336" w:lineRule="auto" w:after="180"/>
+      </w:pPr>
+      <w:r>
+        <w:rPr>
+          <w:b w:val="0"/>
+        </w:rPr>
+        <w:t xml:space="preserve">Four Tests, Four Kinds of </w:t>
+      </w:r>
+      <w:r>
+        <w:rPr>
+          <w:b/>
+        </w:rPr>
+        <w:t>Evidence</w:t>
+      </w:r>
+    </w:p>
+    <w:p>
+      <w:pPr>
+        <w:spacing w:line="336" w:lineRule="auto" w:after="180"/>
+      </w:pPr>
+      <w:r>
+        <w:rPr>
+          <w:b w:val="0"/>
+        </w:rPr>
         <w:t>A system is not understood until it survives more than one comfortable example.</w:t>
       </w:r>
     </w:p>
@@ -936,8 +1893,47 @@
       </w:r>
     </w:p>
     <w:p>
-      <w:r>
-        <w:t>NORMAL CASE: predict and name evidence.     BOUNDARY CASE: predict and name evidence.</w:t>
+      <w:pPr>
+        <w:pStyle w:val="Heading3"/>
+      </w:pPr>
+      <w:r>
+        <w:t>The normal case</w:t>
+      </w:r>
+    </w:p>
+    <w:p>
+      <w:pPr>
+        <w:spacing w:line="336" w:lineRule="auto" w:after="180"/>
+        <w:shd w:fill="F1F6FC"/>
+      </w:pPr>
+      <w:r>
+        <w:rPr>
+          <w:b w:val="0"/>
+        </w:rPr>
+        <w:t xml:space="preserve">NORMAL CASE: predict and name </w:t>
+      </w:r>
+      <w:r>
+        <w:rPr>
+          <w:b/>
+        </w:rPr>
+        <w:t>evidence</w:t>
+      </w:r>
+      <w:r>
+        <w:rPr>
+          <w:b w:val="0"/>
+        </w:rPr>
+        <w:t xml:space="preserve">.     BOUNDARY CASE: predict and name </w:t>
+      </w:r>
+      <w:r>
+        <w:rPr>
+          <w:b/>
+        </w:rPr>
+        <w:t>evidence</w:t>
+      </w:r>
+      <w:r>
+        <w:rPr>
+          <w:b w:val="0"/>
+        </w:rPr>
+        <w:t>.</w:t>
       </w:r>
     </w:p>
     <w:p>
@@ -1013,12 +2009,58 @@
       </w:r>
     </w:p>
     <w:p>
-      <w:r>
-        <w:t>MISSING INFORMATION: predict and name evidence.     TRANSFER CASE: predict and name evidence.</w:t>
-      </w:r>
-    </w:p>
-    <w:p>
-      <w:r>
+      <w:pPr>
+        <w:pStyle w:val="Heading3"/>
+      </w:pPr>
+      <w:r>
+        <w:t>Check missing information</w:t>
+      </w:r>
+    </w:p>
+    <w:p>
+      <w:pPr>
+        <w:spacing w:line="336" w:lineRule="auto" w:after="180"/>
+        <w:shd w:fill="FFF5E6"/>
+      </w:pPr>
+      <w:r>
+        <w:rPr>
+          <w:b w:val="0"/>
+        </w:rPr>
+        <w:t xml:space="preserve">MISSING INFORMATION: predict and name </w:t>
+      </w:r>
+      <w:r>
+        <w:rPr>
+          <w:b/>
+        </w:rPr>
+        <w:t>evidence</w:t>
+      </w:r>
+      <w:r>
+        <w:rPr>
+          <w:b w:val="0"/>
+        </w:rPr>
+        <w:t xml:space="preserve">.     TRANSFER CASE: predict and name </w:t>
+      </w:r>
+      <w:r>
+        <w:rPr>
+          <w:b/>
+        </w:rPr>
+        <w:t>evidence</w:t>
+      </w:r>
+      <w:r>
+        <w:rPr>
+          <w:b w:val="0"/>
+        </w:rPr>
+        <w:t>.</w:t>
+      </w:r>
+    </w:p>
+    <w:p>
+      <w:pPr>
+        <w:spacing w:line="336" w:lineRule="auto" w:after="180"/>
+        <w:shd w:fill="F5F1FB"/>
+      </w:pPr>
+      <w:r>
+        <w:rPr>
+          <w:b w:val="0"/>
+        </w:rPr>
         <w:t>Which case is most likely to reveal a hidden assumption? Why?</w:t>
       </w:r>
     </w:p>
@@ -1064,18 +2106,105 @@
       </w:r>
     </w:p>
     <w:p>
-      <w:r>
-        <w:t>Change: Move query from 7 to 9 while keeping training fixed.</w:t>
-      </w:r>
-    </w:p>
-    <w:p>
-      <w:r>
-        <w:t>Prediction: Order becomes C,B,D,A; k=1 predicts compact and k=3 predicts extended.</w:t>
-      </w:r>
-    </w:p>
-    <w:p>
-      <w:r>
-        <w:t>Reason: Distances are C=1,B=3,D=3,A=7; B beats D by the ID tie rule.</w:t>
+      <w:pPr>
+        <w:pStyle w:val="Heading3"/>
+      </w:pPr>
+      <w:r>
+        <w:t>Change one thing</w:t>
+      </w:r>
+    </w:p>
+    <w:p>
+      <w:pPr>
+        <w:spacing w:line="336" w:lineRule="auto" w:after="180"/>
+        <w:shd w:fill="F5F1FB"/>
+      </w:pPr>
+      <w:r>
+        <w:rPr>
+          <w:b w:val="0"/>
+        </w:rPr>
+        <w:t xml:space="preserve">Change: Move query from 7 to 9 while keeping </w:t>
+      </w:r>
+      <w:r>
+        <w:rPr>
+          <w:b/>
+        </w:rPr>
+        <w:t>training</w:t>
+      </w:r>
+      <w:r>
+        <w:rPr>
+          <w:b w:val="0"/>
+        </w:rPr>
+        <w:t xml:space="preserve"> fixed.</w:t>
+      </w:r>
+    </w:p>
+    <w:p>
+      <w:pPr>
+        <w:pStyle w:val="Heading3"/>
+      </w:pPr>
+      <w:r>
+        <w:t>Predicted result</w:t>
+      </w:r>
+    </w:p>
+    <w:p>
+      <w:pPr>
+        <w:spacing w:line="336" w:lineRule="auto" w:after="180"/>
+        <w:shd w:fill="F1F6FC"/>
+      </w:pPr>
+      <w:r>
+        <w:rPr>
+          <w:b/>
+        </w:rPr>
+        <w:t>Prediction</w:t>
+      </w:r>
+      <w:r>
+        <w:rPr>
+          <w:b w:val="0"/>
+        </w:rPr>
+        <w:t>: Order becomes C,B,D,A; k=1 predicts compact and k=3 predicts extended.</w:t>
+      </w:r>
+    </w:p>
+    <w:p>
+      <w:pPr>
+        <w:pStyle w:val="Heading3"/>
+      </w:pPr>
+      <w:r>
+        <w:t>Why the result follows</w:t>
+      </w:r>
+    </w:p>
+    <w:p>
+      <w:pPr>
+        <w:spacing w:line="336" w:lineRule="auto" w:after="180"/>
+        <w:shd w:fill="F1F6FC"/>
+      </w:pPr>
+      <w:r>
+        <w:rPr>
+          <w:b w:val="0"/>
+        </w:rPr>
+        <w:t xml:space="preserve">Reason: </w:t>
+      </w:r>
+      <w:r>
+        <w:rPr>
+          <w:b/>
+        </w:rPr>
+        <w:t>Distance</w:t>
+      </w:r>
+      <w:r>
+        <w:rPr>
+          <w:b w:val="0"/>
+        </w:rPr>
+        <w:t xml:space="preserve">s are C=1,B=3,D=3,A=7; B beats D by the ID </w:t>
+      </w:r>
+      <w:r>
+        <w:rPr>
+          <w:b/>
+        </w:rPr>
+        <w:t>tie rule</w:t>
+      </w:r>
+      <w:r>
+        <w:rPr>
+          <w:b w:val="0"/>
+        </w:rPr>
+        <w:t>.</w:t>
       </w:r>
     </w:p>
     <w:p>
@@ -1088,16 +2217,39 @@
     </w:p>
     <w:p>
       <w:r>
+        <w:t>Use the vocabulary of Nearest Neighbor Reasoning to explain a concrete decision, rather than only memorising definitions.</w:t>
+      </w:r>
+    </w:p>
+    <w:p>
+      <w:pPr>
+        <w:spacing w:line="336" w:lineRule="auto" w:after="180"/>
+      </w:pPr>
+      <w:r>
+        <w:rPr>
+          <w:b/>
+        </w:rPr>
         <w:t>VOCABULARY LAB</w:t>
       </w:r>
     </w:p>
     <w:p>
-      <w:r>
+      <w:pPr>
+        <w:spacing w:line="336" w:lineRule="auto" w:after="180"/>
+      </w:pPr>
+      <w:r>
+        <w:rPr>
+          <w:b w:val="0"/>
+        </w:rPr>
         <w:t>Words You Can Use to Reason</w:t>
       </w:r>
     </w:p>
     <w:p>
-      <w:r>
+      <w:pPr>
+        <w:spacing w:line="336" w:lineRule="auto" w:after="180"/>
+      </w:pPr>
+      <w:r>
+        <w:rPr>
+          <w:b w:val="0"/>
+        </w:rPr>
         <w:t>A definition matters when you can recognize the idea, use it, and contrast it with a near-miss.</w:t>
       </w:r>
     </w:p>
@@ -1510,17 +2662,58 @@
     </w:p>
     <w:p>
       <w:r>
-        <w:t>WORKED EVIDENCE</w:t>
-      </w:r>
-    </w:p>
-    <w:p>
-      <w:r>
+        <w:t>Follow the worked trace for Nearest Neighbor Reasoning, predict a step, then compare with its explanation.</w:t>
+      </w:r>
+    </w:p>
+    <w:p>
+      <w:pPr>
+        <w:spacing w:line="336" w:lineRule="auto" w:after="180"/>
+      </w:pPr>
+      <w:r>
+        <w:rPr>
+          <w:b/>
+        </w:rPr>
+        <w:t xml:space="preserve">WORKED </w:t>
+      </w:r>
+      <w:r>
+        <w:rPr>
+          <w:b/>
+        </w:rPr>
+        <w:t>EVIDENCE</w:t>
+      </w:r>
+    </w:p>
+    <w:p>
+      <w:pPr>
+        <w:spacing w:line="336" w:lineRule="auto" w:after="180"/>
+      </w:pPr>
+      <w:r>
+        <w:rPr>
+          <w:b w:val="0"/>
+        </w:rPr>
         <w:t>Reason Step by Step</w:t>
       </w:r>
     </w:p>
     <w:p>
-      <w:r>
-        <w:t>Predict first. Then check each step. A correct answer without visible reasoning is incomplete evidence.</w:t>
+      <w:pPr>
+        <w:spacing w:line="336" w:lineRule="auto" w:after="180"/>
+      </w:pPr>
+      <w:r>
+        <w:rPr>
+          <w:b w:val="0"/>
+        </w:rPr>
+        <w:t xml:space="preserve">Predict first. Then check each step. A correct answer without visible reasoning is incomplete </w:t>
+      </w:r>
+      <w:r>
+        <w:rPr>
+          <w:b/>
+        </w:rPr>
+        <w:t>evidence</w:t>
+      </w:r>
+      <w:r>
+        <w:rPr>
+          <w:b w:val="0"/>
+        </w:rPr>
+        <w:t>.</w:t>
       </w:r>
     </w:p>
     <w:p>
@@ -1560,27 +2753,85 @@
       </w:r>
     </w:p>
     <w:p>
-      <w:r>
+      <w:pPr>
+        <w:spacing w:line="336" w:lineRule="auto" w:after="180"/>
+        <w:shd w:fill="F4F9FC"/>
+      </w:pPr>
+      <w:r>
+        <w:rPr>
+          <w:b w:val="0"/>
+        </w:rPr>
         <w:t>1. New book’s 3 nearest labels: adventure, adventure, mystery.</w:t>
       </w:r>
     </w:p>
     <w:p>
-      <w:r>
-        <w:t>2. With k=3, adventure wins 2 votes to 1.</w:t>
-      </w:r>
-    </w:p>
-    <w:p>
-      <w:r>
+      <w:pPr>
+        <w:spacing w:line="336" w:lineRule="auto" w:after="180"/>
+        <w:shd w:fill="F4F9FC"/>
+      </w:pPr>
+      <w:r>
+        <w:rPr>
+          <w:b w:val="0"/>
+        </w:rPr>
+        <w:t xml:space="preserve">2. With k=3, adventure wins 2 </w:t>
+      </w:r>
+      <w:r>
+        <w:rPr>
+          <w:b/>
+        </w:rPr>
+        <w:t>vote</w:t>
+      </w:r>
+      <w:r>
+        <w:rPr>
+          <w:b w:val="0"/>
+        </w:rPr>
+        <w:t>s to 1.</w:t>
+      </w:r>
+    </w:p>
+    <w:p>
+      <w:pPr>
+        <w:spacing w:line="336" w:lineRule="auto" w:after="180"/>
+        <w:shd w:fill="F4F9FC"/>
+      </w:pPr>
+      <w:r>
+        <w:rPr>
+          <w:b w:val="0"/>
+        </w:rPr>
         <w:t>3. With k=1, the closest single book controls the result.</w:t>
       </w:r>
     </w:p>
     <w:p>
-      <w:r>
-        <w:t>4. Choose k and tie rule before viewing the desired answer.</w:t>
-      </w:r>
-    </w:p>
-    <w:p>
-      <w:r>
+      <w:pPr>
+        <w:spacing w:line="336" w:lineRule="auto" w:after="180"/>
+        <w:shd w:fill="F4F9FC"/>
+      </w:pPr>
+      <w:r>
+        <w:rPr>
+          <w:b w:val="0"/>
+        </w:rPr>
+        <w:t xml:space="preserve">4. Choose k and </w:t>
+      </w:r>
+      <w:r>
+        <w:rPr>
+          <w:b/>
+        </w:rPr>
+        <w:t>tie rule</w:t>
+      </w:r>
+      <w:r>
+        <w:rPr>
+          <w:b w:val="0"/>
+        </w:rPr>
+        <w:t xml:space="preserve"> before viewing the desired answer.</w:t>
+      </w:r>
+    </w:p>
+    <w:p>
+      <w:pPr>
+        <w:spacing w:line="336" w:lineRule="auto" w:after="180"/>
+      </w:pPr>
+      <w:r>
+        <w:rPr>
+          <w:b w:val="0"/>
+        </w:rPr>
         <w:t>Recalculate, retrace, or restate the reasoning in your own representation:</w:t>
       </w:r>
     </w:p>
@@ -1618,8 +2869,27 @@
       </w:r>
     </w:p>
     <w:p>
-      <w:r>
-        <w:t>CHECK  Did the evidence answer the exact question? Did the total, path, or source record stay consistent?</w:t>
+      <w:pPr>
+        <w:spacing w:line="336" w:lineRule="auto" w:after="180"/>
+        <w:shd w:fill="F5F1FB"/>
+      </w:pPr>
+      <w:r>
+        <w:rPr>
+          <w:b w:val="0"/>
+        </w:rPr>
+        <w:t xml:space="preserve">CHECK  Did the </w:t>
+      </w:r>
+      <w:r>
+        <w:rPr>
+          <w:b/>
+        </w:rPr>
+        <w:t>evidence</w:t>
+      </w:r>
+      <w:r>
+        <w:rPr>
+          <w:b w:val="0"/>
+        </w:rPr>
+        <w:t xml:space="preserve"> answer the exact question? Did the total, path, or source record stay consistent?</w:t>
       </w:r>
     </w:p>
     <w:p>
@@ -1787,15 +3057,102 @@
       </w:r>
     </w:p>
     <w:p>
-      <w:r>
-        <w:t>Store the training examples and the method settings. At prediction time, compare the query only with stored training examples. Do not add the query’s reference label or other validation labels to the neighbour pool. No cutoff or tree is fitted here, but retaining training examples is still part of the learning method.</w:t>
-      </w:r>
-    </w:p>
-    <w:p>
       <w:pPr>
         <w:pStyle w:val="Heading3"/>
       </w:pPr>
       <w:r>
+        <w:t>Worked explanation · Nearest Neighbor Reasoning</w:t>
+      </w:r>
+    </w:p>
+    <w:p>
+      <w:pPr>
+        <w:spacing w:line="336" w:lineRule="auto" w:after="180"/>
+        <w:shd w:fill="F1F6FC"/>
+      </w:pPr>
+      <w:r>
+        <w:rPr>
+          <w:b w:val="0"/>
+        </w:rPr>
+        <w:t xml:space="preserve">Store the </w:t>
+      </w:r>
+      <w:r>
+        <w:rPr>
+          <w:b/>
+        </w:rPr>
+        <w:t>training</w:t>
+      </w:r>
+      <w:r>
+        <w:rPr>
+          <w:b w:val="0"/>
+        </w:rPr>
+        <w:t xml:space="preserve"> examples and the method settings. At </w:t>
+      </w:r>
+      <w:r>
+        <w:rPr>
+          <w:b/>
+        </w:rPr>
+        <w:t>prediction</w:t>
+      </w:r>
+      <w:r>
+        <w:rPr>
+          <w:b w:val="0"/>
+        </w:rPr>
+        <w:t xml:space="preserve"> time, compare the query only with stored </w:t>
+      </w:r>
+      <w:r>
+        <w:rPr>
+          <w:b/>
+        </w:rPr>
+        <w:t>training</w:t>
+      </w:r>
+      <w:r>
+        <w:rPr>
+          <w:b w:val="0"/>
+        </w:rPr>
+        <w:t xml:space="preserve"> examples. Do not add the query’s reference label or other validation labels to the </w:t>
+      </w:r>
+      <w:r>
+        <w:rPr>
+          <w:b/>
+        </w:rPr>
+        <w:t>neighbour</w:t>
+      </w:r>
+      <w:r>
+        <w:rPr>
+          <w:b w:val="0"/>
+        </w:rPr>
+        <w:t xml:space="preserve"> pool.</w:t>
+      </w:r>
+    </w:p>
+    <w:p>
+      <w:pPr>
+        <w:spacing w:line="336" w:lineRule="auto" w:after="180"/>
+        <w:shd w:fill="F1F6FC"/>
+      </w:pPr>
+      <w:r>
+        <w:rPr>
+          <w:b w:val="0"/>
+        </w:rPr>
+        <w:t xml:space="preserve">No cutoff or tree is fitted here, but retaining </w:t>
+      </w:r>
+      <w:r>
+        <w:rPr>
+          <w:b/>
+        </w:rPr>
+        <w:t>training</w:t>
+      </w:r>
+      <w:r>
+        <w:rPr>
+          <w:b w:val="0"/>
+        </w:rPr>
+        <w:t xml:space="preserve"> examples is still part of the learning method.</w:t>
+      </w:r>
+    </w:p>
+    <w:p>
+      <w:pPr>
+        <w:pStyle w:val="Heading3"/>
+      </w:pPr>
+      <w:r>
         <w:t>Why do A and B tie for distance to query 3? Which wins for k=1 under our rule, and why does k=3 predict differently? Does the ID rule establish which label is true?</w:t>
       </w:r>
     </w:p>
@@ -1820,8 +3177,50 @@
       </w:r>
     </w:p>
     <w:p>
-      <w:r>
-        <w:t>A vote share of two out of three describes these neighbours. It is not a verified two-thirds probability that the new scene is clear. A prediction can be wrong even when the nearest examples agree.</w:t>
+      <w:pPr>
+        <w:spacing w:line="336" w:lineRule="auto" w:after="180"/>
+      </w:pPr>
+      <w:r>
+        <w:rPr>
+          <w:b w:val="0"/>
+        </w:rPr>
+        <w:t xml:space="preserve">A </w:t>
+      </w:r>
+      <w:r>
+        <w:rPr>
+          <w:b/>
+        </w:rPr>
+        <w:t>vote</w:t>
+      </w:r>
+      <w:r>
+        <w:rPr>
+          <w:b w:val="0"/>
+        </w:rPr>
+        <w:t xml:space="preserve"> share of two out of three describes these </w:t>
+      </w:r>
+      <w:r>
+        <w:rPr>
+          <w:b/>
+        </w:rPr>
+        <w:t>neighbour</w:t>
+      </w:r>
+      <w:r>
+        <w:rPr>
+          <w:b w:val="0"/>
+        </w:rPr>
+        <w:t xml:space="preserve">s. It is not a verified two-thirds probability that the new scene is clear. A </w:t>
+      </w:r>
+      <w:r>
+        <w:rPr>
+          <w:b/>
+        </w:rPr>
+        <w:t>prediction</w:t>
+      </w:r>
+      <w:r>
+        <w:rPr>
+          <w:b w:val="0"/>
+        </w:rPr>
+        <w:t xml:space="preserve"> can be wrong even when the nearest examples agree.</w:t>
       </w:r>
     </w:p>
     <w:p>
@@ -1833,7 +3232,13 @@
       </w:r>
     </w:p>
     <w:p>
-      <w:r>
+      <w:pPr>
+        <w:spacing w:line="336" w:lineRule="auto" w:after="180"/>
+      </w:pPr>
+      <w:r>
+        <w:rPr>
+          <w:b w:val="0"/>
+        </w:rPr>
         <w:t>Cover the result before checking it. Say what is given, choose the procedure, and follow one step at a time. Then uncover the result and explain your first mismatch. Ask why a step is allowed, not only what number it produces.</w:t>
       </w:r>
     </w:p>
@@ -1846,7 +3251,13 @@
       </w:r>
     </w:p>
     <w:p>
-      <w:r>
+      <w:pPr>
+        <w:spacing w:line="336" w:lineRule="auto" w:after="180"/>
+      </w:pPr>
+      <w:r>
+        <w:rPr>
+          <w:b w:val="0"/>
+        </w:rPr>
         <w:t>A fictional one-feature classifier predicts compact or extended book format.</w:t>
       </w:r>
     </w:p>
@@ -1859,13 +3270,73 @@
       </w:r>
     </w:p>
     <w:p>
-      <w:r>
-        <w:t>Stored training rows: A at 2 units compact, B at 6 extended, C at 8 compact, D at 12 extended. Query is 7.</w:t>
-      </w:r>
-    </w:p>
-    <w:p>
-      <w:r>
-        <w:t>Distance is absolute difference; ties sort by ID; tied category vote chooses compact.</w:t>
+      <w:pPr>
+        <w:pStyle w:val="Heading3"/>
+      </w:pPr>
+      <w:r>
+        <w:t>Supplied facts</w:t>
+      </w:r>
+    </w:p>
+    <w:p>
+      <w:pPr>
+        <w:spacing w:line="336" w:lineRule="auto" w:after="180"/>
+        <w:shd w:fill="F1F6FC"/>
+      </w:pPr>
+      <w:r>
+        <w:rPr>
+          <w:b w:val="0"/>
+        </w:rPr>
+        <w:t xml:space="preserve">Stored </w:t>
+      </w:r>
+      <w:r>
+        <w:rPr>
+          <w:b/>
+        </w:rPr>
+        <w:t>training</w:t>
+      </w:r>
+      <w:r>
+        <w:rPr>
+          <w:b w:val="0"/>
+        </w:rPr>
+        <w:t xml:space="preserve"> rows: A at 2 units compact, B at 6 extended, C at 8 compact, D at 12 extended. Query is 7.</w:t>
+      </w:r>
+    </w:p>
+    <w:p>
+      <w:pPr>
+        <w:pStyle w:val="Heading3"/>
+      </w:pPr>
+      <w:r>
+        <w:t>Supplied facts</w:t>
+      </w:r>
+    </w:p>
+    <w:p>
+      <w:pPr>
+        <w:spacing w:line="336" w:lineRule="auto" w:after="180"/>
+        <w:shd w:fill="F1F6FC"/>
+      </w:pPr>
+      <w:r>
+        <w:rPr>
+          <w:b/>
+        </w:rPr>
+        <w:t>Distance</w:t>
+      </w:r>
+      <w:r>
+        <w:rPr>
+          <w:b w:val="0"/>
+        </w:rPr>
+        <w:t xml:space="preserve"> is absolute difference; ties sort by ID; tied category </w:t>
+      </w:r>
+      <w:r>
+        <w:rPr>
+          <w:b/>
+        </w:rPr>
+        <w:t>vote</w:t>
+      </w:r>
+      <w:r>
+        <w:rPr>
+          <w:b w:val="0"/>
+        </w:rPr>
+        <w:t xml:space="preserve"> chooses compact.</w:t>
       </w:r>
     </w:p>
     <w:p>
@@ -2086,31 +3557,199 @@
       </w:r>
     </w:p>
     <w:p>
-      <w:r>
-        <w:t>Changing k changes how many training neighbours vote, even though all distances remain fixed. The query’s reference label must not enter the stored pool before predicting. Tie policies make ordering reproducible; without them, list order could unexpectedly determine the single-neighbour result.</w:t>
-      </w:r>
-    </w:p>
-    <w:p>
       <w:pPr>
         <w:pStyle w:val="Heading3"/>
       </w:pPr>
       <w:r>
+        <w:t>Why the result follows</w:t>
+      </w:r>
+    </w:p>
+    <w:p>
+      <w:pPr>
+        <w:spacing w:line="336" w:lineRule="auto" w:after="180"/>
+        <w:shd w:fill="F1F6FC"/>
+      </w:pPr>
+      <w:r>
+        <w:rPr>
+          <w:b w:val="0"/>
+        </w:rPr>
+        <w:t xml:space="preserve">Changing k changes how many </w:t>
+      </w:r>
+      <w:r>
+        <w:rPr>
+          <w:b/>
+        </w:rPr>
+        <w:t>training</w:t>
+      </w:r>
+      <w:r>
+        <w:rPr>
+          <w:b w:val="0"/>
+        </w:rPr>
+        <w:t xml:space="preserve"> </w:t>
+      </w:r>
+      <w:r>
+        <w:rPr>
+          <w:b/>
+        </w:rPr>
+        <w:t>neighbour</w:t>
+      </w:r>
+      <w:r>
+        <w:rPr>
+          <w:b w:val="0"/>
+        </w:rPr>
+        <w:t xml:space="preserve">s </w:t>
+      </w:r>
+      <w:r>
+        <w:rPr>
+          <w:b/>
+        </w:rPr>
+        <w:t>vote</w:t>
+      </w:r>
+      <w:r>
+        <w:rPr>
+          <w:b w:val="0"/>
+        </w:rPr>
+        <w:t xml:space="preserve">, even though all </w:t>
+      </w:r>
+      <w:r>
+        <w:rPr>
+          <w:b/>
+        </w:rPr>
+        <w:t>distance</w:t>
+      </w:r>
+      <w:r>
+        <w:rPr>
+          <w:b w:val="0"/>
+        </w:rPr>
+        <w:t>s remain fixed. The query’s reference label must not enter the stored pool before predicting.</w:t>
+      </w:r>
+    </w:p>
+    <w:p>
+      <w:pPr>
+        <w:spacing w:line="336" w:lineRule="auto" w:after="180"/>
+        <w:shd w:fill="F1F6FC"/>
+      </w:pPr>
+      <w:r>
+        <w:rPr>
+          <w:b w:val="0"/>
+        </w:rPr>
+        <w:t>Tie policies make ordering reproducible; without them, list order could unexpectedly determine the single-</w:t>
+      </w:r>
+      <w:r>
+        <w:rPr>
+          <w:b/>
+        </w:rPr>
+        <w:t>neighbour</w:t>
+      </w:r>
+      <w:r>
+        <w:rPr>
+          <w:b w:val="0"/>
+        </w:rPr>
+        <w:t xml:space="preserve"> result.</w:t>
+      </w:r>
+    </w:p>
+    <w:p>
+      <w:pPr>
+        <w:pStyle w:val="Heading3"/>
+      </w:pPr>
+      <w:r>
         <w:t>What this example does not establish</w:t>
       </w:r>
     </w:p>
     <w:p>
-      <w:r>
-        <w:t>Nearest-neighbour votes depend on feature representation; they are not calibrated probabilities or guaranteed correct labels.</w:t>
-      </w:r>
-    </w:p>
-    <w:p>
-      <w:r>
+      <w:pPr>
+        <w:pStyle w:val="Heading3"/>
+      </w:pPr>
+      <w:r>
+        <w:t>Keep the stated limit</w:t>
+      </w:r>
+    </w:p>
+    <w:p>
+      <w:pPr>
+        <w:spacing w:line="336" w:lineRule="auto" w:after="180"/>
+        <w:shd w:fill="FFF5E6"/>
+      </w:pPr>
+      <w:r>
+        <w:rPr>
+          <w:b w:val="0"/>
+        </w:rPr>
+        <w:t>Nearest-</w:t>
+      </w:r>
+      <w:r>
+        <w:rPr>
+          <w:b/>
+        </w:rPr>
+        <w:t>neighbour</w:t>
+      </w:r>
+      <w:r>
+        <w:rPr>
+          <w:b w:val="0"/>
+        </w:rPr>
+        <w:t xml:space="preserve"> </w:t>
+      </w:r>
+      <w:r>
+        <w:rPr>
+          <w:b/>
+        </w:rPr>
+        <w:t>vote</w:t>
+      </w:r>
+      <w:r>
+        <w:rPr>
+          <w:b w:val="0"/>
+        </w:rPr>
+        <w:t>s depend on feature representation; they are not calibrated probabilities or guaranteed correct labels.</w:t>
+      </w:r>
+    </w:p>
+    <w:p>
+      <w:pPr>
+        <w:pStyle w:val="Heading3"/>
+      </w:pPr>
+      <w:r>
+        <w:t>Keep the stated limit</w:t>
+      </w:r>
+    </w:p>
+    <w:p>
+      <w:pPr>
+        <w:spacing w:line="336" w:lineRule="auto" w:after="180"/>
+        <w:shd w:fill="FFF5E6"/>
+      </w:pPr>
+      <w:r>
+        <w:rPr>
+          <w:b w:val="0"/>
+        </w:rPr>
         <w:t>Read the labelled picture: Why do k=1 and k=3 disagree for the original query?</w:t>
       </w:r>
     </w:p>
     <w:p>
-      <w:r>
-        <w:t>Change one thing: Move query from 7 to 9 while keeping training fixed. Predict the result before checking the explanation. What remains the same?</w:t>
+      <w:pPr>
+        <w:pStyle w:val="Heading3"/>
+      </w:pPr>
+      <w:r>
+        <w:t>Keep the stated limit</w:t>
+      </w:r>
+    </w:p>
+    <w:p>
+      <w:pPr>
+        <w:spacing w:line="336" w:lineRule="auto" w:after="180"/>
+        <w:shd w:fill="FFF5E6"/>
+      </w:pPr>
+      <w:r>
+        <w:rPr>
+          <w:b w:val="0"/>
+        </w:rPr>
+        <w:t xml:space="preserve">Change one thing: Move query from 7 to 9 while keeping </w:t>
+      </w:r>
+      <w:r>
+        <w:rPr>
+          <w:b/>
+        </w:rPr>
+        <w:t>training</w:t>
+      </w:r>
+      <w:r>
+        <w:rPr>
+          <w:b w:val="0"/>
+        </w:rPr>
+        <w:t xml:space="preserve"> fixed. Predict the result before checking the explanation. What remains the same?</w:t>
       </w:r>
     </w:p>
     <w:p>
@@ -2123,17 +3762,61 @@
     </w:p>
     <w:p>
       <w:r>
+        <w:t>Find the unsupported step in the Nearest Neighbor Reasoning claim and explain a repair using the supplied evidence.</w:t>
+      </w:r>
+    </w:p>
+    <w:p>
+      <w:pPr>
+        <w:pStyle w:val="Heading3"/>
+      </w:pPr>
+      <w:r>
+        <w:t>Find the first error</w:t>
+      </w:r>
+    </w:p>
+    <w:p>
+      <w:pPr>
+        <w:spacing w:line="336" w:lineRule="auto" w:after="180"/>
+        <w:shd w:fill="FFF5E6"/>
+      </w:pPr>
+      <w:r>
+        <w:rPr>
+          <w:b w:val="0"/>
+        </w:rPr>
         <w:t>ERROR DETECTIVE</w:t>
       </w:r>
     </w:p>
     <w:p>
-      <w:r>
+      <w:pPr>
+        <w:spacing w:line="336" w:lineRule="auto" w:after="180"/>
+      </w:pPr>
+      <w:r>
+        <w:rPr>
+          <w:b w:val="0"/>
+        </w:rPr>
         <w:t>Compare → Diagnose → Repair</w:t>
       </w:r>
     </w:p>
     <w:p>
-      <w:r>
-        <w:t>Do not patch the answer. Find the earliest unsupported assumption, wrong step, or weak evidence.</w:t>
+      <w:pPr>
+        <w:spacing w:line="336" w:lineRule="auto" w:after="180"/>
+      </w:pPr>
+      <w:r>
+        <w:rPr>
+          <w:b w:val="0"/>
+        </w:rPr>
+        <w:t xml:space="preserve">Do not patch the answer. Find the earliest unsupported assumption, wrong step, or weak </w:t>
+      </w:r>
+      <w:r>
+        <w:rPr>
+          <w:b/>
+        </w:rPr>
+        <w:t>evidence</w:t>
+      </w:r>
+      <w:r>
+        <w:rPr>
+          <w:b w:val="0"/>
+        </w:rPr>
+        <w:t>.</w:t>
       </w:r>
     </w:p>
     <w:p>
@@ -2383,7 +4066,14 @@
       </w:tr>
     </w:tbl>
     <w:p>
-      <w:r>
+      <w:pPr>
+        <w:spacing w:line="336" w:lineRule="auto" w:after="180"/>
+        <w:shd w:fill="F5F1FB"/>
+      </w:pPr>
+      <w:r>
+        <w:rPr>
+          <w:b w:val="0"/>
+        </w:rPr>
         <w:t>Repair one cause. Why is this repair better than changing several things?</w:t>
       </w:r>
     </w:p>
@@ -2429,20 +4119,122 @@
       </w:r>
     </w:p>
     <w:p>
-      <w:r>
-        <w:t>All distances here use one feature measured in the same unit. With multiple features, their units and scales affect which examples appear close. A large numerical range can dominate a distance calculation. Next week we will address scaling and learn any scaling values from training data only.</w:t>
-      </w:r>
-    </w:p>
-    <w:p>
-      <w:r>
-        <w:t>Identical readings from different trips can have different labels, and an exact match does not certify truth. Keep related examples grouped across splits as in Week 6. Testing an example against a pool containing itself can make a one-neighbour score misleadingly high; it does not show performance on a new trip.</w:t>
-      </w:r>
-    </w:p>
-    <w:p>
       <w:pPr>
         <w:pStyle w:val="Heading3"/>
       </w:pPr>
       <w:r>
+        <w:t>Check the claim against the facts</w:t>
+      </w:r>
+    </w:p>
+    <w:p>
+      <w:pPr>
+        <w:spacing w:line="336" w:lineRule="auto" w:after="180"/>
+        <w:shd w:fill="FFF5E6"/>
+      </w:pPr>
+      <w:r>
+        <w:rPr>
+          <w:b w:val="0"/>
+        </w:rPr>
+        <w:t xml:space="preserve">All </w:t>
+      </w:r>
+      <w:r>
+        <w:rPr>
+          <w:b/>
+        </w:rPr>
+        <w:t>distance</w:t>
+      </w:r>
+      <w:r>
+        <w:rPr>
+          <w:b w:val="0"/>
+        </w:rPr>
+        <w:t xml:space="preserve">s here use one feature measured in the same unit. With multiple features, their units and scales affect which examples appear close. A large numerical range can dominate a </w:t>
+      </w:r>
+      <w:r>
+        <w:rPr>
+          <w:b/>
+        </w:rPr>
+        <w:t>distance</w:t>
+      </w:r>
+      <w:r>
+        <w:rPr>
+          <w:b w:val="0"/>
+        </w:rPr>
+        <w:t xml:space="preserve"> calculation.</w:t>
+      </w:r>
+    </w:p>
+    <w:p>
+      <w:pPr>
+        <w:spacing w:line="336" w:lineRule="auto" w:after="180"/>
+        <w:shd w:fill="FFF5E6"/>
+      </w:pPr>
+      <w:r>
+        <w:rPr>
+          <w:b w:val="0"/>
+        </w:rPr>
+        <w:t xml:space="preserve">Next week we will address scaling and learn any scaling values from </w:t>
+      </w:r>
+      <w:r>
+        <w:rPr>
+          <w:b/>
+        </w:rPr>
+        <w:t>training</w:t>
+      </w:r>
+      <w:r>
+        <w:rPr>
+          <w:b w:val="0"/>
+        </w:rPr>
+        <w:t xml:space="preserve"> data only.</w:t>
+      </w:r>
+    </w:p>
+    <w:p>
+      <w:pPr>
+        <w:pStyle w:val="Heading3"/>
+      </w:pPr>
+      <w:r>
+        <w:t>Check the claim against the facts</w:t>
+      </w:r>
+    </w:p>
+    <w:p>
+      <w:pPr>
+        <w:spacing w:line="336" w:lineRule="auto" w:after="180"/>
+        <w:shd w:fill="FFF5E6"/>
+      </w:pPr>
+      <w:r>
+        <w:rPr>
+          <w:b w:val="0"/>
+        </w:rPr>
+        <w:t>Identical readings from different trips can have different labels, and an exact match does not certify truth. Keep related examples grouped across splits as in Week 6.</w:t>
+      </w:r>
+    </w:p>
+    <w:p>
+      <w:pPr>
+        <w:spacing w:line="336" w:lineRule="auto" w:after="180"/>
+        <w:shd w:fill="FFF5E6"/>
+      </w:pPr>
+      <w:r>
+        <w:rPr>
+          <w:b w:val="0"/>
+        </w:rPr>
+        <w:t>Testing an example against a pool containing itself can make a one-</w:t>
+      </w:r>
+      <w:r>
+        <w:rPr>
+          <w:b/>
+        </w:rPr>
+        <w:t>neighbour</w:t>
+      </w:r>
+      <w:r>
+        <w:rPr>
+          <w:b w:val="0"/>
+        </w:rPr>
+        <w:t xml:space="preserve"> score misleadingly high; it does not show performance on a new trip.</w:t>
+      </w:r>
+    </w:p>
+    <w:p>
+      <w:pPr>
+        <w:pStyle w:val="Heading3"/>
+      </w:pPr>
+      <w:r>
         <w:t>A learner adds each labelled validation query to the stored pool, then uses k=1 and reports perfect predictions. Explain what the result fails to test and how to restore the intended comparison.</w:t>
       </w:r>
     </w:p>
@@ -2476,16 +4268,39 @@
     </w:p>
     <w:p>
       <w:r>
+        <w:t>Practise Nearest Neighbor Reasoning with support, then explain the deciding step in your own words.</w:t>
+      </w:r>
+    </w:p>
+    <w:p>
+      <w:pPr>
+        <w:spacing w:line="336" w:lineRule="auto" w:after="180"/>
+      </w:pPr>
+      <w:r>
+        <w:rPr>
+          <w:b/>
+        </w:rPr>
         <w:t>LOGIC STUDIO</w:t>
       </w:r>
     </w:p>
     <w:p>
-      <w:r>
+      <w:pPr>
+        <w:spacing w:line="336" w:lineRule="auto" w:after="180"/>
+      </w:pPr>
+      <w:r>
+        <w:rPr>
+          <w:b w:val="0"/>
+        </w:rPr>
         <w:t>Trace Before You Run</w:t>
       </w:r>
     </w:p>
     <w:p>
-      <w:r>
+      <w:pPr>
+        <w:spacing w:line="336" w:lineRule="auto" w:after="180"/>
+      </w:pPr>
+      <w:r>
+        <w:rPr>
+          <w:b w:val="0"/>
+        </w:rPr>
         <w:t>Block code, pseudocode, tables, and diagrams are different ways to expose the same reasoning.</w:t>
       </w:r>
     </w:p>
@@ -2526,8 +4341,26 @@
       </w:r>
     </w:p>
     <w:p>
-      <w:r>
-        <w:t>SET evidence_record</w:t>
+      <w:pPr>
+        <w:spacing w:line="336" w:lineRule="auto" w:after="180"/>
+      </w:pPr>
+      <w:r>
+        <w:rPr>
+          <w:b w:val="0"/>
+        </w:rPr>
+        <w:t xml:space="preserve">SET </w:t>
+      </w:r>
+      <w:r>
+        <w:rPr>
+          <w:b/>
+        </w:rPr>
+        <w:t>evidence</w:t>
+      </w:r>
+      <w:r>
+        <w:rPr>
+          <w:b w:val="0"/>
+        </w:rPr>
+        <w:t>_record</w:t>
         <w:br/>
         <w:t>PREDICT expected_result</w:t>
         <w:br/>
@@ -2541,8 +4374,27 @@
       </w:r>
     </w:p>
     <w:p>
-      <w:r>
-        <w:t>Trace one input. Which line changes the state or chooses a path?</w:t>
+      <w:pPr>
+        <w:spacing w:line="336" w:lineRule="auto" w:after="180"/>
+        <w:shd w:fill="F5F1FB"/>
+      </w:pPr>
+      <w:r>
+        <w:rPr>
+          <w:b w:val="0"/>
+        </w:rPr>
+        <w:t xml:space="preserve">Trace one </w:t>
+      </w:r>
+      <w:r>
+        <w:rPr>
+          <w:b/>
+        </w:rPr>
+        <w:t>input</w:t>
+      </w:r>
+      <w:r>
+        <w:rPr>
+          <w:b w:val="0"/>
+        </w:rPr>
+        <w:t>. Which line changes the state or chooses a path?</w:t>
       </w:r>
     </w:p>
     <w:p>
@@ -2587,13 +4439,131 @@
       </w:r>
     </w:p>
     <w:p>
-      <w:r>
-        <w:t>Keep k=3 and the original five training rows. Validation queries with reference labels are (3,blocked), (9,blocked), (11,clear). Their selected neighbour IDs are A B C, C D E, and D E C respectively. Each group votes clear. Only the last prediction matches, so accuracy is 1/3, about 33.3 percent.</w:t>
-      </w:r>
-    </w:p>
-    <w:p>
-      <w:r>
-        <w:t>The training-majority baseline also predicts clear because three training labels are clear and two are blocked. It gets the same 1/3 on these validation rows. Record all distances, selected IDs and errors. Trying more k values is a development choice to document; preserve a separate final test for a final evaluation.</w:t>
+      <w:pPr>
+        <w:spacing w:line="336" w:lineRule="auto" w:after="180"/>
+      </w:pPr>
+      <w:r>
+        <w:rPr>
+          <w:b w:val="0"/>
+        </w:rPr>
+        <w:t xml:space="preserve">Keep k=3 and the original five </w:t>
+      </w:r>
+      <w:r>
+        <w:rPr>
+          <w:b/>
+        </w:rPr>
+        <w:t>training</w:t>
+      </w:r>
+      <w:r>
+        <w:rPr>
+          <w:b w:val="0"/>
+        </w:rPr>
+        <w:t xml:space="preserve"> rows. Validation queries with reference labels are (3,blocked), (9,blocked), (11,clear). Their selected </w:t>
+      </w:r>
+      <w:r>
+        <w:rPr>
+          <w:b/>
+        </w:rPr>
+        <w:t>neighbour</w:t>
+      </w:r>
+      <w:r>
+        <w:rPr>
+          <w:b w:val="0"/>
+        </w:rPr>
+        <w:t xml:space="preserve"> IDs are A B C, C D E, and D E C respectively. Each group </w:t>
+      </w:r>
+      <w:r>
+        <w:rPr>
+          <w:b/>
+        </w:rPr>
+        <w:t>vote</w:t>
+      </w:r>
+      <w:r>
+        <w:rPr>
+          <w:b w:val="0"/>
+        </w:rPr>
+        <w:t>s clear.</w:t>
+      </w:r>
+    </w:p>
+    <w:p>
+      <w:pPr>
+        <w:spacing w:line="336" w:lineRule="auto" w:after="180"/>
+      </w:pPr>
+      <w:r>
+        <w:rPr>
+          <w:b w:val="0"/>
+        </w:rPr>
+        <w:t xml:space="preserve">Only the last </w:t>
+      </w:r>
+      <w:r>
+        <w:rPr>
+          <w:b/>
+        </w:rPr>
+        <w:t>prediction</w:t>
+      </w:r>
+      <w:r>
+        <w:rPr>
+          <w:b w:val="0"/>
+        </w:rPr>
+        <w:t xml:space="preserve"> matches, so accuracy is 1/3, about 33.3 percent.</w:t>
+      </w:r>
+    </w:p>
+    <w:p>
+      <w:pPr>
+        <w:spacing w:line="336" w:lineRule="auto" w:after="180"/>
+      </w:pPr>
+      <w:r>
+        <w:rPr>
+          <w:b w:val="0"/>
+        </w:rPr>
+        <w:t xml:space="preserve">The </w:t>
+      </w:r>
+      <w:r>
+        <w:rPr>
+          <w:b/>
+        </w:rPr>
+        <w:t>training</w:t>
+      </w:r>
+      <w:r>
+        <w:rPr>
+          <w:b w:val="0"/>
+        </w:rPr>
+        <w:t xml:space="preserve">-majority baseline also predicts clear because three </w:t>
+      </w:r>
+      <w:r>
+        <w:rPr>
+          <w:b/>
+        </w:rPr>
+        <w:t>training</w:t>
+      </w:r>
+      <w:r>
+        <w:rPr>
+          <w:b w:val="0"/>
+        </w:rPr>
+        <w:t xml:space="preserve"> labels are clear and two are blocked. It gets the same 1/3 on these validation rows. Record all </w:t>
+      </w:r>
+      <w:r>
+        <w:rPr>
+          <w:b/>
+        </w:rPr>
+        <w:t>distance</w:t>
+      </w:r>
+      <w:r>
+        <w:rPr>
+          <w:b w:val="0"/>
+        </w:rPr>
+        <w:t>s, selected IDs and errors.</w:t>
+      </w:r>
+    </w:p>
+    <w:p>
+      <w:pPr>
+        <w:spacing w:line="336" w:lineRule="auto" w:after="180"/>
+      </w:pPr>
+      <w:r>
+        <w:rPr>
+          <w:b w:val="0"/>
+        </w:rPr>
+        <w:t>Trying more k values is a development choice to document; preserve a separate final test for a final evaluation.</w:t>
       </w:r>
     </w:p>
     <w:p>
@@ -2605,8 +4575,50 @@
       </w:r>
     </w:p>
     <w:p>
-      <w:r>
-        <w:t>Use workbook W2 for the connected example “Nearest neighbours and distances”. First fill the input and rule boxes. Try the middle steps before asking for a hint. After a hint, try the next step yourself.</w:t>
+      <w:pPr>
+        <w:spacing w:line="336" w:lineRule="auto" w:after="180"/>
+      </w:pPr>
+      <w:r>
+        <w:rPr>
+          <w:b w:val="0"/>
+        </w:rPr>
+        <w:t xml:space="preserve">Use workbook W2 for the connected example “Nearest </w:t>
+      </w:r>
+      <w:r>
+        <w:rPr>
+          <w:b/>
+        </w:rPr>
+        <w:t>neighbour</w:t>
+      </w:r>
+      <w:r>
+        <w:rPr>
+          <w:b w:val="0"/>
+        </w:rPr>
+        <w:t xml:space="preserve">s and </w:t>
+      </w:r>
+      <w:r>
+        <w:rPr>
+          <w:b/>
+        </w:rPr>
+        <w:t>distance</w:t>
+      </w:r>
+      <w:r>
+        <w:rPr>
+          <w:b w:val="0"/>
+        </w:rPr>
+        <w:t xml:space="preserve">s”. First fill the </w:t>
+      </w:r>
+      <w:r>
+        <w:rPr>
+          <w:b/>
+        </w:rPr>
+        <w:t>input</w:t>
+      </w:r>
+      <w:r>
+        <w:rPr>
+          <w:b w:val="0"/>
+        </w:rPr>
+        <w:t xml:space="preserve"> and rule boxes. Try the middle steps before asking for a hint. After a hint, try the next step yourself.</w:t>
       </w:r>
     </w:p>
     <w:tbl>
@@ -2689,7 +4701,13 @@
       </w:tr>
     </w:tbl>
     <w:p>
-      <w:r>
+      <w:pPr>
+        <w:spacing w:line="336" w:lineRule="auto" w:after="180"/>
+      </w:pPr>
+      <w:r>
+        <w:rPr>
+          <w:b w:val="0"/>
+        </w:rPr>
         <w:t>Explain your trace to a partner. Your partner points to one step to check. Swap roles on the next case. Each person writes their own explanation.</w:t>
       </w:r>
     </w:p>
@@ -2702,12 +4720,71 @@
       </w:r>
     </w:p>
     <w:p>
-      <w:r>
-        <w:t>Use the worked case for Nearest neighbours and distances. Proposed explanation: “A negative difference is a negative distance”. Decide whether this explanation is supported. Point to the step or supplied fact that decides; explain your repair if needed.</w:t>
-      </w:r>
-    </w:p>
-    <w:p>
-      <w:r>
+      <w:pPr>
+        <w:spacing w:line="336" w:lineRule="auto" w:after="180"/>
+      </w:pPr>
+      <w:r>
+        <w:rPr>
+          <w:b w:val="0"/>
+        </w:rPr>
+        <w:t xml:space="preserve">Use the worked case for Nearest </w:t>
+      </w:r>
+      <w:r>
+        <w:rPr>
+          <w:b/>
+        </w:rPr>
+        <w:t>neighbour</w:t>
+      </w:r>
+      <w:r>
+        <w:rPr>
+          <w:b w:val="0"/>
+        </w:rPr>
+        <w:t xml:space="preserve">s and </w:t>
+      </w:r>
+      <w:r>
+        <w:rPr>
+          <w:b/>
+        </w:rPr>
+        <w:t>distance</w:t>
+      </w:r>
+      <w:r>
+        <w:rPr>
+          <w:b w:val="0"/>
+        </w:rPr>
+        <w:t xml:space="preserve">s. Proposed explanation: “A negative difference is a negative </w:t>
+      </w:r>
+      <w:r>
+        <w:rPr>
+          <w:b/>
+        </w:rPr>
+        <w:t>distance</w:t>
+      </w:r>
+      <w:r>
+        <w:rPr>
+          <w:b w:val="0"/>
+        </w:rPr>
+        <w:t>”. Decide whether this explanation is supported.</w:t>
+      </w:r>
+    </w:p>
+    <w:p>
+      <w:pPr>
+        <w:spacing w:line="336" w:lineRule="auto" w:after="180"/>
+      </w:pPr>
+      <w:r>
+        <w:rPr>
+          <w:b w:val="0"/>
+        </w:rPr>
+        <w:t>Point to the step or supplied fact that decides; explain your repair if needed.</w:t>
+      </w:r>
+    </w:p>
+    <w:p>
+      <w:pPr>
+        <w:spacing w:line="336" w:lineRule="auto" w:after="180"/>
+      </w:pPr>
+      <w:r>
+        <w:rPr>
+          <w:b w:val="0"/>
+        </w:rPr>
         <w:t>Answer on your own before discussion. If you are unsure, say which step you need help with.</w:t>
       </w:r>
     </w:p>
@@ -2720,7 +4797,14 @@
       </w:r>
     </w:p>
     <w:p>
-      <w:r>
+      <w:pPr>
+        <w:spacing w:line="336" w:lineRule="auto" w:after="180"/>
+        <w:shd w:fill="F5F1FB"/>
+      </w:pPr>
+      <w:r>
+        <w:rPr>
+          <w:b w:val="0"/>
+        </w:rPr>
         <w:t>Why do k=1 and k=3 disagree for the original query?</w:t>
       </w:r>
     </w:p>
@@ -2753,7 +4837,13 @@
       </w:r>
     </w:p>
     <w:p>
-      <w:r>
+      <w:pPr>
+        <w:spacing w:line="336" w:lineRule="auto" w:after="180"/>
+      </w:pPr>
+      <w:r>
+        <w:rPr>
+          <w:b w:val="0"/>
+        </w:rPr>
         <w:t>This is supported practice. Keep the separately named independent case for an attempt before feedback.</w:t>
       </w:r>
     </w:p>
@@ -2767,16 +4857,45 @@
     </w:p>
     <w:p>
       <w:r>
-        <w:t>EVIDENCE LAB</w:t>
-      </w:r>
-    </w:p>
-    <w:p>
-      <w:r>
+        <w:t>Investigate Nearest Neighbor Reasoning. Record the prediction, actual observation or labelled paper trace, explanation and next test separately.</w:t>
+      </w:r>
+    </w:p>
+    <w:p>
+      <w:pPr>
+        <w:spacing w:line="336" w:lineRule="auto" w:after="180"/>
+      </w:pPr>
+      <w:r>
+        <w:rPr>
+          <w:b/>
+        </w:rPr>
+        <w:t>EVIDENCE</w:t>
+      </w:r>
+      <w:r>
+        <w:rPr>
+          <w:b/>
+        </w:rPr>
+        <w:t xml:space="preserve"> LAB</w:t>
+      </w:r>
+    </w:p>
+    <w:p>
+      <w:pPr>
+        <w:spacing w:line="336" w:lineRule="auto" w:after="180"/>
+      </w:pPr>
+      <w:r>
+        <w:rPr>
+          <w:b w:val="0"/>
+        </w:rPr>
         <w:t>Predict → Test → Record → Explain</w:t>
       </w:r>
     </w:p>
     <w:p>
-      <w:r>
+      <w:pPr>
+        <w:spacing w:line="336" w:lineRule="auto" w:after="180"/>
+      </w:pPr>
+      <w:r>
+        <w:rPr>
+          <w:b w:val="0"/>
+        </w:rPr>
         <w:t>Keep expected and actual results separate. Surprises are useful data when recorded honestly.</w:t>
       </w:r>
     </w:p>
@@ -2817,8 +4936,50 @@
       </w:r>
     </w:p>
     <w:p>
-      <w:r>
-        <w:t>Measure distances, circle k=3 nearest, tally votes, apply a written tie rule, and test one point near the boundary.</w:t>
+      <w:pPr>
+        <w:spacing w:line="336" w:lineRule="auto" w:after="180"/>
+      </w:pPr>
+      <w:r>
+        <w:rPr>
+          <w:b w:val="0"/>
+        </w:rPr>
+        <w:t xml:space="preserve">Measure </w:t>
+      </w:r>
+      <w:r>
+        <w:rPr>
+          <w:b/>
+        </w:rPr>
+        <w:t>distance</w:t>
+      </w:r>
+      <w:r>
+        <w:rPr>
+          <w:b w:val="0"/>
+        </w:rPr>
+        <w:t xml:space="preserve">s, circle k=3 nearest, tally </w:t>
+      </w:r>
+      <w:r>
+        <w:rPr>
+          <w:b/>
+        </w:rPr>
+        <w:t>vote</w:t>
+      </w:r>
+      <w:r>
+        <w:rPr>
+          <w:b w:val="0"/>
+        </w:rPr>
+        <w:t xml:space="preserve">s, apply a written </w:t>
+      </w:r>
+      <w:r>
+        <w:rPr>
+          <w:b/>
+        </w:rPr>
+        <w:t>tie rule</w:t>
+      </w:r>
+      <w:r>
+        <w:rPr>
+          <w:b w:val="0"/>
+        </w:rPr>
+        <w:t>, and test one point near the boundary.</w:t>
       </w:r>
     </w:p>
     <w:tbl>
@@ -3067,7 +5228,14 @@
       </w:tr>
     </w:tbl>
     <w:p>
-      <w:r>
+      <w:pPr>
+        <w:spacing w:line="336" w:lineRule="auto" w:after="180"/>
+        <w:shd w:fill="F5F1FB"/>
+      </w:pPr>
+      <w:r>
+        <w:rPr>
+          <w:b w:val="0"/>
+        </w:rPr>
         <w:t>What did the hardest test teach you that the normal test did not?</w:t>
       </w:r>
     </w:p>
@@ -3113,7 +5281,13 @@
       </w:r>
     </w:p>
     <w:p>
-      <w:r>
+      <w:pPr>
+        <w:spacing w:line="336" w:lineRule="auto" w:after="180"/>
+      </w:pPr>
+      <w:r>
+        <w:rPr>
+          <w:b w:val="0"/>
+        </w:rPr>
         <w:t>Before trying: what do I expect, and why? While trying: which step could first go wrong? Afterwards: what did I actually observe, and what should change? Keep “not run” if you only traced the procedure.</w:t>
       </w:r>
     </w:p>
@@ -3127,17 +5301,52 @@
     </w:p>
     <w:p>
       <w:r>
+        <w:t>Move from recall to tracing, diagnosis and transfer in Nearest Neighbor Reasoning. Explain why each step is justified.</w:t>
+      </w:r>
+    </w:p>
+    <w:p>
+      <w:pPr>
+        <w:spacing w:line="336" w:lineRule="auto" w:after="180"/>
+      </w:pPr>
+      <w:r>
+        <w:rPr>
+          <w:b/>
+        </w:rPr>
         <w:t>MASTERY</w:t>
       </w:r>
     </w:p>
     <w:p>
-      <w:r>
+      <w:pPr>
+        <w:spacing w:line="336" w:lineRule="auto" w:after="180"/>
+      </w:pPr>
+      <w:r>
+        <w:rPr>
+          <w:b w:val="0"/>
+        </w:rPr>
         <w:t>From Knowing the Word to Owning the Idea</w:t>
       </w:r>
     </w:p>
     <w:p>
-      <w:r>
-        <w:t>Move upward only when you can produce evidence without copying the worked example.</w:t>
+      <w:pPr>
+        <w:spacing w:line="336" w:lineRule="auto" w:after="180"/>
+      </w:pPr>
+      <w:r>
+        <w:rPr>
+          <w:b w:val="0"/>
+        </w:rPr>
+        <w:t xml:space="preserve">Move upward only when you can produce </w:t>
+      </w:r>
+      <w:r>
+        <w:rPr>
+          <w:b/>
+        </w:rPr>
+        <w:t>evidence</w:t>
+      </w:r>
+      <w:r>
+        <w:rPr>
+          <w:b w:val="0"/>
+        </w:rPr>
+        <w:t xml:space="preserve"> without copying the worked example.</w:t>
       </w:r>
     </w:p>
     <w:p>
@@ -3177,33 +5386,93 @@
       </w:r>
     </w:p>
     <w:p>
-      <w:r>
+      <w:pPr>
+        <w:spacing w:line="336" w:lineRule="auto" w:after="180"/>
+      </w:pPr>
+      <w:r>
+        <w:rPr>
+          <w:b w:val="0"/>
+        </w:rPr>
         <w:t>1 • NAME: Define the concept without repeating the textbook.</w:t>
       </w:r>
     </w:p>
     <w:p>
-      <w:r>
-        <w:t>2 • TRACE: Show the information, state, branch, calculation, or evidence path.</w:t>
-      </w:r>
-    </w:p>
-    <w:p>
-      <w:r>
+      <w:pPr>
+        <w:spacing w:line="336" w:lineRule="auto" w:after="180"/>
+      </w:pPr>
+      <w:r>
+        <w:rPr>
+          <w:b w:val="0"/>
+        </w:rPr>
+        <w:t xml:space="preserve">2 • TRACE: Show the information, state, branch, calculation, or </w:t>
+      </w:r>
+      <w:r>
+        <w:rPr>
+          <w:b/>
+        </w:rPr>
+        <w:t>evidence</w:t>
+      </w:r>
+      <w:r>
+        <w:rPr>
+          <w:b w:val="0"/>
+        </w:rPr>
+        <w:t xml:space="preserve"> path.</w:t>
+      </w:r>
+    </w:p>
+    <w:p>
+      <w:pPr>
+        <w:spacing w:line="336" w:lineRule="auto" w:after="180"/>
+      </w:pPr>
+      <w:r>
+        <w:rPr>
+          <w:b w:val="0"/>
+        </w:rPr>
         <w:t>3 • APPLY: Solve a different example independently.</w:t>
       </w:r>
     </w:p>
     <w:p>
-      <w:r>
+      <w:pPr>
+        <w:spacing w:line="336" w:lineRule="auto" w:after="180"/>
+      </w:pPr>
+      <w:r>
+        <w:rPr>
+          <w:b w:val="0"/>
+        </w:rPr>
         <w:t>4 • CHALLENGE: Find a boundary case, counterexample, or unfair outcome.</w:t>
       </w:r>
     </w:p>
     <w:p>
-      <w:r>
+      <w:pPr>
+        <w:spacing w:line="336" w:lineRule="auto" w:after="180"/>
+      </w:pPr>
+      <w:r>
+        <w:rPr>
+          <w:b w:val="0"/>
+        </w:rPr>
         <w:t>5 • EXPLAIN LIMITS: Say when the result should not be trusted or used alone.</w:t>
       </w:r>
     </w:p>
     <w:p>
-      <w:r>
-        <w:t>My strongest evidence of independent understanding:</w:t>
+      <w:pPr>
+        <w:spacing w:line="336" w:lineRule="auto" w:after="180"/>
+      </w:pPr>
+      <w:r>
+        <w:rPr>
+          <w:b w:val="0"/>
+        </w:rPr>
+        <w:t xml:space="preserve">My strongest </w:t>
+      </w:r>
+      <w:r>
+        <w:rPr>
+          <w:b/>
+        </w:rPr>
+        <w:t>evidence</w:t>
+      </w:r>
+      <w:r>
+        <w:rPr>
+          <w:b w:val="0"/>
+        </w:rPr>
+        <w:t xml:space="preserve"> of independent understanding:</w:t>
       </w:r>
     </w:p>
     <w:p>
@@ -3249,16 +5518,39 @@
     </w:p>
     <w:p>
       <w:r>
+        <w:t>Apply this week’s idea to Transparent Book Recommender. Keep an annotated decision and the evidence supporting it.</w:t>
+      </w:r>
+    </w:p>
+    <w:p>
+      <w:pPr>
+        <w:spacing w:line="336" w:lineRule="auto" w:after="180"/>
+      </w:pPr>
+      <w:r>
+        <w:rPr>
+          <w:b/>
+        </w:rPr>
         <w:t>CUMULATIVE PROJECT</w:t>
       </w:r>
     </w:p>
     <w:p>
-      <w:r>
+      <w:pPr>
+        <w:spacing w:line="336" w:lineRule="auto" w:after="180"/>
+      </w:pPr>
+      <w:r>
+        <w:rPr>
+          <w:b w:val="0"/>
+        </w:rPr>
         <w:t>Transparent Book Recommender</w:t>
       </w:r>
     </w:p>
     <w:p>
-      <w:r>
+      <w:pPr>
+        <w:spacing w:line="336" w:lineRule="auto" w:after="180"/>
+      </w:pPr>
+      <w:r>
+        <w:rPr>
+          <w:b w:val="0"/>
+        </w:rPr>
         <w:t>Every week adds one inspectable piece. The system must show how it reached a result.</w:t>
       </w:r>
     </w:p>
@@ -3299,17 +5591,87 @@
       </w:r>
     </w:p>
     <w:p>
-      <w:r>
-        <w:t>THIS WEEK’S CHECKPOINT  Use neighboring liked books as evidence, while explaining which traits created closeness.</w:t>
-      </w:r>
-    </w:p>
-    <w:p>
-      <w:r>
-        <w:t>SYSTEM MAP  Reader need → allowed inputs → transparent rule or score → ranked candidates → explanation → test record → human decision</w:t>
-      </w:r>
-    </w:p>
-    <w:p>
-      <w:r>
+      <w:pPr>
+        <w:spacing w:line="336" w:lineRule="auto" w:after="180"/>
+      </w:pPr>
+      <w:r>
+        <w:rPr>
+          <w:b w:val="0"/>
+        </w:rPr>
+        <w:t xml:space="preserve">THIS WEEK’S CHECKPOINT  Use </w:t>
+      </w:r>
+      <w:r>
+        <w:rPr>
+          <w:b/>
+        </w:rPr>
+        <w:t>neighbor</w:t>
+      </w:r>
+      <w:r>
+        <w:rPr>
+          <w:b w:val="0"/>
+        </w:rPr>
+        <w:t xml:space="preserve">ing liked books as </w:t>
+      </w:r>
+      <w:r>
+        <w:rPr>
+          <w:b/>
+        </w:rPr>
+        <w:t>evidence</w:t>
+      </w:r>
+      <w:r>
+        <w:rPr>
+          <w:b w:val="0"/>
+        </w:rPr>
+        <w:t>, while explaining which traits created closeness.</w:t>
+      </w:r>
+    </w:p>
+    <w:p>
+      <w:pPr>
+        <w:pStyle w:val="Heading3"/>
+      </w:pPr>
+      <w:r>
+        <w:t>Trace the system</w:t>
+      </w:r>
+    </w:p>
+    <w:p>
+      <w:pPr>
+        <w:spacing w:line="336" w:lineRule="auto" w:after="180"/>
+        <w:shd w:fill="EDF7F3"/>
+      </w:pPr>
+      <w:r>
+        <w:rPr>
+          <w:b w:val="0"/>
+        </w:rPr>
+        <w:t xml:space="preserve">SYSTEM MAP  Reader need → allowed </w:t>
+      </w:r>
+      <w:r>
+        <w:rPr>
+          <w:b/>
+        </w:rPr>
+        <w:t>input</w:t>
+      </w:r>
+      <w:r>
+        <w:rPr>
+          <w:b w:val="0"/>
+        </w:rPr>
+        <w:t xml:space="preserve">s → transparent rule or score → ranked candidates → explanation → test record → </w:t>
+      </w:r>
+      <w:r>
+        <w:rPr>
+          <w:b/>
+        </w:rPr>
+        <w:t>human decision</w:t>
+      </w:r>
+    </w:p>
+    <w:p>
+      <w:pPr>
+        <w:spacing w:line="336" w:lineRule="auto" w:after="180"/>
+        <w:shd w:fill="F5F1FB"/>
+      </w:pPr>
+      <w:r>
+        <w:rPr>
+          <w:b w:val="0"/>
+        </w:rPr>
         <w:t>What will you add, change, or verify in the project this week?</w:t>
       </w:r>
     </w:p>
@@ -3347,8 +5709,27 @@
       </w:r>
     </w:p>
     <w:p>
-      <w:r>
-        <w:t>What should remain under human control?</w:t>
+      <w:pPr>
+        <w:spacing w:line="336" w:lineRule="auto" w:after="180"/>
+        <w:shd w:fill="F5F1FB"/>
+      </w:pPr>
+      <w:r>
+        <w:rPr>
+          <w:b w:val="0"/>
+        </w:rPr>
+        <w:t xml:space="preserve">What should remain under </w:t>
+      </w:r>
+      <w:r>
+        <w:rPr>
+          <w:b/>
+        </w:rPr>
+        <w:t>human control</w:t>
+      </w:r>
+      <w:r>
+        <w:rPr>
+          <w:b w:val="0"/>
+        </w:rPr>
+        <w:t>?</w:t>
       </w:r>
     </w:p>
     <w:p>
@@ -3385,7 +5766,22 @@
       </w:r>
     </w:p>
     <w:p>
-      <w:r>
+      <w:pPr>
+        <w:pStyle w:val="Heading3"/>
+      </w:pPr>
+      <w:r>
+        <w:t>Responsible design</w:t>
+      </w:r>
+    </w:p>
+    <w:p>
+      <w:pPr>
+        <w:spacing w:line="336" w:lineRule="auto" w:after="180"/>
+        <w:shd w:fill="FFF5E6"/>
+      </w:pPr>
+      <w:r>
+        <w:rPr>
+          <w:b w:val="0"/>
+        </w:rPr>
         <w:t>RESPONSIBLE DESIGN  Collect only necessary information. Show uncertainty and limits. Never confuse a ranking with a fact about a person.</w:t>
       </w:r>
     </w:p>
@@ -3398,8 +5794,38 @@
       </w:r>
     </w:p>
     <w:p>
-      <w:r>
-        <w:t>Retain recommender neighbour IDs, distances, k and tie decisions so similar-book explanations can be audited.</w:t>
+      <w:pPr>
+        <w:spacing w:line="336" w:lineRule="auto" w:after="180"/>
+      </w:pPr>
+      <w:r>
+        <w:rPr>
+          <w:b w:val="0"/>
+        </w:rPr>
+        <w:t xml:space="preserve">Retain recommender </w:t>
+      </w:r>
+      <w:r>
+        <w:rPr>
+          <w:b/>
+        </w:rPr>
+        <w:t>neighbour</w:t>
+      </w:r>
+      <w:r>
+        <w:rPr>
+          <w:b w:val="0"/>
+        </w:rPr>
+        <w:t xml:space="preserve"> IDs, </w:t>
+      </w:r>
+      <w:r>
+        <w:rPr>
+          <w:b/>
+        </w:rPr>
+        <w:t>distance</w:t>
+      </w:r>
+      <w:r>
+        <w:rPr>
+          <w:b w:val="0"/>
+        </w:rPr>
+        <w:t>s, k and tie decisions so similar-book explanations can be audited.</w:t>
       </w:r>
     </w:p>
     <w:p>
@@ -3412,16 +5838,48 @@
     </w:p>
     <w:p>
       <w:r>
+        <w:t>Use a genuinely new case for independent evidence. Previously discussed examples remain practice; use the separately named independent case before feedback.</w:t>
+      </w:r>
+    </w:p>
+    <w:p>
+      <w:pPr>
+        <w:pStyle w:val="Heading3"/>
+      </w:pPr>
+      <w:r>
+        <w:t>Independent evidence</w:t>
+      </w:r>
+    </w:p>
+    <w:p>
+      <w:pPr>
+        <w:spacing w:line="336" w:lineRule="auto" w:after="180"/>
+        <w:shd w:fill="FFF5E6"/>
+      </w:pPr>
+      <w:r>
+        <w:rPr>
+          <w:b w:val="0"/>
+        </w:rPr>
         <w:t>INDEPENDENT MASTERY PROOF</w:t>
       </w:r>
     </w:p>
     <w:p>
-      <w:r>
+      <w:pPr>
+        <w:spacing w:line="336" w:lineRule="auto" w:after="180"/>
+      </w:pPr>
+      <w:r>
+        <w:rPr>
+          <w:b w:val="0"/>
+        </w:rPr>
         <w:t>Explain • Transfer • Test • Defend</w:t>
       </w:r>
     </w:p>
     <w:p>
-      <w:r>
+      <w:pPr>
+        <w:spacing w:line="336" w:lineRule="auto" w:after="180"/>
+      </w:pPr>
+      <w:r>
+        <w:rPr>
+          <w:b w:val="0"/>
+        </w:rPr>
         <w:t>Complete this page without copying the worked example. Your reasoning matters more than decoration.</w:t>
       </w:r>
     </w:p>
@@ -3462,12 +5920,58 @@
       </w:r>
     </w:p>
     <w:p>
-      <w:r>
-        <w:t>CHALLENGE  Run a paper k-nearest-neighbors vote and resolve a tie.</w:t>
-      </w:r>
-    </w:p>
-    <w:p>
-      <w:r>
+      <w:pPr>
+        <w:pStyle w:val="Heading3"/>
+      </w:pPr>
+      <w:r>
+        <w:t>Try a more demanding case</w:t>
+      </w:r>
+    </w:p>
+    <w:p>
+      <w:pPr>
+        <w:spacing w:line="336" w:lineRule="auto" w:after="180"/>
+        <w:shd w:fill="F5F1FB"/>
+      </w:pPr>
+      <w:r>
+        <w:rPr>
+          <w:b w:val="0"/>
+        </w:rPr>
+        <w:t>CHALLENGE  Run a paper k-nearest-</w:t>
+      </w:r>
+      <w:r>
+        <w:rPr>
+          <w:b/>
+        </w:rPr>
+        <w:t>neighbor</w:t>
+      </w:r>
+      <w:r>
+        <w:rPr>
+          <w:b w:val="0"/>
+        </w:rPr>
+        <w:t xml:space="preserve">s </w:t>
+      </w:r>
+      <w:r>
+        <w:rPr>
+          <w:b/>
+        </w:rPr>
+        <w:t>vote</w:t>
+      </w:r>
+      <w:r>
+        <w:rPr>
+          <w:b w:val="0"/>
+        </w:rPr>
+        <w:t xml:space="preserve"> and resolve a tie.</w:t>
+      </w:r>
+    </w:p>
+    <w:p>
+      <w:pPr>
+        <w:spacing w:line="336" w:lineRule="auto" w:after="180"/>
+        <w:shd w:fill="F4F9FC"/>
+      </w:pPr>
+      <w:r>
+        <w:rPr>
+          <w:b w:val="0"/>
+        </w:rPr>
         <w:t>1. My fresh example, trace, calculation, or design:</w:t>
       </w:r>
     </w:p>
@@ -3505,8 +6009,27 @@
       </w:r>
     </w:p>
     <w:p>
-      <w:r>
-        <w:t>2. My evidence that it works (include a boundary or missing-data case):</w:t>
+      <w:pPr>
+        <w:spacing w:line="336" w:lineRule="auto" w:after="180"/>
+        <w:shd w:fill="F4F9FC"/>
+      </w:pPr>
+      <w:r>
+        <w:rPr>
+          <w:b w:val="0"/>
+        </w:rPr>
+        <w:t xml:space="preserve">2. My </w:t>
+      </w:r>
+      <w:r>
+        <w:rPr>
+          <w:b/>
+        </w:rPr>
+        <w:t>evidence</w:t>
+      </w:r>
+      <w:r>
+        <w:rPr>
+          <w:b w:val="0"/>
+        </w:rPr>
+        <w:t xml:space="preserve"> that it works (include a boundary or missing-data case):</w:t>
       </w:r>
     </w:p>
     <w:p>
@@ -3543,7 +6066,14 @@
       </w:r>
     </w:p>
     <w:p>
-      <w:r>
+      <w:pPr>
+        <w:spacing w:line="336" w:lineRule="auto" w:after="180"/>
+        <w:shd w:fill="F4F9FC"/>
+      </w:pPr>
+      <w:r>
+        <w:rPr>
+          <w:b w:val="0"/>
+        </w:rPr>
         <w:t>3. One limitation, fairness concern, or situation needing human review:</w:t>
       </w:r>
     </w:p>
@@ -3581,8 +6111,47 @@
       </w:r>
     </w:p>
     <w:p>
-      <w:r>
-        <w:t>SELF-CHECK  □ I explained the mechanism  □ I used evidence  □ I tested a fresh case  □ I named a limitation  □ I can answer ‘why?’</w:t>
+      <w:pPr>
+        <w:pStyle w:val="Heading3"/>
+      </w:pPr>
+      <w:r>
+        <w:t>Check your explanation</w:t>
+      </w:r>
+    </w:p>
+    <w:p>
+      <w:pPr>
+        <w:spacing w:line="336" w:lineRule="auto" w:after="180"/>
+        <w:shd w:fill="F5F1FB"/>
+      </w:pPr>
+      <w:r>
+        <w:rPr>
+          <w:b w:val="0"/>
+        </w:rPr>
+        <w:t xml:space="preserve">SELF-CHECK  □ I explained the </w:t>
+      </w:r>
+      <w:r>
+        <w:rPr>
+          <w:b/>
+        </w:rPr>
+        <w:t>mechanism</w:t>
+      </w:r>
+      <w:r>
+        <w:rPr>
+          <w:b w:val="0"/>
+        </w:rPr>
+        <w:t xml:space="preserve">  □ I used </w:t>
+      </w:r>
+      <w:r>
+        <w:rPr>
+          <w:b/>
+        </w:rPr>
+        <w:t>evidence</w:t>
+      </w:r>
+      <w:r>
+        <w:rPr>
+          <w:b w:val="0"/>
+        </w:rPr>
+        <w:t xml:space="preserve">  □ I tested a fresh case  □ I named a limitation  □ I can answer ‘why?’</w:t>
       </w:r>
     </w:p>
     <w:p>
@@ -3594,6 +6163,11 @@
       </w:r>
     </w:p>
     <w:p>
+      <w:r>
+        <w:t>Revisit the complete Nearest Neighbor Reasoning case for supported practice. Repeated examples do not become fresh assessments.</w:t>
+      </w:r>
+    </w:p>
+    <w:p>
       <w:pPr>
         <w:pStyle w:val="Heading3"/>
       </w:pPr>
@@ -3602,7 +6176,13 @@
       </w:r>
     </w:p>
     <w:p>
-      <w:r>
+      <w:pPr>
+        <w:spacing w:line="336" w:lineRule="auto" w:after="180"/>
+      </w:pPr>
+      <w:r>
+        <w:rPr>
+          <w:b w:val="0"/>
+        </w:rPr>
         <w:t>Use the supplied details to practise the weekly concept before attempting the independent question. This case extends the illustrated lesson.</w:t>
       </w:r>
     </w:p>
@@ -3615,7 +6195,13 @@
       </w:r>
     </w:p>
     <w:p>
-      <w:r>
+      <w:pPr>
+        <w:spacing w:line="336" w:lineRule="auto" w:after="180"/>
+      </w:pPr>
+      <w:r>
+        <w:rPr>
+          <w:b w:val="0"/>
+        </w:rPr>
         <w:t>A=[1,1] liked, B=[1,0] disliked, C=[0,0] disliked; query=[0,1].</w:t>
       </w:r>
     </w:p>
@@ -3628,8 +6214,38 @@
       </w:r>
     </w:p>
     <w:p>
-      <w:r>
-        <w:t>Find nearest neighbours using differing-trait distance and k=1.</w:t>
+      <w:pPr>
+        <w:spacing w:line="336" w:lineRule="auto" w:after="180"/>
+      </w:pPr>
+      <w:r>
+        <w:rPr>
+          <w:b w:val="0"/>
+        </w:rPr>
+        <w:t xml:space="preserve">Find nearest </w:t>
+      </w:r>
+      <w:r>
+        <w:rPr>
+          <w:b/>
+        </w:rPr>
+        <w:t>neighbour</w:t>
+      </w:r>
+      <w:r>
+        <w:rPr>
+          <w:b w:val="0"/>
+        </w:rPr>
+        <w:t xml:space="preserve">s using differing-trait </w:t>
+      </w:r>
+      <w:r>
+        <w:rPr>
+          <w:b/>
+        </w:rPr>
+        <w:t>distance</w:t>
+      </w:r>
+      <w:r>
+        <w:rPr>
+          <w:b w:val="0"/>
+        </w:rPr>
+        <w:t xml:space="preserve"> and k=1.</w:t>
       </w:r>
     </w:p>
     <w:p>
@@ -3641,8 +6257,38 @@
       </w:r>
     </w:p>
     <w:p>
-      <w:r>
-        <w:t>A and C tie at distance one; B is distance two. Conflicting nearest labels require a predefined tie policy or uncertainty.</w:t>
+      <w:pPr>
+        <w:spacing w:line="336" w:lineRule="auto" w:after="180"/>
+      </w:pPr>
+      <w:r>
+        <w:rPr>
+          <w:b w:val="0"/>
+        </w:rPr>
+        <w:t xml:space="preserve">A and C tie at </w:t>
+      </w:r>
+      <w:r>
+        <w:rPr>
+          <w:b/>
+        </w:rPr>
+        <w:t>distance</w:t>
+      </w:r>
+      <w:r>
+        <w:rPr>
+          <w:b w:val="0"/>
+        </w:rPr>
+        <w:t xml:space="preserve"> one; B is </w:t>
+      </w:r>
+      <w:r>
+        <w:rPr>
+          <w:b/>
+        </w:rPr>
+        <w:t>distance</w:t>
+      </w:r>
+      <w:r>
+        <w:rPr>
+          <w:b w:val="0"/>
+        </w:rPr>
+        <w:t xml:space="preserve"> two. Conflicting nearest labels require a predefined tie policy or uncertainty.</w:t>
       </w:r>
     </w:p>
     <w:p>
@@ -3654,7 +6300,14 @@
       </w:r>
     </w:p>
     <w:p>
-      <w:r>
+      <w:pPr>
+        <w:spacing w:line="336" w:lineRule="auto" w:after="180"/>
+        <w:shd w:fill="F5F1FB"/>
+      </w:pPr>
+      <w:r>
+        <w:rPr>
+          <w:b w:val="0"/>
+        </w:rPr>
         <w:t>Which detail supports the answer, and why does it matter?</w:t>
       </w:r>
     </w:p>
@@ -3810,18 +6463,84 @@
       </w:tr>
     </w:tbl>
     <w:p>
-      <w:r>
+      <w:pPr>
+        <w:spacing w:line="336" w:lineRule="auto" w:after="180"/>
+      </w:pPr>
+      <w:r>
+        <w:rPr>
+          <w:b w:val="0"/>
+        </w:rPr>
         <w:t>A=[1,1] liked, B=[1,0] disliked, C=[0,0] disliked; query=[0,1].</w:t>
       </w:r>
     </w:p>
     <w:p>
-      <w:r>
-        <w:t>Find nearest neighbours using differing-trait distance and k=1.</w:t>
-      </w:r>
-    </w:p>
-    <w:p>
-      <w:r>
-        <w:t>A and C tie at distance one; B is distance two. Conflicting nearest labels require a predefined tie policy or uncertainty.</w:t>
+      <w:pPr>
+        <w:spacing w:line="336" w:lineRule="auto" w:after="180"/>
+      </w:pPr>
+      <w:r>
+        <w:rPr>
+          <w:b w:val="0"/>
+        </w:rPr>
+        <w:t xml:space="preserve">Find nearest </w:t>
+      </w:r>
+      <w:r>
+        <w:rPr>
+          <w:b/>
+        </w:rPr>
+        <w:t>neighbour</w:t>
+      </w:r>
+      <w:r>
+        <w:rPr>
+          <w:b w:val="0"/>
+        </w:rPr>
+        <w:t xml:space="preserve">s using differing-trait </w:t>
+      </w:r>
+      <w:r>
+        <w:rPr>
+          <w:b/>
+        </w:rPr>
+        <w:t>distance</w:t>
+      </w:r>
+      <w:r>
+        <w:rPr>
+          <w:b w:val="0"/>
+        </w:rPr>
+        <w:t xml:space="preserve"> and k=1.</w:t>
+      </w:r>
+    </w:p>
+    <w:p>
+      <w:pPr>
+        <w:spacing w:line="336" w:lineRule="auto" w:after="180"/>
+      </w:pPr>
+      <w:r>
+        <w:rPr>
+          <w:b w:val="0"/>
+        </w:rPr>
+        <w:t xml:space="preserve">A and C tie at </w:t>
+      </w:r>
+      <w:r>
+        <w:rPr>
+          <w:b/>
+        </w:rPr>
+        <w:t>distance</w:t>
+      </w:r>
+      <w:r>
+        <w:rPr>
+          <w:b w:val="0"/>
+        </w:rPr>
+        <w:t xml:space="preserve"> one; B is </w:t>
+      </w:r>
+      <w:r>
+        <w:rPr>
+          <w:b/>
+        </w:rPr>
+        <w:t>distance</w:t>
+      </w:r>
+      <w:r>
+        <w:rPr>
+          <w:b w:val="0"/>
+        </w:rPr>
+        <w:t xml:space="preserve"> two. Conflicting nearest labels require a predefined tie policy or uncertainty.</w:t>
       </w:r>
     </w:p>
     <w:p>
@@ -3833,6 +6552,11 @@
       </w:r>
     </w:p>
     <w:p>
+      <w:r>
+        <w:t>Attempt the reserved new case before feedback. Record support; the earlier examples below remain additional practice.</w:t>
+      </w:r>
+    </w:p>
+    <w:p>
       <w:pPr>
         <w:pStyle w:val="Heading3"/>
       </w:pPr>
@@ -3841,8 +6565,85 @@
       </w:r>
     </w:p>
     <w:p>
-      <w:r>
-        <w:t>New training rows are P at 1 cm clear, Q at 5 blocked, R at 7 blocked, S at 11 clear, T at 13 blocked. For query 6, give all distances, order the IDs by distance then alphabetically, and predict with k=1 and k=3. Using the same training pool and k=3, score validation (6,blocked),(10,clear),(12,blocked). Compare the training-majority baseline.</w:t>
+      <w:pPr>
+        <w:spacing w:line="336" w:lineRule="auto" w:after="180"/>
+      </w:pPr>
+      <w:r>
+        <w:rPr>
+          <w:b w:val="0"/>
+        </w:rPr>
+        <w:t xml:space="preserve">New </w:t>
+      </w:r>
+      <w:r>
+        <w:rPr>
+          <w:b/>
+        </w:rPr>
+        <w:t>training</w:t>
+      </w:r>
+      <w:r>
+        <w:rPr>
+          <w:b w:val="0"/>
+        </w:rPr>
+        <w:t xml:space="preserve"> rows are P at 1 cm clear, Q at 5 blocked, R at 7 blocked, S at 11 clear, T at 13 blocked. For query 6, give all </w:t>
+      </w:r>
+      <w:r>
+        <w:rPr>
+          <w:b/>
+        </w:rPr>
+        <w:t>distance</w:t>
+      </w:r>
+      <w:r>
+        <w:rPr>
+          <w:b w:val="0"/>
+        </w:rPr>
+        <w:t xml:space="preserve">s, order the IDs by </w:t>
+      </w:r>
+      <w:r>
+        <w:rPr>
+          <w:b/>
+        </w:rPr>
+        <w:t>distance</w:t>
+      </w:r>
+      <w:r>
+        <w:rPr>
+          <w:b w:val="0"/>
+        </w:rPr>
+        <w:t xml:space="preserve"> then alphabetically, and predict with k=1 and k=3.</w:t>
+      </w:r>
+    </w:p>
+    <w:p>
+      <w:pPr>
+        <w:spacing w:line="336" w:lineRule="auto" w:after="180"/>
+      </w:pPr>
+      <w:r>
+        <w:rPr>
+          <w:b w:val="0"/>
+        </w:rPr>
+        <w:t xml:space="preserve">Using the same </w:t>
+      </w:r>
+      <w:r>
+        <w:rPr>
+          <w:b/>
+        </w:rPr>
+        <w:t>training</w:t>
+      </w:r>
+      <w:r>
+        <w:rPr>
+          <w:b w:val="0"/>
+        </w:rPr>
+        <w:t xml:space="preserve"> pool and k=3, score validation (6,blocked),(10,clear),(12,blocked). Compare the </w:t>
+      </w:r>
+      <w:r>
+        <w:rPr>
+          <w:b/>
+        </w:rPr>
+        <w:t>training</w:t>
+      </w:r>
+      <w:r>
+        <w:rPr>
+          <w:b w:val="0"/>
+        </w:rPr>
+        <w:t>-majority baseline.</w:t>
       </w:r>
     </w:p>
     <w:p>
@@ -3889,7 +6690,13 @@
       </w:r>
     </w:p>
     <w:p>
-      <w:r>
+      <w:pPr>
+        <w:spacing w:line="336" w:lineRule="auto" w:after="180"/>
+      </w:pPr>
+      <w:r>
+        <w:rPr>
+          <w:b w:val="0"/>
+        </w:rPr>
         <w:t>Attempt this case before feedback. Record any help. Earlier examples below are further practice; a case already practised with feedback cannot establish fresh transfer.</w:t>
       </w:r>
     </w:p>
@@ -3902,18 +6709,72 @@
       </w:r>
     </w:p>
     <w:p>
-      <w:r>
+      <w:pPr>
+        <w:spacing w:line="336" w:lineRule="auto" w:after="180"/>
+      </w:pPr>
+      <w:r>
+        <w:rPr>
+          <w:b w:val="0"/>
+        </w:rPr>
         <w:t>Close the worked explanation. Apply the idea to this different question without copying.</w:t>
       </w:r>
     </w:p>
     <w:p>
-      <w:r>
-        <w:t>Training items have one numeric feature: A=2 with label short, B=8 with label long. A new item has value 6. Use absolute distance to choose its nearest neighbour.</w:t>
-      </w:r>
-    </w:p>
-    <w:p>
-      <w:r>
-        <w:t>My answer, with a trace, calculation or supporting evidence</w:t>
+      <w:pPr>
+        <w:spacing w:line="336" w:lineRule="auto" w:after="180"/>
+      </w:pPr>
+      <w:r>
+        <w:rPr>
+          <w:b/>
+        </w:rPr>
+        <w:t>Training</w:t>
+      </w:r>
+      <w:r>
+        <w:rPr>
+          <w:b w:val="0"/>
+        </w:rPr>
+        <w:t xml:space="preserve"> items have one numeric feature: A=2 with label short, B=8 with label long. A new item has value 6. Use absolute </w:t>
+      </w:r>
+      <w:r>
+        <w:rPr>
+          <w:b/>
+        </w:rPr>
+        <w:t>distance</w:t>
+      </w:r>
+      <w:r>
+        <w:rPr>
+          <w:b w:val="0"/>
+        </w:rPr>
+        <w:t xml:space="preserve"> to choose its nearest </w:t>
+      </w:r>
+      <w:r>
+        <w:rPr>
+          <w:b/>
+        </w:rPr>
+        <w:t>neighbour</w:t>
+      </w:r>
+      <w:r>
+        <w:rPr>
+          <w:b w:val="0"/>
+        </w:rPr>
+        <w:t>.</w:t>
+      </w:r>
+    </w:p>
+    <w:p>
+      <w:pPr>
+        <w:spacing w:line="336" w:lineRule="auto" w:after="180"/>
+      </w:pPr>
+      <w:r>
+        <w:rPr>
+          <w:b w:val="0"/>
+        </w:rPr>
+        <w:t xml:space="preserve">My answer, with a trace, calculation or supporting </w:t>
+      </w:r>
+      <w:r>
+        <w:rPr>
+          <w:b/>
+        </w:rPr>
+        <w:t>evidence</w:t>
       </w:r>
     </w:p>
     <w:p>
@@ -3958,13 +6819,37 @@
       </w:r>
     </w:p>
     <w:p>
-      <w:r>
+      <w:pPr>
+        <w:spacing w:line="336" w:lineRule="auto" w:after="180"/>
+      </w:pPr>
+      <w:r>
+        <w:rPr>
+          <w:b w:val="0"/>
+        </w:rPr>
         <w:t>Change one relevant detail. Predict the result before testing. Include a boundary or missing-information case when it helps reveal a limit.</w:t>
       </w:r>
     </w:p>
     <w:p>
-      <w:r>
-        <w:t>My changed input and expected result</w:t>
+      <w:pPr>
+        <w:spacing w:line="336" w:lineRule="auto" w:after="180"/>
+      </w:pPr>
+      <w:r>
+        <w:rPr>
+          <w:b w:val="0"/>
+        </w:rPr>
+        <w:t xml:space="preserve">My changed </w:t>
+      </w:r>
+      <w:r>
+        <w:rPr>
+          <w:b/>
+        </w:rPr>
+        <w:t>input</w:t>
+      </w:r>
+      <w:r>
+        <w:rPr>
+          <w:b w:val="0"/>
+        </w:rPr>
+        <w:t xml:space="preserve"> and expected result</w:t>
       </w:r>
     </w:p>
     <w:p>
@@ -4009,13 +6894,61 @@
       </w:r>
     </w:p>
     <w:p>
-      <w:r>
-        <w:t>Use neighboring liked books as evidence, while explaining which traits created closeness.</w:t>
-      </w:r>
-    </w:p>
-    <w:p>
-      <w:r>
-        <w:t>The evidence I will keep</w:t>
+      <w:pPr>
+        <w:spacing w:line="336" w:lineRule="auto" w:after="180"/>
+      </w:pPr>
+      <w:r>
+        <w:rPr>
+          <w:b w:val="0"/>
+        </w:rPr>
+        <w:t xml:space="preserve">Use </w:t>
+      </w:r>
+      <w:r>
+        <w:rPr>
+          <w:b/>
+        </w:rPr>
+        <w:t>neighbor</w:t>
+      </w:r>
+      <w:r>
+        <w:rPr>
+          <w:b w:val="0"/>
+        </w:rPr>
+        <w:t xml:space="preserve">ing liked books as </w:t>
+      </w:r>
+      <w:r>
+        <w:rPr>
+          <w:b/>
+        </w:rPr>
+        <w:t>evidence</w:t>
+      </w:r>
+      <w:r>
+        <w:rPr>
+          <w:b w:val="0"/>
+        </w:rPr>
+        <w:t>, while explaining which traits created closeness.</w:t>
+      </w:r>
+    </w:p>
+    <w:p>
+      <w:pPr>
+        <w:spacing w:line="336" w:lineRule="auto" w:after="180"/>
+      </w:pPr>
+      <w:r>
+        <w:rPr>
+          <w:b w:val="0"/>
+        </w:rPr>
+        <w:t xml:space="preserve">The </w:t>
+      </w:r>
+      <w:r>
+        <w:rPr>
+          <w:b/>
+        </w:rPr>
+        <w:t>evidence</w:t>
+      </w:r>
+      <w:r>
+        <w:rPr>
+          <w:b w:val="0"/>
+        </w:rPr>
+        <w:t xml:space="preserve"> I will keep</w:t>
       </w:r>
     </w:p>
     <w:p>
@@ -4052,8 +6985,26 @@
       </w:r>
     </w:p>
     <w:p>
-      <w:r>
-        <w:t>Your teacher has the independent answer and scoring criteria. Complete the matching workbook week to keep your practice evidence together.</w:t>
+      <w:pPr>
+        <w:spacing w:line="336" w:lineRule="auto" w:after="180"/>
+      </w:pPr>
+      <w:r>
+        <w:rPr>
+          <w:b w:val="0"/>
+        </w:rPr>
+        <w:t xml:space="preserve">Your teacher has the independent answer and scoring criteria. Complete the matching workbook week to keep your practice </w:t>
+      </w:r>
+      <w:r>
+        <w:rPr>
+          <w:b/>
+        </w:rPr>
+        <w:t>evidence</w:t>
+      </w:r>
+      <w:r>
+        <w:rPr>
+          <w:b w:val="0"/>
+        </w:rPr>
+        <w:t xml:space="preserve"> together.</w:t>
       </w:r>
     </w:p>
     <w:p>
@@ -4065,8 +7016,38 @@
       </w:r>
     </w:p>
     <w:p>
-      <w:r>
-        <w:t>A query has nearest books A and B at distance 1, with conflicting labels; C is distance 2. A program chooses whichever row occurs first. Explain the risk and define a reproducible alternative.</w:t>
+      <w:pPr>
+        <w:spacing w:line="336" w:lineRule="auto" w:after="180"/>
+      </w:pPr>
+      <w:r>
+        <w:rPr>
+          <w:b w:val="0"/>
+        </w:rPr>
+        <w:t xml:space="preserve">A query has nearest books A and B at </w:t>
+      </w:r>
+      <w:r>
+        <w:rPr>
+          <w:b/>
+        </w:rPr>
+        <w:t>distance</w:t>
+      </w:r>
+      <w:r>
+        <w:rPr>
+          <w:b w:val="0"/>
+        </w:rPr>
+        <w:t xml:space="preserve"> 1, with conflicting labels; C is </w:t>
+      </w:r>
+      <w:r>
+        <w:rPr>
+          <w:b/>
+        </w:rPr>
+        <w:t>distance</w:t>
+      </w:r>
+      <w:r>
+        <w:rPr>
+          <w:b w:val="0"/>
+        </w:rPr>
+        <w:t xml:space="preserve"> 2. A program chooses whichever row occurs first. Explain the risk and define a reproducible alternative.</w:t>
       </w:r>
     </w:p>
     <w:p>
@@ -4121,8 +7102,25 @@
       </w:r>
     </w:p>
     <w:p>
-      <w:r>
-        <w:t>Attempt the independent case before hints. Record whether you worked alone, used a hint or followed a model. After feedback, fix the first unsupported step and explain why it changed. A later check uses a changed case, not a copied answer.</w:t>
+      <w:pPr>
+        <w:spacing w:line="336" w:lineRule="auto" w:after="180"/>
+      </w:pPr>
+      <w:r>
+        <w:rPr>
+          <w:b w:val="0"/>
+        </w:rPr>
+        <w:t>Attempt the independent case before hints. Record whether you worked alone, used a hint or followed a model. After feedback, fix the first unsupported step and explain why it changed.</w:t>
+      </w:r>
+    </w:p>
+    <w:p>
+      <w:pPr>
+        <w:spacing w:line="336" w:lineRule="auto" w:after="180"/>
+      </w:pPr>
+      <w:r>
+        <w:rPr>
+          <w:b w:val="0"/>
+        </w:rPr>
+        <w:t>A later check uses a changed case, not a copied answer.</w:t>
       </w:r>
     </w:p>
     <w:p>
@@ -4135,6 +7133,17 @@
     </w:p>
     <w:p>
       <w:r>
+        <w:t>Use this map to navigate Nearest Neighbor Reasoning, connect the goals to tasks and keep one evidence record for each attempt.</w:t>
+      </w:r>
+    </w:p>
+    <w:p>
+      <w:pPr>
+        <w:spacing w:line="336" w:lineRule="auto" w:after="180"/>
+      </w:pPr>
+      <w:r>
+        <w:rPr>
+          <w:b w:val="0"/>
+        </w:rPr>
         <w:t>Start with this question: A fictional one-feature classifier predicts compact or extended book format.</w:t>
       </w:r>
     </w:p>
@@ -4241,13 +7250,61 @@
       </w:tr>
     </w:tbl>
     <w:p>
-      <w:r>
-        <w:t>Remember → watch and explain → try with help → investigate → try independently → keep project evidence. Your teacher may spread this lesson across several classes.</w:t>
-      </w:r>
-    </w:p>
-    <w:p>
-      <w:r>
-        <w:t>Keep your first prediction. Compare it with what the evidence shows and explain any change.</w:t>
+      <w:pPr>
+        <w:spacing w:line="336" w:lineRule="auto" w:after="180"/>
+      </w:pPr>
+      <w:r>
+        <w:rPr>
+          <w:b w:val="0"/>
+        </w:rPr>
+        <w:t xml:space="preserve">Remember → watch and explain → try with help → investigate → try independently → keep project </w:t>
+      </w:r>
+      <w:r>
+        <w:rPr>
+          <w:b/>
+        </w:rPr>
+        <w:t>evidence</w:t>
+      </w:r>
+      <w:r>
+        <w:rPr>
+          <w:b w:val="0"/>
+        </w:rPr>
+        <w:t>. Your teacher may spread this lesson across several classes.</w:t>
+      </w:r>
+    </w:p>
+    <w:p>
+      <w:pPr>
+        <w:spacing w:line="336" w:lineRule="auto" w:after="180"/>
+      </w:pPr>
+      <w:r>
+        <w:rPr>
+          <w:b w:val="0"/>
+        </w:rPr>
+        <w:t xml:space="preserve">Keep your first </w:t>
+      </w:r>
+      <w:r>
+        <w:rPr>
+          <w:b/>
+        </w:rPr>
+        <w:t>prediction</w:t>
+      </w:r>
+      <w:r>
+        <w:rPr>
+          <w:b w:val="0"/>
+        </w:rPr>
+        <w:t xml:space="preserve">. Compare it with what the </w:t>
+      </w:r>
+      <w:r>
+        <w:rPr>
+          <w:b/>
+        </w:rPr>
+        <w:t>evidence</w:t>
+      </w:r>
+      <w:r>
+        <w:rPr>
+          <w:b w:val="0"/>
+        </w:rPr>
+        <w:t xml:space="preserve"> shows and explain any change.</w:t>
       </w:r>
     </w:p>
     <w:p>
@@ -4260,7 +7317,54 @@
     </w:p>
     <w:p>
       <w:r>
-        <w:t>Close your notes. Explain this goal in your own words: Compute absolute distances and rank training neighbours</w:t>
+        <w:t>Explain Nearest Neighbor Reasoning without notes, identify a remaining question and plan a later check with a changed case.</w:t>
+      </w:r>
+    </w:p>
+    <w:p>
+      <w:pPr>
+        <w:spacing w:line="336" w:lineRule="auto" w:after="180"/>
+      </w:pPr>
+      <w:r>
+        <w:rPr>
+          <w:b w:val="0"/>
+        </w:rPr>
+        <w:t xml:space="preserve">Close your notes. Explain this goal in your own words: Compute absolute </w:t>
+      </w:r>
+      <w:r>
+        <w:rPr>
+          <w:b/>
+        </w:rPr>
+        <w:t>distance</w:t>
+      </w:r>
+      <w:r>
+        <w:rPr>
+          <w:b w:val="0"/>
+        </w:rPr>
+        <w:t xml:space="preserve">s and rank </w:t>
+      </w:r>
+      <w:r>
+        <w:rPr>
+          <w:b/>
+        </w:rPr>
+        <w:t>training</w:t>
+      </w:r>
+      <w:r>
+        <w:rPr>
+          <w:b w:val="0"/>
+        </w:rPr>
+        <w:t xml:space="preserve"> </w:t>
+      </w:r>
+      <w:r>
+        <w:rPr>
+          <w:b/>
+        </w:rPr>
+        <w:t>neighbour</w:t>
+      </w:r>
+      <w:r>
+        <w:rPr>
+          <w:b w:val="0"/>
+        </w:rPr>
+        <w:t>s</w:t>
       </w:r>
     </w:p>
     <w:p>
@@ -4297,13 +7401,61 @@
       </w:r>
     </w:p>
     <w:p>
-      <w:r>
-        <w:t>If you are unsure, return to the worked picture and explain one arrow. If you are ready, change an input or assumption and justify your prediction.</w:t>
-      </w:r>
-    </w:p>
-    <w:p>
-      <w:r>
-        <w:t>Save your workbook evidence. At the next review, try a different case before opening your old answer.</w:t>
+      <w:pPr>
+        <w:spacing w:line="336" w:lineRule="auto" w:after="180"/>
+      </w:pPr>
+      <w:r>
+        <w:rPr>
+          <w:b w:val="0"/>
+        </w:rPr>
+        <w:t xml:space="preserve">If you are unsure, return to the worked picture and explain one arrow. If you are ready, change an </w:t>
+      </w:r>
+      <w:r>
+        <w:rPr>
+          <w:b/>
+        </w:rPr>
+        <w:t>input</w:t>
+      </w:r>
+      <w:r>
+        <w:rPr>
+          <w:b w:val="0"/>
+        </w:rPr>
+        <w:t xml:space="preserve"> or assumption and justify your </w:t>
+      </w:r>
+      <w:r>
+        <w:rPr>
+          <w:b/>
+        </w:rPr>
+        <w:t>prediction</w:t>
+      </w:r>
+      <w:r>
+        <w:rPr>
+          <w:b w:val="0"/>
+        </w:rPr>
+        <w:t>.</w:t>
+      </w:r>
+    </w:p>
+    <w:p>
+      <w:pPr>
+        <w:spacing w:line="336" w:lineRule="auto" w:after="180"/>
+      </w:pPr>
+      <w:r>
+        <w:rPr>
+          <w:b w:val="0"/>
+        </w:rPr>
+        <w:t xml:space="preserve">Save your workbook </w:t>
+      </w:r>
+      <w:r>
+        <w:rPr>
+          <w:b/>
+        </w:rPr>
+        <w:t>evidence</w:t>
+      </w:r>
+      <w:r>
+        <w:rPr>
+          <w:b w:val="0"/>
+        </w:rPr>
+        <w:t>. At the next review, try a different case before opening your old answer.</w:t>
       </w:r>
     </w:p>
     <w:p>
@@ -4316,11 +7468,28 @@
     </w:p>
     <w:p>
       <w:r>
+        <w:t>Attempt supported questions before using hints or feedback. Review a missing building block, then keep the completed work.</w:t>
+      </w:r>
+    </w:p>
+    <w:p>
+      <w:pPr>
+        <w:spacing w:line="336" w:lineRule="auto" w:after="180"/>
+      </w:pPr>
+      <w:r>
+        <w:rPr>
+          <w:b w:val="0"/>
+        </w:rPr>
         <w:t>Use this supported practice once, in the browser or on paper. Keep the reserved independent assessment for a separate first attempt before teacher feedback.</w:t>
       </w:r>
     </w:p>
     <w:p>
-      <w:r>
+      <w:pPr>
+        <w:spacing w:line="336" w:lineRule="auto" w:after="180"/>
+      </w:pPr>
+      <w:r>
+        <w:rPr>
+          <w:b w:val="0"/>
+        </w:rPr>
         <w:t>A fictional one-feature classifier predicts compact or extended book format.</w:t>
       </w:r>
     </w:p>
@@ -4333,28 +7502,110 @@
       </w:r>
     </w:p>
     <w:p>
-      <w:r>
-        <w:t>Which labelled step matches this detail? B,C,A vote extended,compact,compact: predict compact.</w:t>
-      </w:r>
-    </w:p>
-    <w:p>
-      <w:r>
-        <w:t>1. k=1 prediction</w:t>
-      </w:r>
-    </w:p>
-    <w:p>
-      <w:r>
-        <w:t>2. Order neighbours</w:t>
-      </w:r>
-    </w:p>
-    <w:p>
-      <w:r>
-        <w:t>3. k=3 prediction</w:t>
-      </w:r>
-    </w:p>
-    <w:p>
-      <w:r>
-        <w:t>4. Measure distances</w:t>
+      <w:pPr>
+        <w:spacing w:line="336" w:lineRule="auto" w:after="180"/>
+      </w:pPr>
+      <w:r>
+        <w:rPr>
+          <w:b w:val="0"/>
+        </w:rPr>
+        <w:t xml:space="preserve">Which labelled step matches this detail? B,C,A </w:t>
+      </w:r>
+      <w:r>
+        <w:rPr>
+          <w:b/>
+        </w:rPr>
+        <w:t>vote</w:t>
+      </w:r>
+      <w:r>
+        <w:rPr>
+          <w:b w:val="0"/>
+        </w:rPr>
+        <w:t xml:space="preserve"> extended,compact,compact: predict compact.</w:t>
+      </w:r>
+    </w:p>
+    <w:p>
+      <w:pPr>
+        <w:spacing w:line="336" w:lineRule="auto" w:after="180"/>
+        <w:shd w:fill="F4F9FC"/>
+      </w:pPr>
+      <w:r>
+        <w:rPr>
+          <w:b w:val="0"/>
+        </w:rPr>
+        <w:t xml:space="preserve">1. k=1 </w:t>
+      </w:r>
+      <w:r>
+        <w:rPr>
+          <w:b/>
+        </w:rPr>
+        <w:t>prediction</w:t>
+      </w:r>
+    </w:p>
+    <w:p>
+      <w:pPr>
+        <w:spacing w:line="336" w:lineRule="auto" w:after="180"/>
+        <w:shd w:fill="F4F9FC"/>
+      </w:pPr>
+      <w:r>
+        <w:rPr>
+          <w:b w:val="0"/>
+        </w:rPr>
+        <w:t xml:space="preserve">2. Order </w:t>
+      </w:r>
+      <w:r>
+        <w:rPr>
+          <w:b/>
+        </w:rPr>
+        <w:t>neighbour</w:t>
+      </w:r>
+      <w:r>
+        <w:rPr>
+          <w:b w:val="0"/>
+        </w:rPr>
+        <w:t>s</w:t>
+      </w:r>
+    </w:p>
+    <w:p>
+      <w:pPr>
+        <w:spacing w:line="336" w:lineRule="auto" w:after="180"/>
+        <w:shd w:fill="F4F9FC"/>
+      </w:pPr>
+      <w:r>
+        <w:rPr>
+          <w:b w:val="0"/>
+        </w:rPr>
+        <w:t xml:space="preserve">3. k=3 </w:t>
+      </w:r>
+      <w:r>
+        <w:rPr>
+          <w:b/>
+        </w:rPr>
+        <w:t>prediction</w:t>
+      </w:r>
+    </w:p>
+    <w:p>
+      <w:pPr>
+        <w:spacing w:line="336" w:lineRule="auto" w:after="180"/>
+        <w:shd w:fill="F4F9FC"/>
+      </w:pPr>
+      <w:r>
+        <w:rPr>
+          <w:b w:val="0"/>
+        </w:rPr>
+        <w:t xml:space="preserve">4. Measure </w:t>
+      </w:r>
+      <w:r>
+        <w:rPr>
+          <w:b/>
+        </w:rPr>
+        <w:t>distance</w:t>
+      </w:r>
+      <w:r>
+        <w:rPr>
+          <w:b w:val="0"/>
+        </w:rPr>
+        <w:t>s</w:t>
       </w:r>
     </w:p>
     <w:p>
@@ -4391,40 +7642,238 @@
       </w:r>
     </w:p>
     <w:p>
-      <w:r>
+      <w:pPr>
+        <w:pStyle w:val="Heading3"/>
+      </w:pPr>
+      <w:r>
+        <w:t>Hint · try first</w:t>
+      </w:r>
+    </w:p>
+    <w:p>
+      <w:pPr>
+        <w:spacing w:line="336" w:lineRule="auto" w:after="180"/>
+        <w:shd w:fill="F1F6F8"/>
+      </w:pPr>
+      <w:r>
+        <w:rPr>
+          <w:b w:val="0"/>
+        </w:rPr>
         <w:t>Hint if needed: Read the steps in the pictorial case. Match the supplied detail to the stage that performs or records it.</w:t>
       </w:r>
     </w:p>
     <w:p>
-      <w:r>
-        <w:t>After your attempt, compare with the supported explanation: k=3 prediction B,C,A vote extended,compact,compact: predict compact. Changing k changes how many training neighbours vote, even though all distances remain fixed. The query’s reference label must not enter the stored pool before predicting. Tie policies make ordering reproducible; without them, list order could unexpectedly determine the single-neighbour result.</w:t>
-      </w:r>
-    </w:p>
-    <w:p>
       <w:pPr>
         <w:pStyle w:val="Heading3"/>
       </w:pPr>
       <w:r>
+        <w:t>Feedback · compare after trying</w:t>
+      </w:r>
+    </w:p>
+    <w:p>
+      <w:pPr>
+        <w:spacing w:line="336" w:lineRule="auto" w:after="180"/>
+        <w:shd w:fill="F1F6FC"/>
+      </w:pPr>
+      <w:r>
+        <w:rPr>
+          <w:b w:val="0"/>
+        </w:rPr>
+        <w:t xml:space="preserve">After your attempt, compare with the supported explanation: k=3 </w:t>
+      </w:r>
+      <w:r>
+        <w:rPr>
+          <w:b/>
+        </w:rPr>
+        <w:t>prediction</w:t>
+      </w:r>
+      <w:r>
+        <w:rPr>
+          <w:b w:val="0"/>
+        </w:rPr>
+        <w:t xml:space="preserve"> B,C,A </w:t>
+      </w:r>
+      <w:r>
+        <w:rPr>
+          <w:b/>
+        </w:rPr>
+        <w:t>vote</w:t>
+      </w:r>
+      <w:r>
+        <w:rPr>
+          <w:b w:val="0"/>
+        </w:rPr>
+        <w:t xml:space="preserve"> extended,compact,compact: predict compact. Changing k changes how many </w:t>
+      </w:r>
+      <w:r>
+        <w:rPr>
+          <w:b/>
+        </w:rPr>
+        <w:t>training</w:t>
+      </w:r>
+      <w:r>
+        <w:rPr>
+          <w:b w:val="0"/>
+        </w:rPr>
+        <w:t xml:space="preserve"> </w:t>
+      </w:r>
+      <w:r>
+        <w:rPr>
+          <w:b/>
+        </w:rPr>
+        <w:t>neighbour</w:t>
+      </w:r>
+      <w:r>
+        <w:rPr>
+          <w:b w:val="0"/>
+        </w:rPr>
+        <w:t xml:space="preserve">s </w:t>
+      </w:r>
+      <w:r>
+        <w:rPr>
+          <w:b/>
+        </w:rPr>
+        <w:t>vote</w:t>
+      </w:r>
+      <w:r>
+        <w:rPr>
+          <w:b w:val="0"/>
+        </w:rPr>
+        <w:t xml:space="preserve">, even though all </w:t>
+      </w:r>
+      <w:r>
+        <w:rPr>
+          <w:b/>
+        </w:rPr>
+        <w:t>distance</w:t>
+      </w:r>
+      <w:r>
+        <w:rPr>
+          <w:b w:val="0"/>
+        </w:rPr>
+        <w:t>s remain fixed.</w:t>
+      </w:r>
+    </w:p>
+    <w:p>
+      <w:pPr>
+        <w:spacing w:line="336" w:lineRule="auto" w:after="180"/>
+        <w:shd w:fill="F1F6FC"/>
+      </w:pPr>
+      <w:r>
+        <w:rPr>
+          <w:b w:val="0"/>
+        </w:rPr>
+        <w:t>The query’s reference label must not enter the stored pool before predicting. Tie policies make ordering reproducible; without them, list order could unexpectedly determine the single-</w:t>
+      </w:r>
+      <w:r>
+        <w:rPr>
+          <w:b/>
+        </w:rPr>
+        <w:t>neighbour</w:t>
+      </w:r>
+      <w:r>
+        <w:rPr>
+          <w:b w:val="0"/>
+        </w:rPr>
+        <w:t xml:space="preserve"> result.</w:t>
+      </w:r>
+    </w:p>
+    <w:p>
+      <w:pPr>
+        <w:pStyle w:val="Heading3"/>
+      </w:pPr>
+      <w:r>
         <w:t>Practice 2: explain the deciding evidence</w:t>
       </w:r>
     </w:p>
     <w:p>
-      <w:r>
-        <w:t>Changed-case practice: Move query from 7 to 9 while keeping training fixed. Which conclusion is supported by the supplied facts?</w:t>
-      </w:r>
-    </w:p>
-    <w:p>
-      <w:r>
-        <w:t>1. This one example guarantees correct results for every future input.</w:t>
-      </w:r>
-    </w:p>
-    <w:p>
-      <w:r>
-        <w:t>2. We can decide the result without examining the changed input or the procedure.</w:t>
-      </w:r>
-    </w:p>
-    <w:p>
-      <w:r>
+      <w:pPr>
+        <w:pStyle w:val="Heading3"/>
+      </w:pPr>
+      <w:r>
+        <w:t>Changed case · predict first</w:t>
+      </w:r>
+    </w:p>
+    <w:p>
+      <w:pPr>
+        <w:spacing w:line="336" w:lineRule="auto" w:after="180"/>
+        <w:shd w:fill="F5F1FB"/>
+      </w:pPr>
+      <w:r>
+        <w:rPr>
+          <w:b w:val="0"/>
+        </w:rPr>
+        <w:t xml:space="preserve">Changed-case practice: Move query from 7 to 9 while keeping </w:t>
+      </w:r>
+      <w:r>
+        <w:rPr>
+          <w:b/>
+        </w:rPr>
+        <w:t>training</w:t>
+      </w:r>
+      <w:r>
+        <w:rPr>
+          <w:b w:val="0"/>
+        </w:rPr>
+        <w:t xml:space="preserve"> fixed. Which conclusion is supported by the supplied facts?</w:t>
+      </w:r>
+    </w:p>
+    <w:p>
+      <w:pPr>
+        <w:spacing w:line="336" w:lineRule="auto" w:after="180"/>
+        <w:shd w:fill="F4F9FC"/>
+      </w:pPr>
+      <w:r>
+        <w:rPr>
+          <w:b w:val="0"/>
+        </w:rPr>
+        <w:t xml:space="preserve">1. This one example guarantees correct results for every future </w:t>
+      </w:r>
+      <w:r>
+        <w:rPr>
+          <w:b/>
+        </w:rPr>
+        <w:t>input</w:t>
+      </w:r>
+      <w:r>
+        <w:rPr>
+          <w:b w:val="0"/>
+        </w:rPr>
+        <w:t>.</w:t>
+      </w:r>
+    </w:p>
+    <w:p>
+      <w:pPr>
+        <w:spacing w:line="336" w:lineRule="auto" w:after="180"/>
+        <w:shd w:fill="F4F9FC"/>
+      </w:pPr>
+      <w:r>
+        <w:rPr>
+          <w:b w:val="0"/>
+        </w:rPr>
+        <w:t xml:space="preserve">2. We can decide the result without examining the changed </w:t>
+      </w:r>
+      <w:r>
+        <w:rPr>
+          <w:b/>
+        </w:rPr>
+        <w:t>input</w:t>
+      </w:r>
+      <w:r>
+        <w:rPr>
+          <w:b w:val="0"/>
+        </w:rPr>
+        <w:t xml:space="preserve"> or the procedure.</w:t>
+      </w:r>
+    </w:p>
+    <w:p>
+      <w:pPr>
+        <w:spacing w:line="336" w:lineRule="auto" w:after="180"/>
+        <w:shd w:fill="F4F9FC"/>
+      </w:pPr>
+      <w:r>
+        <w:rPr>
+          <w:b w:val="0"/>
+        </w:rPr>
         <w:t>3. Order becomes C,B,D,A; k=1 predicts compact and k=3 predicts extended.</w:t>
       </w:r>
     </w:p>
@@ -4462,36 +7911,202 @@
       </w:r>
     </w:p>
     <w:p>
-      <w:r>
+      <w:pPr>
+        <w:pStyle w:val="Heading3"/>
+      </w:pPr>
+      <w:r>
+        <w:t>Hint · try first</w:t>
+      </w:r>
+    </w:p>
+    <w:p>
+      <w:pPr>
+        <w:spacing w:line="336" w:lineRule="auto" w:after="180"/>
+        <w:shd w:fill="F1F6F8"/>
+      </w:pPr>
+      <w:r>
+        <w:rPr>
+          <w:b w:val="0"/>
+        </w:rPr>
         <w:t>Hint if needed: Use the changed condition and the deciding step in the pictorial trace. The answer must say what follows from those facts.</w:t>
       </w:r>
     </w:p>
     <w:p>
-      <w:r>
-        <w:t>After your attempt, compare with the supported explanation: Order becomes C,B,D,A; k=1 predicts compact and k=3 predicts extended. Distances are C=1,B=3,D=3,A=7; B beats D by the ID tie rule.</w:t>
-      </w:r>
-    </w:p>
-    <w:p>
       <w:pPr>
         <w:pStyle w:val="Heading3"/>
       </w:pPr>
       <w:r>
+        <w:t>Feedback · compare after trying</w:t>
+      </w:r>
+    </w:p>
+    <w:p>
+      <w:pPr>
+        <w:spacing w:line="336" w:lineRule="auto" w:after="180"/>
+        <w:shd w:fill="F1F6FC"/>
+      </w:pPr>
+      <w:r>
+        <w:rPr>
+          <w:b w:val="0"/>
+        </w:rPr>
+        <w:t xml:space="preserve">After your attempt, compare with the supported explanation: Order becomes C,B,D,A; k=1 predicts compact and k=3 predicts extended. </w:t>
+      </w:r>
+      <w:r>
+        <w:rPr>
+          <w:b/>
+        </w:rPr>
+        <w:t>Distance</w:t>
+      </w:r>
+      <w:r>
+        <w:rPr>
+          <w:b w:val="0"/>
+        </w:rPr>
+        <w:t xml:space="preserve">s are C=1,B=3,D=3,A=7; B beats D by the ID </w:t>
+      </w:r>
+      <w:r>
+        <w:rPr>
+          <w:b/>
+        </w:rPr>
+        <w:t>tie rule</w:t>
+      </w:r>
+      <w:r>
+        <w:rPr>
+          <w:b w:val="0"/>
+        </w:rPr>
+        <w:t>.</w:t>
+      </w:r>
+    </w:p>
+    <w:p>
+      <w:pPr>
+        <w:pStyle w:val="Heading3"/>
+      </w:pPr>
+      <w:r>
         <w:t>Repair a missing building block</w:t>
       </w:r>
     </w:p>
     <w:p>
-      <w:r>
-        <w:t>Review Similarity by Selected Traits (ai-2/21). Goal: Represent items with numeric features. Short practice: Explain why B ceases to be a closest option without any candidate data changing.. Return to this week and explain what you changed.</w:t>
-      </w:r>
-    </w:p>
-    <w:p>
-      <w:r>
-        <w:t>Review Sampling and Representation (ai-2/19). Goal: Define a question and target population. Short practice: Can 80% response be reported as 80% of the whole grade responding?. Return to this week and explain what you changed.</w:t>
-      </w:r>
-    </w:p>
-    <w:p>
-      <w:r>
-        <w:t>Review Overfitting Intuition (ai-2/16). Goal: Compare training and validation evidence for model capacity. Short practice: Does zero training error justify choosing Complex in the original record?. Return to this week and explain what you changed.</w:t>
+      <w:pPr>
+        <w:spacing w:line="336" w:lineRule="auto" w:after="180"/>
+      </w:pPr>
+      <w:r>
+        <w:rPr>
+          <w:b w:val="0"/>
+        </w:rPr>
+        <w:t>Review Similarity by Selected Traits (ai-2/21). Goal: Represent items with numeric features. Short practice: Explain why B ceases to be a closest option without any candidate data changing..</w:t>
+      </w:r>
+    </w:p>
+    <w:p>
+      <w:pPr>
+        <w:spacing w:line="336" w:lineRule="auto" w:after="180"/>
+      </w:pPr>
+      <w:r>
+        <w:rPr>
+          <w:b w:val="0"/>
+        </w:rPr>
+        <w:t>Return to this week and explain what you changed.</w:t>
+      </w:r>
+    </w:p>
+    <w:p>
+      <w:pPr>
+        <w:spacing w:line="336" w:lineRule="auto" w:after="180"/>
+      </w:pPr>
+      <w:r>
+        <w:rPr>
+          <w:b w:val="0"/>
+        </w:rPr>
+        <w:t xml:space="preserve">Review Sampling and Representation (ai-2/19). Goal: Define a question and target population. Short practice: Can </w:t>
+      </w:r>
+      <w:r>
+        <w:rPr>
+          <w:b/>
+        </w:rPr>
+        <w:t>80%</w:t>
+      </w:r>
+      <w:r>
+        <w:rPr>
+          <w:b w:val="0"/>
+        </w:rPr>
+        <w:t xml:space="preserve"> response be reported as </w:t>
+      </w:r>
+      <w:r>
+        <w:rPr>
+          <w:b/>
+        </w:rPr>
+        <w:t>80%</w:t>
+      </w:r>
+      <w:r>
+        <w:rPr>
+          <w:b w:val="0"/>
+        </w:rPr>
+        <w:t xml:space="preserve"> of the whole grade responding?. Return to this week and explain what you changed.</w:t>
+      </w:r>
+    </w:p>
+    <w:p>
+      <w:pPr>
+        <w:spacing w:line="336" w:lineRule="auto" w:after="180"/>
+      </w:pPr>
+      <w:r>
+        <w:rPr>
+          <w:b w:val="0"/>
+        </w:rPr>
+        <w:t>Review Over</w:t>
+      </w:r>
+      <w:r>
+        <w:rPr>
+          <w:b/>
+        </w:rPr>
+        <w:t>fitting</w:t>
+      </w:r>
+      <w:r>
+        <w:rPr>
+          <w:b w:val="0"/>
+        </w:rPr>
+        <w:t xml:space="preserve"> Intuition (ai-2/16). Goal: Compare </w:t>
+      </w:r>
+      <w:r>
+        <w:rPr>
+          <w:b/>
+        </w:rPr>
+        <w:t>training</w:t>
+      </w:r>
+      <w:r>
+        <w:rPr>
+          <w:b w:val="0"/>
+        </w:rPr>
+        <w:t xml:space="preserve"> and validation </w:t>
+      </w:r>
+      <w:r>
+        <w:rPr>
+          <w:b/>
+        </w:rPr>
+        <w:t>evidence</w:t>
+      </w:r>
+      <w:r>
+        <w:rPr>
+          <w:b w:val="0"/>
+        </w:rPr>
+        <w:t xml:space="preserve"> for model capacity. Short practice: Does zero </w:t>
+      </w:r>
+      <w:r>
+        <w:rPr>
+          <w:b/>
+        </w:rPr>
+        <w:t>training</w:t>
+      </w:r>
+      <w:r>
+        <w:rPr>
+          <w:b w:val="0"/>
+        </w:rPr>
+        <w:t xml:space="preserve"> error justify choosing Complex in the original record?.</w:t>
+      </w:r>
+    </w:p>
+    <w:p>
+      <w:pPr>
+        <w:spacing w:line="336" w:lineRule="auto" w:after="180"/>
+      </w:pPr>
+      <w:r>
+        <w:rPr>
+          <w:b w:val="0"/>
+        </w:rPr>
+        <w:t>Return to this week and explain what you changed.</w:t>
       </w:r>
     </w:p>
     <w:p>
@@ -4503,8 +8118,61 @@
       </w:r>
     </w:p>
     <w:p>
-      <w:r>
-        <w:t>The browser lab lets you edit the supported Python examples already included in this lesson. Predict first, run, inspect the actual output or error, change one input, then run again. Keep code, predictions, actual results and a reasoned revision together. On paper, label your result as a trace rather than an execution.</w:t>
+      <w:pPr>
+        <w:spacing w:line="336" w:lineRule="auto" w:after="180"/>
+      </w:pPr>
+      <w:r>
+        <w:rPr>
+          <w:b w:val="0"/>
+        </w:rPr>
+        <w:t xml:space="preserve">The browser lab lets you edit the supported Python examples already included in this lesson. Predict first, run, inspect the actual </w:t>
+      </w:r>
+      <w:r>
+        <w:rPr>
+          <w:b/>
+        </w:rPr>
+        <w:t>output</w:t>
+      </w:r>
+      <w:r>
+        <w:rPr>
+          <w:b w:val="0"/>
+        </w:rPr>
+        <w:t xml:space="preserve"> or error, change one </w:t>
+      </w:r>
+      <w:r>
+        <w:rPr>
+          <w:b/>
+        </w:rPr>
+        <w:t>input</w:t>
+      </w:r>
+      <w:r>
+        <w:rPr>
+          <w:b w:val="0"/>
+        </w:rPr>
+        <w:t>, then run again.</w:t>
+      </w:r>
+    </w:p>
+    <w:p>
+      <w:pPr>
+        <w:spacing w:line="336" w:lineRule="auto" w:after="180"/>
+      </w:pPr>
+      <w:r>
+        <w:rPr>
+          <w:b w:val="0"/>
+        </w:rPr>
+        <w:t xml:space="preserve">Keep code, </w:t>
+      </w:r>
+      <w:r>
+        <w:rPr>
+          <w:b/>
+        </w:rPr>
+        <w:t>prediction</w:t>
+      </w:r>
+      <w:r>
+        <w:rPr>
+          <w:b w:val="0"/>
+        </w:rPr>
+        <w:t>s, actual results and a reasoned revision together. On paper, label your result as a trace rather than an execution.</w:t>
       </w:r>
     </w:p>
     <w:p>
@@ -4516,8 +8184,833 @@
       </w:r>
     </w:p>
     <w:p>
-      <w:r>
-        <w:t>Use Download completed work in the hosted lesson to export your answers, reflections, practice feedback and code-run evidence. Open the HTML copy to read or print it. Drafts stay in this browser when storage is available; clear drafts on a shared device.</w:t>
+      <w:pPr>
+        <w:spacing w:line="336" w:lineRule="auto" w:after="180"/>
+      </w:pPr>
+      <w:r>
+        <w:rPr>
+          <w:b w:val="0"/>
+        </w:rPr>
+        <w:t xml:space="preserve">Use Download completed work in the hosted lesson to export your answers, reflections, practice feedback and code-run </w:t>
+      </w:r>
+      <w:r>
+        <w:rPr>
+          <w:b/>
+        </w:rPr>
+        <w:t>evidence</w:t>
+      </w:r>
+      <w:r>
+        <w:rPr>
+          <w:b w:val="0"/>
+        </w:rPr>
+        <w:t>. Open the HTML copy to read or print it.</w:t>
+      </w:r>
+    </w:p>
+    <w:p>
+      <w:pPr>
+        <w:spacing w:line="336" w:lineRule="auto" w:after="180"/>
+      </w:pPr>
+      <w:r>
+        <w:rPr>
+          <w:b w:val="0"/>
+        </w:rPr>
+        <w:t>Drafts stay in this browser when storage is available; clear drafts on a shared device.</w:t>
+      </w:r>
+    </w:p>
+    <w:p>
+      <w:pPr>
+        <w:pStyle w:val="Heading1"/>
+      </w:pPr>
+      <w:r>
+        <w:t>18. Visual concept journey</w:t>
+      </w:r>
+    </w:p>
+    <w:p>
+      <w:r>
+        <w:t>Explain each Nearest Neighbor Reasoning graphic using its labels, deciding evidence and relevant limitation.</w:t>
+      </w:r>
+    </w:p>
+    <w:p>
+      <w:pPr>
+        <w:pStyle w:val="Heading3"/>
+      </w:pPr>
+      <w:r>
+        <w:t>01. Nearest Neighbor Reasoning: the case</w:t>
+      </w:r>
+    </w:p>
+    <w:p>
+      <w:r>
+        <w:drawing>
+          <wp:inline xmlns:a="http://schemas.openxmlformats.org/drawingml/2006/main" xmlns:pic="http://schemas.openxmlformats.org/drawingml/2006/picture">
+            <wp:extent cx="5486400" cy="2840736"/>
+            <wp:docPr id="23" name="Picture 23" descr="A fictional one-feature classifier predicts compact or extended book format. Supplied facts: Stored training rows: A at 2 units compact, B at 6 extended, C at 8 compact, D at 12 extended. Query is 7. Distance is absolute difference; ties sort by ID; tied category vote chooses compact."/>
+            <wp:cNvGraphicFramePr>
+              <a:graphicFrameLocks noChangeAspect="1"/>
+            </wp:cNvGraphicFramePr>
+            <a:graphic>
+              <a:graphicData uri="http://schemas.openxmlformats.org/drawingml/2006/picture">
+                <pic:pic>
+                  <pic:nvPicPr>
+                    <pic:cNvPr id="0" name="academy-story-ai-2-22-01.png"/>
+                    <pic:cNvPicPr/>
+                  </pic:nvPicPr>
+                  <pic:blipFill>
+                    <a:blip r:embed="rId30"/>
+                    <a:stretch>
+                      <a:fillRect/>
+                    </a:stretch>
+                  </pic:blipFill>
+                  <pic:spPr>
+                    <a:xfrm>
+                      <a:off x="0" y="0"/>
+                      <a:ext cx="5486400" cy="2840736"/>
+                    </a:xfrm>
+                    <a:prstGeom prst="rect"/>
+                  </pic:spPr>
+                </pic:pic>
+              </a:graphicData>
+            </a:graphic>
+          </wp:inline>
+        </w:drawing>
+      </w:r>
+    </w:p>
+    <w:p>
+      <w:pPr>
+        <w:spacing w:line="336" w:lineRule="auto" w:after="180"/>
+      </w:pPr>
+      <w:r>
+        <w:rPr>
+          <w:b w:val="0"/>
+        </w:rPr>
+        <w:t xml:space="preserve">A fictional one-feature classifier predicts compact or extended book format. Supplied facts: Stored </w:t>
+      </w:r>
+      <w:r>
+        <w:rPr>
+          <w:b/>
+        </w:rPr>
+        <w:t>training</w:t>
+      </w:r>
+      <w:r>
+        <w:rPr>
+          <w:b w:val="0"/>
+        </w:rPr>
+        <w:t xml:space="preserve"> rows: A at 2 units compact, B at 6 extended, C at 8 compact, D at 12 extended. Query is 7.</w:t>
+      </w:r>
+    </w:p>
+    <w:p>
+      <w:pPr>
+        <w:spacing w:line="336" w:lineRule="auto" w:after="180"/>
+      </w:pPr>
+      <w:r>
+        <w:rPr>
+          <w:b/>
+        </w:rPr>
+        <w:t>Distance</w:t>
+      </w:r>
+      <w:r>
+        <w:rPr>
+          <w:b w:val="0"/>
+        </w:rPr>
+        <w:t xml:space="preserve"> is absolute difference; ties sort by ID; tied category </w:t>
+      </w:r>
+      <w:r>
+        <w:rPr>
+          <w:b/>
+        </w:rPr>
+        <w:t>vote</w:t>
+      </w:r>
+      <w:r>
+        <w:rPr>
+          <w:b w:val="0"/>
+        </w:rPr>
+        <w:t xml:space="preserve"> chooses compact.</w:t>
+      </w:r>
+    </w:p>
+    <w:p>
+      <w:pPr>
+        <w:spacing w:line="336" w:lineRule="auto" w:after="180"/>
+        <w:shd w:fill="F5F1FB"/>
+      </w:pPr>
+      <w:r>
+        <w:rPr>
+          <w:b w:val="0"/>
+        </w:rPr>
+        <w:t>Point to the given fact that matters most. Explain why it matters.</w:t>
+      </w:r>
+    </w:p>
+    <w:p>
+      <w:pPr>
+        <w:pStyle w:val="Heading3"/>
+      </w:pPr>
+      <w:r>
+        <w:t>02. Follow the deciding steps</w:t>
+      </w:r>
+    </w:p>
+    <w:p>
+      <w:r>
+        <w:drawing>
+          <wp:inline xmlns:a="http://schemas.openxmlformats.org/drawingml/2006/main" xmlns:pic="http://schemas.openxmlformats.org/drawingml/2006/picture">
+            <wp:extent cx="5486400" cy="4005072"/>
+            <wp:docPr id="24" name="Picture 24" descr="Measure distances: From 7: A=5, B=1, C=1, D=5. → Order neighbours: Distance then ID gives B,C,A,D. → k=1 prediction: First neighbour B is extended: predict extended. → k=3 prediction: B,C,A vote extended,compact,compact: predict compact."/>
+            <wp:cNvGraphicFramePr>
+              <a:graphicFrameLocks noChangeAspect="1"/>
+            </wp:cNvGraphicFramePr>
+            <a:graphic>
+              <a:graphicData uri="http://schemas.openxmlformats.org/drawingml/2006/picture">
+                <pic:pic>
+                  <pic:nvPicPr>
+                    <pic:cNvPr id="0" name="academy-story-ai-2-22-02.png"/>
+                    <pic:cNvPicPr/>
+                  </pic:nvPicPr>
+                  <pic:blipFill>
+                    <a:blip r:embed="rId31"/>
+                    <a:stretch>
+                      <a:fillRect/>
+                    </a:stretch>
+                  </pic:blipFill>
+                  <pic:spPr>
+                    <a:xfrm>
+                      <a:off x="0" y="0"/>
+                      <a:ext cx="5486400" cy="4005072"/>
+                    </a:xfrm>
+                    <a:prstGeom prst="rect"/>
+                  </pic:spPr>
+                </pic:pic>
+              </a:graphicData>
+            </a:graphic>
+          </wp:inline>
+        </w:drawing>
+      </w:r>
+    </w:p>
+    <w:p>
+      <w:pPr>
+        <w:spacing w:line="336" w:lineRule="auto" w:after="180"/>
+      </w:pPr>
+      <w:r>
+        <w:rPr>
+          <w:b w:val="0"/>
+        </w:rPr>
+        <w:t xml:space="preserve">Measure </w:t>
+      </w:r>
+      <w:r>
+        <w:rPr>
+          <w:b/>
+        </w:rPr>
+        <w:t>distance</w:t>
+      </w:r>
+      <w:r>
+        <w:rPr>
+          <w:b w:val="0"/>
+        </w:rPr>
+        <w:t xml:space="preserve">s: From 7: A=5, B=1, C=1, D=5. → Order </w:t>
+      </w:r>
+      <w:r>
+        <w:rPr>
+          <w:b/>
+        </w:rPr>
+        <w:t>neighbour</w:t>
+      </w:r>
+      <w:r>
+        <w:rPr>
+          <w:b w:val="0"/>
+        </w:rPr>
+        <w:t xml:space="preserve">s: </w:t>
+      </w:r>
+      <w:r>
+        <w:rPr>
+          <w:b/>
+        </w:rPr>
+        <w:t>Distance</w:t>
+      </w:r>
+      <w:r>
+        <w:rPr>
+          <w:b w:val="0"/>
+        </w:rPr>
+        <w:t xml:space="preserve"> then ID gives B,C,A,D. → k=1 </w:t>
+      </w:r>
+      <w:r>
+        <w:rPr>
+          <w:b/>
+        </w:rPr>
+        <w:t>prediction</w:t>
+      </w:r>
+      <w:r>
+        <w:rPr>
+          <w:b w:val="0"/>
+        </w:rPr>
+        <w:t xml:space="preserve">: First </w:t>
+      </w:r>
+      <w:r>
+        <w:rPr>
+          <w:b/>
+        </w:rPr>
+        <w:t>neighbour</w:t>
+      </w:r>
+      <w:r>
+        <w:rPr>
+          <w:b w:val="0"/>
+        </w:rPr>
+        <w:t xml:space="preserve"> B is extended: predict extended. → k=3 </w:t>
+      </w:r>
+      <w:r>
+        <w:rPr>
+          <w:b/>
+        </w:rPr>
+        <w:t>prediction</w:t>
+      </w:r>
+      <w:r>
+        <w:rPr>
+          <w:b w:val="0"/>
+        </w:rPr>
+        <w:t xml:space="preserve">: B,C,A </w:t>
+      </w:r>
+      <w:r>
+        <w:rPr>
+          <w:b/>
+        </w:rPr>
+        <w:t>vote</w:t>
+      </w:r>
+      <w:r>
+        <w:rPr>
+          <w:b w:val="0"/>
+        </w:rPr>
+        <w:t xml:space="preserve"> extended,compact,compact: predict compact.</w:t>
+      </w:r>
+    </w:p>
+    <w:p>
+      <w:pPr>
+        <w:spacing w:line="336" w:lineRule="auto" w:after="180"/>
+        <w:shd w:fill="F5F1FB"/>
+      </w:pPr>
+      <w:r>
+        <w:rPr>
+          <w:b w:val="0"/>
+        </w:rPr>
+        <w:t xml:space="preserve">Point to each numbered stage and explain which recorded </w:t>
+      </w:r>
+      <w:r>
+        <w:rPr>
+          <w:b/>
+        </w:rPr>
+        <w:t>input</w:t>
+      </w:r>
+      <w:r>
+        <w:rPr>
+          <w:b w:val="0"/>
+        </w:rPr>
+        <w:t xml:space="preserve"> it uses.</w:t>
+      </w:r>
+    </w:p>
+    <w:p>
+      <w:pPr>
+        <w:pStyle w:val="Heading3"/>
+      </w:pPr>
+      <w:r>
+        <w:t>03. Distances from query 7</w:t>
+      </w:r>
+    </w:p>
+    <w:p>
+      <w:r>
+        <w:drawing>
+          <wp:inline xmlns:a="http://schemas.openxmlformats.org/drawingml/2006/main" xmlns:pic="http://schemas.openxmlformats.org/drawingml/2006/picture">
+            <wp:extent cx="5486400" cy="3584448"/>
+            <wp:docPr id="25" name="Picture 25" descr="Distances from query 7. Units: absolute distance units. A at 2: 5. B at 6: 1. C at 8: 1. D at 12: 5."/>
+            <wp:cNvGraphicFramePr>
+              <a:graphicFrameLocks noChangeAspect="1"/>
+            </wp:cNvGraphicFramePr>
+            <a:graphic>
+              <a:graphicData uri="http://schemas.openxmlformats.org/drawingml/2006/picture">
+                <pic:pic>
+                  <pic:nvPicPr>
+                    <pic:cNvPr id="0" name="academy-story-ai-2-22-03.png"/>
+                    <pic:cNvPicPr/>
+                  </pic:nvPicPr>
+                  <pic:blipFill>
+                    <a:blip r:embed="rId32"/>
+                    <a:stretch>
+                      <a:fillRect/>
+                    </a:stretch>
+                  </pic:blipFill>
+                  <pic:spPr>
+                    <a:xfrm>
+                      <a:off x="0" y="0"/>
+                      <a:ext cx="5486400" cy="3584448"/>
+                    </a:xfrm>
+                    <a:prstGeom prst="rect"/>
+                  </pic:spPr>
+                </pic:pic>
+              </a:graphicData>
+            </a:graphic>
+          </wp:inline>
+        </w:drawing>
+      </w:r>
+    </w:p>
+    <w:p>
+      <w:pPr>
+        <w:spacing w:line="336" w:lineRule="auto" w:after="180"/>
+      </w:pPr>
+      <w:r>
+        <w:rPr>
+          <w:b/>
+        </w:rPr>
+        <w:t>Distance</w:t>
+      </w:r>
+      <w:r>
+        <w:rPr>
+          <w:b w:val="0"/>
+        </w:rPr>
+        <w:t xml:space="preserve">s from query 7. Units: absolute </w:t>
+      </w:r>
+      <w:r>
+        <w:rPr>
+          <w:b/>
+        </w:rPr>
+        <w:t>distance</w:t>
+      </w:r>
+      <w:r>
+        <w:rPr>
+          <w:b w:val="0"/>
+        </w:rPr>
+        <w:t xml:space="preserve"> units. A at 2: 5. B at 6: 1. C at 8: 1. D at 12: 5.</w:t>
+      </w:r>
+    </w:p>
+    <w:p>
+      <w:pPr>
+        <w:spacing w:line="336" w:lineRule="auto" w:after="180"/>
+        <w:shd w:fill="F5F1FB"/>
+      </w:pPr>
+      <w:r>
+        <w:rPr>
+          <w:b w:val="0"/>
+        </w:rPr>
+        <w:t>Read the labels and values. Explain the relationship the model shows.</w:t>
+      </w:r>
+    </w:p>
+    <w:p>
+      <w:pPr>
+        <w:pStyle w:val="Heading3"/>
+      </w:pPr>
+      <w:r>
+        <w:t>04. Change one thing. Trace what follows.</w:t>
+      </w:r>
+    </w:p>
+    <w:p>
+      <w:r>
+        <w:drawing>
+          <wp:inline xmlns:a="http://schemas.openxmlformats.org/drawingml/2006/main" xmlns:pic="http://schemas.openxmlformats.org/drawingml/2006/picture">
+            <wp:extent cx="5486400" cy="3026664"/>
+            <wp:docPr id="26" name="Picture 26" descr="Original case: B,C,A vote extended,compact,compact: predict compact. Changed condition: Move query from 7 to 9 while keeping training fixed. Expected result: Order becomes C,B,D,A; k=1 predicts compact and k=3 predicts extended. Reason: Distances are C=1,B=3,D=3,A=7; B beats D by the ID tie rule."/>
+            <wp:cNvGraphicFramePr>
+              <a:graphicFrameLocks noChangeAspect="1"/>
+            </wp:cNvGraphicFramePr>
+            <a:graphic>
+              <a:graphicData uri="http://schemas.openxmlformats.org/drawingml/2006/picture">
+                <pic:pic>
+                  <pic:nvPicPr>
+                    <pic:cNvPr id="0" name="academy-story-ai-2-22-04.png"/>
+                    <pic:cNvPicPr/>
+                  </pic:nvPicPr>
+                  <pic:blipFill>
+                    <a:blip r:embed="rId33"/>
+                    <a:stretch>
+                      <a:fillRect/>
+                    </a:stretch>
+                  </pic:blipFill>
+                  <pic:spPr>
+                    <a:xfrm>
+                      <a:off x="0" y="0"/>
+                      <a:ext cx="5486400" cy="3026664"/>
+                    </a:xfrm>
+                    <a:prstGeom prst="rect"/>
+                  </pic:spPr>
+                </pic:pic>
+              </a:graphicData>
+            </a:graphic>
+          </wp:inline>
+        </w:drawing>
+      </w:r>
+    </w:p>
+    <w:p>
+      <w:pPr>
+        <w:spacing w:line="336" w:lineRule="auto" w:after="180"/>
+      </w:pPr>
+      <w:r>
+        <w:rPr>
+          <w:b w:val="0"/>
+        </w:rPr>
+        <w:t xml:space="preserve">Original case: B,C,A </w:t>
+      </w:r>
+      <w:r>
+        <w:rPr>
+          <w:b/>
+        </w:rPr>
+        <w:t>vote</w:t>
+      </w:r>
+      <w:r>
+        <w:rPr>
+          <w:b w:val="0"/>
+        </w:rPr>
+        <w:t xml:space="preserve"> extended,compact,compact: predict compact. Changed condition: Move query from 7 to 9 while keeping </w:t>
+      </w:r>
+      <w:r>
+        <w:rPr>
+          <w:b/>
+        </w:rPr>
+        <w:t>training</w:t>
+      </w:r>
+      <w:r>
+        <w:rPr>
+          <w:b w:val="0"/>
+        </w:rPr>
+        <w:t xml:space="preserve"> fixed.</w:t>
+      </w:r>
+    </w:p>
+    <w:p>
+      <w:pPr>
+        <w:spacing w:line="336" w:lineRule="auto" w:after="180"/>
+      </w:pPr>
+      <w:r>
+        <w:rPr>
+          <w:b w:val="0"/>
+        </w:rPr>
+        <w:t xml:space="preserve">Expected result: Order becomes C,B,D,A; k=1 predicts compact and k=3 predicts extended. Reason: </w:t>
+      </w:r>
+      <w:r>
+        <w:rPr>
+          <w:b/>
+        </w:rPr>
+        <w:t>Distance</w:t>
+      </w:r>
+      <w:r>
+        <w:rPr>
+          <w:b w:val="0"/>
+        </w:rPr>
+        <w:t xml:space="preserve">s are C=1,B=3,D=3,A=7; B beats D by the ID </w:t>
+      </w:r>
+      <w:r>
+        <w:rPr>
+          <w:b/>
+        </w:rPr>
+        <w:t>tie rule</w:t>
+      </w:r>
+      <w:r>
+        <w:rPr>
+          <w:b w:val="0"/>
+        </w:rPr>
+        <w:t>.</w:t>
+      </w:r>
+    </w:p>
+    <w:p>
+      <w:pPr>
+        <w:spacing w:line="336" w:lineRule="auto" w:after="180"/>
+        <w:shd w:fill="F5F1FB"/>
+      </w:pPr>
+      <w:r>
+        <w:rPr>
+          <w:b w:val="0"/>
+        </w:rPr>
+        <w:t>Predict before checking the worked changed-case result. Name what changed and what the supplied facts allow you to conclude.</w:t>
+      </w:r>
+    </w:p>
+    <w:p>
+      <w:pPr>
+        <w:pStyle w:val="Heading3"/>
+      </w:pPr>
+      <w:r>
+        <w:t>05. Connect the explanation to its limit</w:t>
+      </w:r>
+    </w:p>
+    <w:p>
+      <w:r>
+        <w:drawing>
+          <wp:inline xmlns:a="http://schemas.openxmlformats.org/drawingml/2006/main" xmlns:pic="http://schemas.openxmlformats.org/drawingml/2006/picture">
+            <wp:extent cx="5486400" cy="2834640"/>
+            <wp:docPr id="27" name="Picture 27" descr="Changing k changes how many training neighbours vote, even though all distances remain fixed. The query’s reference label must not enter the stored pool before predicting. Tie policies make ordering reproducible; without them, list order could unexpectedly determine the single-neighbour result. Limit: Nearest-neighbour votes depend on feature representation; they are not calibrated probabilities or guaranteed correct labels."/>
+            <wp:cNvGraphicFramePr>
+              <a:graphicFrameLocks noChangeAspect="1"/>
+            </wp:cNvGraphicFramePr>
+            <a:graphic>
+              <a:graphicData uri="http://schemas.openxmlformats.org/drawingml/2006/picture">
+                <pic:pic>
+                  <pic:nvPicPr>
+                    <pic:cNvPr id="0" name="academy-story-ai-2-22-05.png"/>
+                    <pic:cNvPicPr/>
+                  </pic:nvPicPr>
+                  <pic:blipFill>
+                    <a:blip r:embed="rId34"/>
+                    <a:stretch>
+                      <a:fillRect/>
+                    </a:stretch>
+                  </pic:blipFill>
+                  <pic:spPr>
+                    <a:xfrm>
+                      <a:off x="0" y="0"/>
+                      <a:ext cx="5486400" cy="2834640"/>
+                    </a:xfrm>
+                    <a:prstGeom prst="rect"/>
+                  </pic:spPr>
+                </pic:pic>
+              </a:graphicData>
+            </a:graphic>
+          </wp:inline>
+        </w:drawing>
+      </w:r>
+    </w:p>
+    <w:p>
+      <w:pPr>
+        <w:spacing w:line="336" w:lineRule="auto" w:after="180"/>
+      </w:pPr>
+      <w:r>
+        <w:rPr>
+          <w:b w:val="0"/>
+        </w:rPr>
+        <w:t xml:space="preserve">Changing k changes how many </w:t>
+      </w:r>
+      <w:r>
+        <w:rPr>
+          <w:b/>
+        </w:rPr>
+        <w:t>training</w:t>
+      </w:r>
+      <w:r>
+        <w:rPr>
+          <w:b w:val="0"/>
+        </w:rPr>
+        <w:t xml:space="preserve"> </w:t>
+      </w:r>
+      <w:r>
+        <w:rPr>
+          <w:b/>
+        </w:rPr>
+        <w:t>neighbour</w:t>
+      </w:r>
+      <w:r>
+        <w:rPr>
+          <w:b w:val="0"/>
+        </w:rPr>
+        <w:t xml:space="preserve">s </w:t>
+      </w:r>
+      <w:r>
+        <w:rPr>
+          <w:b/>
+        </w:rPr>
+        <w:t>vote</w:t>
+      </w:r>
+      <w:r>
+        <w:rPr>
+          <w:b w:val="0"/>
+        </w:rPr>
+        <w:t xml:space="preserve">, even though all </w:t>
+      </w:r>
+      <w:r>
+        <w:rPr>
+          <w:b/>
+        </w:rPr>
+        <w:t>distance</w:t>
+      </w:r>
+      <w:r>
+        <w:rPr>
+          <w:b w:val="0"/>
+        </w:rPr>
+        <w:t>s remain fixed. The query’s reference label must not enter the stored pool before predicting.</w:t>
+      </w:r>
+    </w:p>
+    <w:p>
+      <w:pPr>
+        <w:spacing w:line="336" w:lineRule="auto" w:after="180"/>
+      </w:pPr>
+      <w:r>
+        <w:rPr>
+          <w:b w:val="0"/>
+        </w:rPr>
+        <w:t>Tie policies make ordering reproducible; without them, list order could unexpectedly determine the single-</w:t>
+      </w:r>
+      <w:r>
+        <w:rPr>
+          <w:b/>
+        </w:rPr>
+        <w:t>neighbour</w:t>
+      </w:r>
+      <w:r>
+        <w:rPr>
+          <w:b w:val="0"/>
+        </w:rPr>
+        <w:t xml:space="preserve"> result.</w:t>
+      </w:r>
+    </w:p>
+    <w:p>
+      <w:pPr>
+        <w:spacing w:line="336" w:lineRule="auto" w:after="180"/>
+      </w:pPr>
+      <w:r>
+        <w:rPr>
+          <w:b w:val="0"/>
+        </w:rPr>
+        <w:t>Limit: Nearest-</w:t>
+      </w:r>
+      <w:r>
+        <w:rPr>
+          <w:b/>
+        </w:rPr>
+        <w:t>neighbour</w:t>
+      </w:r>
+      <w:r>
+        <w:rPr>
+          <w:b w:val="0"/>
+        </w:rPr>
+        <w:t xml:space="preserve"> </w:t>
+      </w:r>
+      <w:r>
+        <w:rPr>
+          <w:b/>
+        </w:rPr>
+        <w:t>vote</w:t>
+      </w:r>
+      <w:r>
+        <w:rPr>
+          <w:b w:val="0"/>
+        </w:rPr>
+        <w:t>s depend on feature representation; they are not calibrated probabilities or guaranteed correct labels.</w:t>
+      </w:r>
+    </w:p>
+    <w:p>
+      <w:pPr>
+        <w:spacing w:line="336" w:lineRule="auto" w:after="180"/>
+        <w:shd w:fill="F5F1FB"/>
+      </w:pPr>
+      <w:r>
+        <w:rPr>
+          <w:b w:val="0"/>
+        </w:rPr>
+        <w:t>Explain the case, then point to a limit on the claim.</w:t>
+      </w:r>
+    </w:p>
+    <w:p>
+      <w:pPr>
+        <w:pStyle w:val="Heading3"/>
+      </w:pPr>
+      <w:r>
+        <w:t>06. Make the idea visible in your project</w:t>
+      </w:r>
+    </w:p>
+    <w:p>
+      <w:r>
+        <w:drawing>
+          <wp:inline xmlns:a="http://schemas.openxmlformats.org/drawingml/2006/main" xmlns:pic="http://schemas.openxmlformats.org/drawingml/2006/picture">
+            <wp:extent cx="5486400" cy="3380232"/>
+            <wp:docPr id="28" name="Picture 28" descr="Retain recommender neighbour IDs, distances, k and tie decisions so similar-book explanations can be audited. Draw your input, deciding step, result and limit. Supported question: Why do k=1 and k=3 disagree for the original query?"/>
+            <wp:cNvGraphicFramePr>
+              <a:graphicFrameLocks noChangeAspect="1"/>
+            </wp:cNvGraphicFramePr>
+            <a:graphic>
+              <a:graphicData uri="http://schemas.openxmlformats.org/drawingml/2006/picture">
+                <pic:pic>
+                  <pic:nvPicPr>
+                    <pic:cNvPr id="0" name="academy-story-ai-2-22-06.png"/>
+                    <pic:cNvPicPr/>
+                  </pic:nvPicPr>
+                  <pic:blipFill>
+                    <a:blip r:embed="rId35"/>
+                    <a:stretch>
+                      <a:fillRect/>
+                    </a:stretch>
+                  </pic:blipFill>
+                  <pic:spPr>
+                    <a:xfrm>
+                      <a:off x="0" y="0"/>
+                      <a:ext cx="5486400" cy="3380232"/>
+                    </a:xfrm>
+                    <a:prstGeom prst="rect"/>
+                  </pic:spPr>
+                </pic:pic>
+              </a:graphicData>
+            </a:graphic>
+          </wp:inline>
+        </w:drawing>
+      </w:r>
+    </w:p>
+    <w:p>
+      <w:pPr>
+        <w:spacing w:line="336" w:lineRule="auto" w:after="180"/>
+        <w:shd w:fill="F5F1FB"/>
+      </w:pPr>
+      <w:r>
+        <w:rPr>
+          <w:b w:val="0"/>
+        </w:rPr>
+        <w:t xml:space="preserve">Retain recommender </w:t>
+      </w:r>
+      <w:r>
+        <w:rPr>
+          <w:b/>
+        </w:rPr>
+        <w:t>neighbour</w:t>
+      </w:r>
+      <w:r>
+        <w:rPr>
+          <w:b w:val="0"/>
+        </w:rPr>
+        <w:t xml:space="preserve"> IDs, </w:t>
+      </w:r>
+      <w:r>
+        <w:rPr>
+          <w:b/>
+        </w:rPr>
+        <w:t>distance</w:t>
+      </w:r>
+      <w:r>
+        <w:rPr>
+          <w:b w:val="0"/>
+        </w:rPr>
+        <w:t xml:space="preserve">s, k and tie decisions so similar-book explanations can be audited. Draw your </w:t>
+      </w:r>
+      <w:r>
+        <w:rPr>
+          <w:b/>
+        </w:rPr>
+        <w:t>input</w:t>
+      </w:r>
+      <w:r>
+        <w:rPr>
+          <w:b w:val="0"/>
+        </w:rPr>
+        <w:t>, deciding step, result and limit.</w:t>
+      </w:r>
+    </w:p>
+    <w:p>
+      <w:pPr>
+        <w:spacing w:line="336" w:lineRule="auto" w:after="180"/>
+        <w:shd w:fill="F5F1FB"/>
+      </w:pPr>
+      <w:r>
+        <w:rPr>
+          <w:b w:val="0"/>
+        </w:rPr>
+        <w:t>Supported question: Why do k=1 and k=3 disagree for the original query?</w:t>
+      </w:r>
+    </w:p>
+    <w:p>
+      <w:pPr>
+        <w:spacing w:line="336" w:lineRule="auto" w:after="180"/>
+        <w:shd w:fill="F5F1FB"/>
+      </w:pPr>
+      <w:r>
+        <w:rPr>
+          <w:b w:val="0"/>
+        </w:rPr>
+        <w:t xml:space="preserve">Draw your project trace and justify the deciding step using </w:t>
+      </w:r>
+      <w:r>
+        <w:rPr>
+          <w:b/>
+        </w:rPr>
+        <w:t>evidence</w:t>
+      </w:r>
+      <w:r>
+        <w:rPr>
+          <w:b w:val="0"/>
+        </w:rPr>
+        <w:t>.</w:t>
       </w:r>
     </w:p>
     <w:sectPr>
